--- a/Documentation/Whirlwind-Development-Environment.docx
+++ b/Documentation/Whirlwind-Development-Environment.docx
@@ -5404,7 +5404,15 @@
     </w:p>
     <w:p>
       <w:r>
-        <w:t xml:space="preserve">Names Matter (up to a point)…  </w:t>
+        <w:t xml:space="preserve">Names Matter (up to a </w:t>
+      </w:r>
+      <w:proofErr w:type="gramStart"/>
+      <w:r>
+        <w:t>point)…</w:t>
+      </w:r>
+      <w:proofErr w:type="gramEnd"/>
+      <w:r>
+        <w:t xml:space="preserve">  </w:t>
       </w:r>
       <w:r>
         <w:t>there are Simulators, there are Emulators.  Which is this?</w:t>
@@ -5931,31 +5939,49 @@
           <w:sz w:val="18"/>
           <w:szCs w:val="18"/>
         </w:rPr>
-        <w:t xml:space="preserve">  --Verbose, -v         print progress messages</w:t>
-      </w:r>
+        <w:t xml:space="preserve">  --Verbose, -v         print progress </w:t>
+      </w:r>
+      <w:proofErr w:type="gramStart"/>
       <w:r>
         <w:rPr>
           <w:rFonts w:ascii="Lucida Console" w:hAnsi="Lucida Console" w:cs="Lucida Console"/>
           <w:sz w:val="18"/>
           <w:szCs w:val="18"/>
         </w:rPr>
-        <w:t xml:space="preserve">  [currently none]</w:t>
-      </w:r>
-    </w:p>
-    <w:p>
-      <w:pPr>
+        <w:t>messages</w:t>
+      </w:r>
+      <w:r>
         <w:rPr>
           <w:rFonts w:ascii="Lucida Console" w:hAnsi="Lucida Console" w:cs="Lucida Console"/>
           <w:sz w:val="18"/>
           <w:szCs w:val="18"/>
         </w:rPr>
-      </w:pPr>
+        <w:t xml:space="preserve">  [</w:t>
+      </w:r>
+      <w:proofErr w:type="gramEnd"/>
       <w:r>
         <w:rPr>
           <w:rFonts w:ascii="Lucida Console" w:hAnsi="Lucida Console" w:cs="Lucida Console"/>
           <w:sz w:val="18"/>
           <w:szCs w:val="18"/>
         </w:rPr>
+        <w:t>currently none]</w:t>
+      </w:r>
+    </w:p>
+    <w:p>
+      <w:pPr>
+        <w:rPr>
+          <w:rFonts w:ascii="Lucida Console" w:hAnsi="Lucida Console" w:cs="Lucida Console"/>
+          <w:sz w:val="18"/>
+          <w:szCs w:val="18"/>
+        </w:rPr>
+      </w:pPr>
+      <w:r>
+        <w:rPr>
+          <w:rFonts w:ascii="Lucida Console" w:hAnsi="Lucida Console" w:cs="Lucida Console"/>
+          <w:sz w:val="18"/>
+          <w:szCs w:val="18"/>
+        </w:rPr>
         <w:t xml:space="preserve">  --Debug, -d           Print </w:t>
       </w:r>
       <w:proofErr w:type="spellStart"/>
@@ -5976,13 +6002,23 @@
         </w:rPr>
         <w:t xml:space="preserve"> debug info</w:t>
       </w:r>
+      <w:proofErr w:type="gramStart"/>
       <w:r>
         <w:rPr>
           <w:rFonts w:ascii="Lucida Console" w:hAnsi="Lucida Console" w:cs="Lucida Console"/>
           <w:sz w:val="18"/>
           <w:szCs w:val="18"/>
         </w:rPr>
-        <w:t xml:space="preserve">   [currently none]</w:t>
+        <w:t xml:space="preserve">   [</w:t>
+      </w:r>
+      <w:proofErr w:type="gramEnd"/>
+      <w:r>
+        <w:rPr>
+          <w:rFonts w:ascii="Lucida Console" w:hAnsi="Lucida Console" w:cs="Lucida Console"/>
+          <w:sz w:val="18"/>
+          <w:szCs w:val="18"/>
+        </w:rPr>
+        <w:t>currently none]</w:t>
       </w:r>
     </w:p>
     <w:p>
@@ -6108,10 +6144,12 @@
         <w:t xml:space="preserve">We’ll start with a basic example, </w:t>
       </w:r>
       <w:proofErr w:type="spellStart"/>
+      <w:proofErr w:type="gramStart"/>
       <w:r>
         <w:t>add.ww</w:t>
       </w:r>
       <w:proofErr w:type="spellEnd"/>
+      <w:proofErr w:type="gramEnd"/>
       <w:r>
         <w:t>:</w:t>
       </w:r>
@@ -6166,7 +6204,14 @@
         <w:rPr>
           <w:rFonts w:ascii="Consolas" w:hAnsi="Consolas"/>
         </w:rPr>
-        <w:t xml:space="preserve">          .</w:t>
+        <w:t xml:space="preserve">          </w:t>
+      </w:r>
+      <w:proofErr w:type="gramStart"/>
+      <w:r>
+        <w:rPr>
+          <w:rFonts w:ascii="Consolas" w:hAnsi="Consolas"/>
+        </w:rPr>
+        <w:t>.</w:t>
       </w:r>
       <w:proofErr w:type="spellStart"/>
       <w:r>
@@ -6176,6 +6221,7 @@
         <w:t>jumpto</w:t>
       </w:r>
       <w:proofErr w:type="spellEnd"/>
+      <w:proofErr w:type="gramEnd"/>
       <w:r>
         <w:rPr>
           <w:rFonts w:ascii="Consolas" w:hAnsi="Consolas"/>
@@ -6430,7 +6476,21 @@
         <w:rPr>
           <w:rFonts w:ascii="Consolas" w:hAnsi="Consolas"/>
         </w:rPr>
-        <w:t>x:        .word 10</w:t>
+        <w:t xml:space="preserve">x:      </w:t>
+      </w:r>
+      <w:proofErr w:type="gramStart"/>
+      <w:r>
+        <w:rPr>
+          <w:rFonts w:ascii="Consolas" w:hAnsi="Consolas"/>
+        </w:rPr>
+        <w:t xml:space="preserve">  .word</w:t>
+      </w:r>
+      <w:proofErr w:type="gramEnd"/>
+      <w:r>
+        <w:rPr>
+          <w:rFonts w:ascii="Consolas" w:hAnsi="Consolas"/>
+        </w:rPr>
+        <w:t xml:space="preserve"> 10</w:t>
       </w:r>
       <w:r>
         <w:rPr>
@@ -6469,7 +6529,21 @@
         <w:rPr>
           <w:rFonts w:ascii="Consolas" w:hAnsi="Consolas"/>
         </w:rPr>
-        <w:t>y:        .word 20</w:t>
+        <w:t xml:space="preserve">y:      </w:t>
+      </w:r>
+      <w:proofErr w:type="gramStart"/>
+      <w:r>
+        <w:rPr>
+          <w:rFonts w:ascii="Consolas" w:hAnsi="Consolas"/>
+        </w:rPr>
+        <w:t xml:space="preserve">  .word</w:t>
+      </w:r>
+      <w:proofErr w:type="gramEnd"/>
+      <w:r>
+        <w:rPr>
+          <w:rFonts w:ascii="Consolas" w:hAnsi="Consolas"/>
+        </w:rPr>
+        <w:t xml:space="preserve"> 20</w:t>
       </w:r>
     </w:p>
     <w:p>
@@ -6483,7 +6557,21 @@
         <w:rPr>
           <w:rFonts w:ascii="Consolas" w:hAnsi="Consolas"/>
         </w:rPr>
-        <w:t>z:        .word 0</w:t>
+        <w:t xml:space="preserve">z:      </w:t>
+      </w:r>
+      <w:proofErr w:type="gramStart"/>
+      <w:r>
+        <w:rPr>
+          <w:rFonts w:ascii="Consolas" w:hAnsi="Consolas"/>
+        </w:rPr>
+        <w:t xml:space="preserve">  .word</w:t>
+      </w:r>
+      <w:proofErr w:type="gramEnd"/>
+      <w:r>
+        <w:rPr>
+          <w:rFonts w:ascii="Consolas" w:hAnsi="Consolas"/>
+        </w:rPr>
+        <w:t xml:space="preserve"> 0</w:t>
       </w:r>
     </w:p>
     <w:p>
@@ -6526,6 +6614,7 @@
         <w:t xml:space="preserve"> </w:t>
       </w:r>
       <w:proofErr w:type="spellStart"/>
+      <w:proofErr w:type="gramStart"/>
       <w:r>
         <w:rPr>
           <w:rFonts w:ascii="Consolas" w:hAnsi="Consolas"/>
@@ -6533,6 +6622,7 @@
         <w:t>add.ww</w:t>
       </w:r>
       <w:proofErr w:type="spellEnd"/>
+      <w:proofErr w:type="gramEnd"/>
     </w:p>
     <w:p>
       <w:pPr>
@@ -6576,6 +6666,7 @@
         <w:t xml:space="preserve"> output to file </w:t>
       </w:r>
       <w:proofErr w:type="spellStart"/>
+      <w:proofErr w:type="gramStart"/>
       <w:r>
         <w:rPr>
           <w:rFonts w:ascii="Consolas" w:hAnsi="Consolas"/>
@@ -6583,6 +6674,7 @@
         <w:t>add.acore</w:t>
       </w:r>
       <w:proofErr w:type="spellEnd"/>
+      <w:proofErr w:type="gramEnd"/>
     </w:p>
     <w:p>
       <w:pPr>
@@ -6611,6 +6703,7 @@
         <w:t xml:space="preserve"> -q </w:t>
       </w:r>
       <w:proofErr w:type="spellStart"/>
+      <w:proofErr w:type="gramStart"/>
       <w:r>
         <w:rPr>
           <w:rFonts w:ascii="Consolas" w:hAnsi="Consolas"/>
@@ -6618,6 +6711,7 @@
         <w:t>add.acore</w:t>
       </w:r>
       <w:proofErr w:type="spellEnd"/>
+      <w:proofErr w:type="gramEnd"/>
     </w:p>
     <w:p>
       <w:pPr>
@@ -6642,7 +6736,21 @@
         <w:rPr>
           <w:rFonts w:ascii="Consolas" w:hAnsi="Consolas"/>
         </w:rPr>
-        <w:t>x = 10,  y = 20, z = 30</w:t>
+        <w:t xml:space="preserve">x = </w:t>
+      </w:r>
+      <w:proofErr w:type="gramStart"/>
+      <w:r>
+        <w:rPr>
+          <w:rFonts w:ascii="Consolas" w:hAnsi="Consolas"/>
+        </w:rPr>
+        <w:t>10,  y</w:t>
+      </w:r>
+      <w:proofErr w:type="gramEnd"/>
+      <w:r>
+        <w:rPr>
+          <w:rFonts w:ascii="Consolas" w:hAnsi="Consolas"/>
+        </w:rPr>
+        <w:t xml:space="preserve"> = 20, z = 30</w:t>
       </w:r>
     </w:p>
     <w:p>
@@ -6706,7 +6814,15 @@
     <w:p/>
     <w:p>
       <w:r>
-        <w:t xml:space="preserve">A Whirlwind assembly program (.ww) consists of a sequence of text lines, each of which may be either a WW operation, a pseudo-op, a comment, or blank space. </w:t>
+        <w:t xml:space="preserve">A Whirlwind assembly program </w:t>
+      </w:r>
+      <w:proofErr w:type="gramStart"/>
+      <w:r>
+        <w:t>(.ww</w:t>
+      </w:r>
+      <w:proofErr w:type="gramEnd"/>
+      <w:r>
+        <w:t xml:space="preserve">) consists of a sequence of text lines, each of which may be either a WW operation, a pseudo-op, a comment, or blank space. </w:t>
       </w:r>
     </w:p>
     <w:p/>
@@ -6763,25 +6879,53 @@
         <w:rPr>
           <w:rFonts w:ascii="Consolas" w:hAnsi="Consolas" w:cs="Courier New"/>
         </w:rPr>
-        <w:t xml:space="preserve">  &lt;instruction&gt; </w:t>
-      </w:r>
-      <w:r>
-        <w:rPr>
-          <w:rFonts w:ascii="Consolas" w:hAnsi="Consolas" w:cs="Courier New"/>
-        </w:rPr>
-        <w:t xml:space="preserve">; </w:t>
-      </w:r>
-      <w:r>
-        <w:rPr>
-          <w:rFonts w:ascii="Consolas" w:hAnsi="Consolas" w:cs="Courier New"/>
-        </w:rPr>
-        <w:t xml:space="preserve">&lt;comment&gt; </w:t>
-      </w:r>
-      <w:r>
-        <w:rPr>
-          <w:rFonts w:ascii="Consolas" w:hAnsi="Consolas" w:cs="Courier New"/>
-        </w:rPr>
-        <w:t xml:space="preserve"> @@</w:t>
+        <w:t xml:space="preserve">  &lt;instruction</w:t>
+      </w:r>
+      <w:proofErr w:type="gramStart"/>
+      <w:r>
+        <w:rPr>
+          <w:rFonts w:ascii="Consolas" w:hAnsi="Consolas" w:cs="Courier New"/>
+        </w:rPr>
+        <w:t xml:space="preserve">&gt; </w:t>
+      </w:r>
+      <w:r>
+        <w:rPr>
+          <w:rFonts w:ascii="Consolas" w:hAnsi="Consolas" w:cs="Courier New"/>
+        </w:rPr>
+        <w:t>;</w:t>
+      </w:r>
+      <w:proofErr w:type="gramEnd"/>
+      <w:r>
+        <w:rPr>
+          <w:rFonts w:ascii="Consolas" w:hAnsi="Consolas" w:cs="Courier New"/>
+        </w:rPr>
+        <w:t xml:space="preserve"> </w:t>
+      </w:r>
+      <w:r>
+        <w:rPr>
+          <w:rFonts w:ascii="Consolas" w:hAnsi="Consolas" w:cs="Courier New"/>
+        </w:rPr>
+        <w:t>&lt;comment</w:t>
+      </w:r>
+      <w:proofErr w:type="gramStart"/>
+      <w:r>
+        <w:rPr>
+          <w:rFonts w:ascii="Consolas" w:hAnsi="Consolas" w:cs="Courier New"/>
+        </w:rPr>
+        <w:t xml:space="preserve">&gt; </w:t>
+      </w:r>
+      <w:r>
+        <w:rPr>
+          <w:rFonts w:ascii="Consolas" w:hAnsi="Consolas" w:cs="Courier New"/>
+        </w:rPr>
+        <w:t xml:space="preserve"> @</w:t>
+      </w:r>
+      <w:proofErr w:type="gramEnd"/>
+      <w:r>
+        <w:rPr>
+          <w:rFonts w:ascii="Consolas" w:hAnsi="Consolas" w:cs="Courier New"/>
+        </w:rPr>
+        <w:t>@</w:t>
       </w:r>
       <w:r>
         <w:rPr>
@@ -6817,7 +6961,15 @@
       </w:r>
       <w:proofErr w:type="spellEnd"/>
       <w:r>
-        <w:t>&gt; &lt;operand1&gt;, …,&lt;operand&gt;N</w:t>
+        <w:t xml:space="preserve">&gt; &lt;operand1&gt;, </w:t>
+      </w:r>
+      <w:proofErr w:type="gramStart"/>
+      <w:r>
+        <w:t>…,&lt;</w:t>
+      </w:r>
+      <w:proofErr w:type="gramEnd"/>
+      <w:r>
+        <w:t>operand&gt;N</w:t>
       </w:r>
     </w:p>
     <w:p/>
@@ -6841,10 +6993,12 @@
         <w:t xml:space="preserve"> So for example it should work to say “</w:t>
       </w:r>
       <w:proofErr w:type="spellStart"/>
+      <w:proofErr w:type="gramStart"/>
       <w:r>
         <w:t>label:sp</w:t>
       </w:r>
       <w:proofErr w:type="spellEnd"/>
+      <w:proofErr w:type="gramEnd"/>
       <w:r>
         <w:t xml:space="preserve"> 42”, with no space between the colon and the </w:t>
       </w:r>
@@ -6910,7 +7064,21 @@
         <w:rPr>
           <w:rFonts w:ascii="Consolas" w:hAnsi="Consolas"/>
         </w:rPr>
-        <w:t xml:space="preserve">  a11 + 4 ; </w:t>
+        <w:t xml:space="preserve">  a11 + </w:t>
+      </w:r>
+      <w:proofErr w:type="gramStart"/>
+      <w:r>
+        <w:rPr>
+          <w:rFonts w:ascii="Consolas" w:hAnsi="Consolas"/>
+        </w:rPr>
+        <w:t>4 ;</w:t>
+      </w:r>
+      <w:proofErr w:type="gramEnd"/>
+      <w:r>
+        <w:rPr>
+          <w:rFonts w:ascii="Consolas" w:hAnsi="Consolas"/>
+        </w:rPr>
+        <w:t xml:space="preserve"> </w:t>
       </w:r>
       <w:r>
         <w:rPr>
@@ -6974,10 +7142,12 @@
           </w:tcPr>
           <w:p>
             <w:proofErr w:type="spellStart"/>
+            <w:proofErr w:type="gramStart"/>
             <w:r>
               <w:t>Addr:Value</w:t>
             </w:r>
             <w:proofErr w:type="spellEnd"/>
+            <w:proofErr w:type="gramEnd"/>
           </w:p>
         </w:tc>
         <w:tc>
@@ -7393,7 +7563,23 @@
         </w:numPr>
       </w:pPr>
       <w:r>
-        <w:t>{0|1}.[0-7]^5  -- a zero or one, followed by exactly 5 octal digits, is a 16-bit unsigned octal number. For example,</w:t>
+        <w:t>{0|1</w:t>
+      </w:r>
+      <w:proofErr w:type="gramStart"/>
+      <w:r>
+        <w:t>}.[</w:t>
+      </w:r>
+      <w:proofErr w:type="gramEnd"/>
+      <w:r>
+        <w:t>0-</w:t>
+      </w:r>
+      <w:proofErr w:type="gramStart"/>
+      <w:r>
+        <w:t>7]^5  --</w:t>
+      </w:r>
+      <w:proofErr w:type="gramEnd"/>
+      <w:r>
+        <w:t xml:space="preserve"> a zero or one, followed by exactly 5 octal digits, is a 16-bit unsigned octal number. For example,</w:t>
       </w:r>
     </w:p>
     <w:p>
@@ -7435,7 +7621,23 @@
         </w:numPr>
       </w:pPr>
       <w:r>
-        <w:t>0o[0-7]+ -- Octal, up to 6 octal digits. An Arbitrary number of leading zeroes is permitted.</w:t>
+        <w:t>0</w:t>
+      </w:r>
+      <w:proofErr w:type="gramStart"/>
+      <w:r>
+        <w:t>o[</w:t>
+      </w:r>
+      <w:proofErr w:type="gramEnd"/>
+      <w:r>
+        <w:t>0-</w:t>
+      </w:r>
+      <w:proofErr w:type="gramStart"/>
+      <w:r>
+        <w:t>7]+</w:t>
+      </w:r>
+      <w:proofErr w:type="gramEnd"/>
+      <w:r>
+        <w:t xml:space="preserve"> -- Octal, up to 6 octal digits. An Arbitrary number of leading zeroes is permitted.</w:t>
       </w:r>
       <w:r>
         <w:t xml:space="preserve"> For example,</w:t>
@@ -7505,7 +7707,47 @@
         </w:numPr>
       </w:pPr>
       <w:r>
-        <w:t xml:space="preserve">{+|-}{0|1}.[0-9]+  -- Decimal fraction, if leading digit is zero. Otherwise the “overflow” case.[Why do we need to represent this in </w:t>
+        <w:t>{+|</w:t>
+      </w:r>
+      <w:proofErr w:type="gramStart"/>
+      <w:r>
+        <w:t>-}{</w:t>
+      </w:r>
+      <w:proofErr w:type="gramEnd"/>
+      <w:r>
+        <w:t>0|1</w:t>
+      </w:r>
+      <w:proofErr w:type="gramStart"/>
+      <w:r>
+        <w:t>}.[</w:t>
+      </w:r>
+      <w:proofErr w:type="gramEnd"/>
+      <w:r>
+        <w:t>0-</w:t>
+      </w:r>
+      <w:proofErr w:type="gramStart"/>
+      <w:r>
+        <w:t>9]+</w:t>
+      </w:r>
+      <w:proofErr w:type="gramEnd"/>
+      <w:r>
+        <w:t xml:space="preserve">  -- Decimal fraction, if leading digit is zero. </w:t>
+      </w:r>
+      <w:proofErr w:type="gramStart"/>
+      <w:r>
+        <w:t>Otherwise</w:t>
+      </w:r>
+      <w:proofErr w:type="gramEnd"/>
+      <w:r>
+        <w:t xml:space="preserve"> the “overflow” </w:t>
+      </w:r>
+      <w:proofErr w:type="gramStart"/>
+      <w:r>
+        <w:t>case.[</w:t>
+      </w:r>
+      <w:proofErr w:type="gramEnd"/>
+      <w:r>
+        <w:t xml:space="preserve">Why do we need to represent this in </w:t>
       </w:r>
       <w:proofErr w:type="spellStart"/>
       <w:r>
@@ -7589,20 +7831,90 @@
         <w:rPr>
           <w:rFonts w:ascii="Consolas" w:hAnsi="Consolas"/>
         </w:rPr>
-        <w:t>zero:     .word 0         ; plus zero</w:t>
-      </w:r>
-    </w:p>
-    <w:p>
-      <w:pPr>
-        <w:rPr>
-          <w:rFonts w:ascii="Consolas" w:hAnsi="Consolas"/>
-        </w:rPr>
-      </w:pPr>
-      <w:r>
-        <w:rPr>
-          <w:rFonts w:ascii="Consolas" w:hAnsi="Consolas"/>
-        </w:rPr>
-        <w:t xml:space="preserve">          .word 0o137     ; </w:t>
+        <w:t xml:space="preserve">zero:   </w:t>
+      </w:r>
+      <w:proofErr w:type="gramStart"/>
+      <w:r>
+        <w:rPr>
+          <w:rFonts w:ascii="Consolas" w:hAnsi="Consolas"/>
+        </w:rPr>
+        <w:t xml:space="preserve">  .word</w:t>
+      </w:r>
+      <w:proofErr w:type="gramEnd"/>
+      <w:r>
+        <w:rPr>
+          <w:rFonts w:ascii="Consolas" w:hAnsi="Consolas"/>
+        </w:rPr>
+        <w:t xml:space="preserve"> 0       </w:t>
+      </w:r>
+      <w:proofErr w:type="gramStart"/>
+      <w:r>
+        <w:rPr>
+          <w:rFonts w:ascii="Consolas" w:hAnsi="Consolas"/>
+        </w:rPr>
+        <w:t xml:space="preserve">  ;</w:t>
+      </w:r>
+      <w:proofErr w:type="gramEnd"/>
+      <w:r>
+        <w:rPr>
+          <w:rFonts w:ascii="Consolas" w:hAnsi="Consolas"/>
+        </w:rPr>
+        <w:t xml:space="preserve"> </w:t>
+      </w:r>
+      <w:proofErr w:type="gramStart"/>
+      <w:r>
+        <w:rPr>
+          <w:rFonts w:ascii="Consolas" w:hAnsi="Consolas"/>
+        </w:rPr>
+        <w:t>plus</w:t>
+      </w:r>
+      <w:proofErr w:type="gramEnd"/>
+      <w:r>
+        <w:rPr>
+          <w:rFonts w:ascii="Consolas" w:hAnsi="Consolas"/>
+        </w:rPr>
+        <w:t xml:space="preserve"> zero</w:t>
+      </w:r>
+    </w:p>
+    <w:p>
+      <w:pPr>
+        <w:rPr>
+          <w:rFonts w:ascii="Consolas" w:hAnsi="Consolas"/>
+        </w:rPr>
+      </w:pPr>
+      <w:r>
+        <w:rPr>
+          <w:rFonts w:ascii="Consolas" w:hAnsi="Consolas"/>
+        </w:rPr>
+        <w:t xml:space="preserve">          </w:t>
+      </w:r>
+      <w:proofErr w:type="gramStart"/>
+      <w:r>
+        <w:rPr>
+          <w:rFonts w:ascii="Consolas" w:hAnsi="Consolas"/>
+        </w:rPr>
+        <w:t>.word</w:t>
+      </w:r>
+      <w:proofErr w:type="gramEnd"/>
+      <w:r>
+        <w:rPr>
+          <w:rFonts w:ascii="Consolas" w:hAnsi="Consolas"/>
+        </w:rPr>
+        <w:t xml:space="preserve"> 0o137   </w:t>
+      </w:r>
+      <w:proofErr w:type="gramStart"/>
+      <w:r>
+        <w:rPr>
+          <w:rFonts w:ascii="Consolas" w:hAnsi="Consolas"/>
+        </w:rPr>
+        <w:t xml:space="preserve">  ;</w:t>
+      </w:r>
+      <w:proofErr w:type="gramEnd"/>
+      <w:r>
+        <w:rPr>
+          <w:rFonts w:ascii="Consolas" w:hAnsi="Consolas"/>
+        </w:rPr>
+        <w:t xml:space="preserve"> </w:t>
       </w:r>
       <w:proofErr w:type="spellStart"/>
       <w:r>
@@ -7635,7 +7947,35 @@
         <w:rPr>
           <w:rFonts w:ascii="Consolas" w:hAnsi="Consolas"/>
         </w:rPr>
-        <w:t xml:space="preserve">          .word 10        ; decimal integer</w:t>
+        <w:t xml:space="preserve">          </w:t>
+      </w:r>
+      <w:proofErr w:type="gramStart"/>
+      <w:r>
+        <w:rPr>
+          <w:rFonts w:ascii="Consolas" w:hAnsi="Consolas"/>
+        </w:rPr>
+        <w:t>.word</w:t>
+      </w:r>
+      <w:proofErr w:type="gramEnd"/>
+      <w:r>
+        <w:rPr>
+          <w:rFonts w:ascii="Consolas" w:hAnsi="Consolas"/>
+        </w:rPr>
+        <w:t xml:space="preserve"> 10      </w:t>
+      </w:r>
+      <w:proofErr w:type="gramStart"/>
+      <w:r>
+        <w:rPr>
+          <w:rFonts w:ascii="Consolas" w:hAnsi="Consolas"/>
+        </w:rPr>
+        <w:t xml:space="preserve">  ;</w:t>
+      </w:r>
+      <w:proofErr w:type="gramEnd"/>
+      <w:r>
+        <w:rPr>
+          <w:rFonts w:ascii="Consolas" w:hAnsi="Consolas"/>
+        </w:rPr>
+        <w:t xml:space="preserve"> decimal integer</w:t>
       </w:r>
       <w:r>
         <w:rPr>
@@ -7654,7 +7994,35 @@
         <w:rPr>
           <w:rFonts w:ascii="Consolas" w:hAnsi="Consolas"/>
         </w:rPr>
-        <w:t xml:space="preserve">          .word 0.00010   ; Whirlwind octal positive number; </w:t>
+        <w:t xml:space="preserve">          </w:t>
+      </w:r>
+      <w:proofErr w:type="gramStart"/>
+      <w:r>
+        <w:rPr>
+          <w:rFonts w:ascii="Consolas" w:hAnsi="Consolas"/>
+        </w:rPr>
+        <w:t>.word</w:t>
+      </w:r>
+      <w:proofErr w:type="gramEnd"/>
+      <w:r>
+        <w:rPr>
+          <w:rFonts w:ascii="Consolas" w:hAnsi="Consolas"/>
+        </w:rPr>
+        <w:t xml:space="preserve"> 0.00010 </w:t>
+      </w:r>
+      <w:proofErr w:type="gramStart"/>
+      <w:r>
+        <w:rPr>
+          <w:rFonts w:ascii="Consolas" w:hAnsi="Consolas"/>
+        </w:rPr>
+        <w:t xml:space="preserve">  ;</w:t>
+      </w:r>
+      <w:proofErr w:type="gramEnd"/>
+      <w:r>
+        <w:rPr>
+          <w:rFonts w:ascii="Consolas" w:hAnsi="Consolas"/>
+        </w:rPr>
+        <w:t xml:space="preserve"> Whirlwind octal positive number; </w:t>
       </w:r>
     </w:p>
     <w:p>
@@ -7681,7 +8049,35 @@
         <w:rPr>
           <w:rFonts w:ascii="Consolas" w:hAnsi="Consolas"/>
         </w:rPr>
-        <w:t xml:space="preserve">          .word 1.11101   ; Whirlwind octal negative number; </w:t>
+        <w:t xml:space="preserve">          </w:t>
+      </w:r>
+      <w:proofErr w:type="gramStart"/>
+      <w:r>
+        <w:rPr>
+          <w:rFonts w:ascii="Consolas" w:hAnsi="Consolas"/>
+        </w:rPr>
+        <w:t>.word</w:t>
+      </w:r>
+      <w:proofErr w:type="gramEnd"/>
+      <w:r>
+        <w:rPr>
+          <w:rFonts w:ascii="Consolas" w:hAnsi="Consolas"/>
+        </w:rPr>
+        <w:t xml:space="preserve"> 1.11101 </w:t>
+      </w:r>
+      <w:proofErr w:type="gramStart"/>
+      <w:r>
+        <w:rPr>
+          <w:rFonts w:ascii="Consolas" w:hAnsi="Consolas"/>
+        </w:rPr>
+        <w:t xml:space="preserve">  ;</w:t>
+      </w:r>
+      <w:proofErr w:type="gramEnd"/>
+      <w:r>
+        <w:rPr>
+          <w:rFonts w:ascii="Consolas" w:hAnsi="Consolas"/>
+        </w:rPr>
+        <w:t xml:space="preserve"> Whirlwind octal negative number; </w:t>
       </w:r>
     </w:p>
     <w:p>
@@ -7708,7 +8104,21 @@
         <w:rPr>
           <w:rFonts w:ascii="Consolas" w:hAnsi="Consolas"/>
         </w:rPr>
-        <w:t xml:space="preserve">          .word 1.</w:t>
+        <w:t xml:space="preserve">          </w:t>
+      </w:r>
+      <w:proofErr w:type="gramStart"/>
+      <w:r>
+        <w:rPr>
+          <w:rFonts w:ascii="Consolas" w:hAnsi="Consolas"/>
+        </w:rPr>
+        <w:t>.word</w:t>
+      </w:r>
+      <w:proofErr w:type="gramEnd"/>
+      <w:r>
+        <w:rPr>
+          <w:rFonts w:ascii="Consolas" w:hAnsi="Consolas"/>
+        </w:rPr>
+        <w:t xml:space="preserve"> 1.</w:t>
       </w:r>
       <w:r>
         <w:rPr>
@@ -7720,7 +8130,21 @@
         <w:rPr>
           <w:rFonts w:ascii="Consolas" w:hAnsi="Consolas"/>
         </w:rPr>
-        <w:t xml:space="preserve">   ; Whirlwind </w:t>
+        <w:t xml:space="preserve"> </w:t>
+      </w:r>
+      <w:proofErr w:type="gramStart"/>
+      <w:r>
+        <w:rPr>
+          <w:rFonts w:ascii="Consolas" w:hAnsi="Consolas"/>
+        </w:rPr>
+        <w:t xml:space="preserve">  ;</w:t>
+      </w:r>
+      <w:proofErr w:type="gramEnd"/>
+      <w:r>
+        <w:rPr>
+          <w:rFonts w:ascii="Consolas" w:hAnsi="Consolas"/>
+        </w:rPr>
+        <w:t xml:space="preserve"> Whirlwind </w:t>
       </w:r>
       <w:r>
         <w:rPr>
@@ -7739,7 +8163,35 @@
         <w:rPr>
           <w:rFonts w:ascii="Consolas" w:hAnsi="Consolas"/>
         </w:rPr>
-        <w:t xml:space="preserve">          .word -0        ; </w:t>
+        <w:t xml:space="preserve">          </w:t>
+      </w:r>
+      <w:proofErr w:type="gramStart"/>
+      <w:r>
+        <w:rPr>
+          <w:rFonts w:ascii="Consolas" w:hAnsi="Consolas"/>
+        </w:rPr>
+        <w:t>.word</w:t>
+      </w:r>
+      <w:proofErr w:type="gramEnd"/>
+      <w:r>
+        <w:rPr>
+          <w:rFonts w:ascii="Consolas" w:hAnsi="Consolas"/>
+        </w:rPr>
+        <w:t xml:space="preserve"> -0      </w:t>
+      </w:r>
+      <w:proofErr w:type="gramStart"/>
+      <w:r>
+        <w:rPr>
+          <w:rFonts w:ascii="Consolas" w:hAnsi="Consolas"/>
+        </w:rPr>
+        <w:t xml:space="preserve">  ;</w:t>
+      </w:r>
+      <w:proofErr w:type="gramEnd"/>
+      <w:r>
+        <w:rPr>
+          <w:rFonts w:ascii="Consolas" w:hAnsi="Consolas"/>
+        </w:rPr>
+        <w:t xml:space="preserve"> </w:t>
       </w:r>
       <w:r>
         <w:rPr>
@@ -7764,20 +8216,62 @@
         <w:rPr>
           <w:rFonts w:ascii="Consolas" w:hAnsi="Consolas"/>
         </w:rPr>
-        <w:t xml:space="preserve">          .word +0.9      ; Whirlwind positive decimal fraction</w:t>
-      </w:r>
-    </w:p>
-    <w:p>
-      <w:pPr>
-        <w:rPr>
-          <w:rFonts w:ascii="Consolas" w:hAnsi="Consolas"/>
-        </w:rPr>
-      </w:pPr>
-      <w:r>
-        <w:rPr>
-          <w:rFonts w:ascii="Consolas" w:hAnsi="Consolas"/>
-        </w:rPr>
-        <w:t xml:space="preserve">          .word +0.9999</w:t>
+        <w:t xml:space="preserve">          </w:t>
+      </w:r>
+      <w:proofErr w:type="gramStart"/>
+      <w:r>
+        <w:rPr>
+          <w:rFonts w:ascii="Consolas" w:hAnsi="Consolas"/>
+        </w:rPr>
+        <w:t>.word</w:t>
+      </w:r>
+      <w:proofErr w:type="gramEnd"/>
+      <w:r>
+        <w:rPr>
+          <w:rFonts w:ascii="Consolas" w:hAnsi="Consolas"/>
+        </w:rPr>
+        <w:t xml:space="preserve"> +0.9    </w:t>
+      </w:r>
+      <w:proofErr w:type="gramStart"/>
+      <w:r>
+        <w:rPr>
+          <w:rFonts w:ascii="Consolas" w:hAnsi="Consolas"/>
+        </w:rPr>
+        <w:t xml:space="preserve">  ;</w:t>
+      </w:r>
+      <w:proofErr w:type="gramEnd"/>
+      <w:r>
+        <w:rPr>
+          <w:rFonts w:ascii="Consolas" w:hAnsi="Consolas"/>
+        </w:rPr>
+        <w:t xml:space="preserve"> Whirlwind positive decimal fraction</w:t>
+      </w:r>
+    </w:p>
+    <w:p>
+      <w:pPr>
+        <w:rPr>
+          <w:rFonts w:ascii="Consolas" w:hAnsi="Consolas"/>
+        </w:rPr>
+      </w:pPr>
+      <w:r>
+        <w:rPr>
+          <w:rFonts w:ascii="Consolas" w:hAnsi="Consolas"/>
+        </w:rPr>
+        <w:t xml:space="preserve">          </w:t>
+      </w:r>
+      <w:proofErr w:type="gramStart"/>
+      <w:r>
+        <w:rPr>
+          <w:rFonts w:ascii="Consolas" w:hAnsi="Consolas"/>
+        </w:rPr>
+        <w:t>.word</w:t>
+      </w:r>
+      <w:proofErr w:type="gramEnd"/>
+      <w:r>
+        <w:rPr>
+          <w:rFonts w:ascii="Consolas" w:hAnsi="Consolas"/>
+        </w:rPr>
+        <w:t xml:space="preserve"> +0.9999</w:t>
       </w:r>
       <w:r>
         <w:rPr>
@@ -7785,63 +8279,169 @@
         </w:rPr>
         <w:t xml:space="preserve"> </w:t>
       </w:r>
-      <w:r>
-        <w:rPr>
-          <w:rFonts w:ascii="Consolas" w:hAnsi="Consolas"/>
-        </w:rPr>
-        <w:t xml:space="preserve">  ; Whirlwind positive decimal fraction</w:t>
-      </w:r>
-    </w:p>
-    <w:p>
-      <w:pPr>
-        <w:rPr>
-          <w:rFonts w:ascii="Consolas" w:hAnsi="Consolas"/>
-        </w:rPr>
-      </w:pPr>
-      <w:r>
-        <w:rPr>
-          <w:rFonts w:ascii="Consolas" w:hAnsi="Consolas"/>
-        </w:rPr>
-        <w:t xml:space="preserve">          .word +0.99999  ; Positive decimal fraction Overflow</w:t>
-      </w:r>
-    </w:p>
-    <w:p>
-      <w:pPr>
-        <w:rPr>
-          <w:rFonts w:ascii="Consolas" w:hAnsi="Consolas"/>
-        </w:rPr>
-      </w:pPr>
-      <w:r>
-        <w:rPr>
-          <w:rFonts w:ascii="Consolas" w:hAnsi="Consolas"/>
-        </w:rPr>
-        <w:t xml:space="preserve">          .word +1.0      ; Positive decimal fraction Overflow</w:t>
-      </w:r>
-    </w:p>
-    <w:p>
-      <w:pPr>
-        <w:rPr>
-          <w:rFonts w:ascii="Consolas" w:hAnsi="Consolas"/>
-        </w:rPr>
-      </w:pPr>
-      <w:r>
-        <w:rPr>
-          <w:rFonts w:ascii="Consolas" w:hAnsi="Consolas"/>
-        </w:rPr>
-        <w:t xml:space="preserve">          .word -0.9      ; Whirlwind negative decimal fraction</w:t>
-      </w:r>
-    </w:p>
-    <w:p>
-      <w:pPr>
-        <w:rPr>
-          <w:rFonts w:ascii="Consolas" w:hAnsi="Consolas"/>
-        </w:rPr>
-      </w:pPr>
-      <w:r>
-        <w:rPr>
-          <w:rFonts w:ascii="Consolas" w:hAnsi="Consolas"/>
-        </w:rPr>
-        <w:t xml:space="preserve">          .word -0.9999</w:t>
+      <w:proofErr w:type="gramStart"/>
+      <w:r>
+        <w:rPr>
+          <w:rFonts w:ascii="Consolas" w:hAnsi="Consolas"/>
+        </w:rPr>
+        <w:t xml:space="preserve">  ;</w:t>
+      </w:r>
+      <w:proofErr w:type="gramEnd"/>
+      <w:r>
+        <w:rPr>
+          <w:rFonts w:ascii="Consolas" w:hAnsi="Consolas"/>
+        </w:rPr>
+        <w:t xml:space="preserve"> Whirlwind positive decimal fraction</w:t>
+      </w:r>
+    </w:p>
+    <w:p>
+      <w:pPr>
+        <w:rPr>
+          <w:rFonts w:ascii="Consolas" w:hAnsi="Consolas"/>
+        </w:rPr>
+      </w:pPr>
+      <w:r>
+        <w:rPr>
+          <w:rFonts w:ascii="Consolas" w:hAnsi="Consolas"/>
+        </w:rPr>
+        <w:t xml:space="preserve">          </w:t>
+      </w:r>
+      <w:proofErr w:type="gramStart"/>
+      <w:r>
+        <w:rPr>
+          <w:rFonts w:ascii="Consolas" w:hAnsi="Consolas"/>
+        </w:rPr>
+        <w:t>.word</w:t>
+      </w:r>
+      <w:proofErr w:type="gramEnd"/>
+      <w:r>
+        <w:rPr>
+          <w:rFonts w:ascii="Consolas" w:hAnsi="Consolas"/>
+        </w:rPr>
+        <w:t xml:space="preserve"> +0.</w:t>
+      </w:r>
+      <w:proofErr w:type="gramStart"/>
+      <w:r>
+        <w:rPr>
+          <w:rFonts w:ascii="Consolas" w:hAnsi="Consolas"/>
+        </w:rPr>
+        <w:t>99999  ;</w:t>
+      </w:r>
+      <w:proofErr w:type="gramEnd"/>
+      <w:r>
+        <w:rPr>
+          <w:rFonts w:ascii="Consolas" w:hAnsi="Consolas"/>
+        </w:rPr>
+        <w:t xml:space="preserve"> Positive decimal fraction Overflow</w:t>
+      </w:r>
+    </w:p>
+    <w:p>
+      <w:pPr>
+        <w:rPr>
+          <w:rFonts w:ascii="Consolas" w:hAnsi="Consolas"/>
+        </w:rPr>
+      </w:pPr>
+      <w:r>
+        <w:rPr>
+          <w:rFonts w:ascii="Consolas" w:hAnsi="Consolas"/>
+        </w:rPr>
+        <w:t xml:space="preserve">          </w:t>
+      </w:r>
+      <w:proofErr w:type="gramStart"/>
+      <w:r>
+        <w:rPr>
+          <w:rFonts w:ascii="Consolas" w:hAnsi="Consolas"/>
+        </w:rPr>
+        <w:t>.word</w:t>
+      </w:r>
+      <w:proofErr w:type="gramEnd"/>
+      <w:r>
+        <w:rPr>
+          <w:rFonts w:ascii="Consolas" w:hAnsi="Consolas"/>
+        </w:rPr>
+        <w:t xml:space="preserve"> +1.0    </w:t>
+      </w:r>
+      <w:proofErr w:type="gramStart"/>
+      <w:r>
+        <w:rPr>
+          <w:rFonts w:ascii="Consolas" w:hAnsi="Consolas"/>
+        </w:rPr>
+        <w:t xml:space="preserve">  ;</w:t>
+      </w:r>
+      <w:proofErr w:type="gramEnd"/>
+      <w:r>
+        <w:rPr>
+          <w:rFonts w:ascii="Consolas" w:hAnsi="Consolas"/>
+        </w:rPr>
+        <w:t xml:space="preserve"> Positive decimal fraction Overflow</w:t>
+      </w:r>
+    </w:p>
+    <w:p>
+      <w:pPr>
+        <w:rPr>
+          <w:rFonts w:ascii="Consolas" w:hAnsi="Consolas"/>
+        </w:rPr>
+      </w:pPr>
+      <w:r>
+        <w:rPr>
+          <w:rFonts w:ascii="Consolas" w:hAnsi="Consolas"/>
+        </w:rPr>
+        <w:t xml:space="preserve">          </w:t>
+      </w:r>
+      <w:proofErr w:type="gramStart"/>
+      <w:r>
+        <w:rPr>
+          <w:rFonts w:ascii="Consolas" w:hAnsi="Consolas"/>
+        </w:rPr>
+        <w:t>.word</w:t>
+      </w:r>
+      <w:proofErr w:type="gramEnd"/>
+      <w:r>
+        <w:rPr>
+          <w:rFonts w:ascii="Consolas" w:hAnsi="Consolas"/>
+        </w:rPr>
+        <w:t xml:space="preserve"> -0.9    </w:t>
+      </w:r>
+      <w:proofErr w:type="gramStart"/>
+      <w:r>
+        <w:rPr>
+          <w:rFonts w:ascii="Consolas" w:hAnsi="Consolas"/>
+        </w:rPr>
+        <w:t xml:space="preserve">  ;</w:t>
+      </w:r>
+      <w:proofErr w:type="gramEnd"/>
+      <w:r>
+        <w:rPr>
+          <w:rFonts w:ascii="Consolas" w:hAnsi="Consolas"/>
+        </w:rPr>
+        <w:t xml:space="preserve"> Whirlwind negative decimal fraction</w:t>
+      </w:r>
+    </w:p>
+    <w:p>
+      <w:pPr>
+        <w:rPr>
+          <w:rFonts w:ascii="Consolas" w:hAnsi="Consolas"/>
+        </w:rPr>
+      </w:pPr>
+      <w:r>
+        <w:rPr>
+          <w:rFonts w:ascii="Consolas" w:hAnsi="Consolas"/>
+        </w:rPr>
+        <w:t xml:space="preserve">          </w:t>
+      </w:r>
+      <w:proofErr w:type="gramStart"/>
+      <w:r>
+        <w:rPr>
+          <w:rFonts w:ascii="Consolas" w:hAnsi="Consolas"/>
+        </w:rPr>
+        <w:t>.word</w:t>
+      </w:r>
+      <w:proofErr w:type="gramEnd"/>
+      <w:r>
+        <w:rPr>
+          <w:rFonts w:ascii="Consolas" w:hAnsi="Consolas"/>
+        </w:rPr>
+        <w:t xml:space="preserve"> -0.9999</w:t>
       </w:r>
       <w:r>
         <w:rPr>
@@ -7849,37 +8449,101 @@
         </w:rPr>
         <w:t xml:space="preserve"> </w:t>
       </w:r>
-      <w:r>
-        <w:rPr>
-          <w:rFonts w:ascii="Consolas" w:hAnsi="Consolas"/>
-        </w:rPr>
-        <w:t xml:space="preserve">  ; Whirlwind negative decimal fraction</w:t>
-      </w:r>
-    </w:p>
-    <w:p>
-      <w:pPr>
-        <w:rPr>
-          <w:rFonts w:ascii="Consolas" w:hAnsi="Consolas"/>
-        </w:rPr>
-      </w:pPr>
-      <w:r>
-        <w:rPr>
-          <w:rFonts w:ascii="Consolas" w:hAnsi="Consolas"/>
-        </w:rPr>
-        <w:t xml:space="preserve">          .word -0.99999  ; negative decimal fraction Overflow</w:t>
-      </w:r>
-    </w:p>
-    <w:p>
-      <w:pPr>
-        <w:rPr>
-          <w:rFonts w:ascii="Consolas" w:hAnsi="Consolas"/>
-        </w:rPr>
-      </w:pPr>
-      <w:r>
-        <w:rPr>
-          <w:rFonts w:ascii="Consolas" w:hAnsi="Consolas"/>
-        </w:rPr>
-        <w:t xml:space="preserve">          .word -1.0      ; negative decimal fraction Overflow</w:t>
+      <w:proofErr w:type="gramStart"/>
+      <w:r>
+        <w:rPr>
+          <w:rFonts w:ascii="Consolas" w:hAnsi="Consolas"/>
+        </w:rPr>
+        <w:t xml:space="preserve">  ;</w:t>
+      </w:r>
+      <w:proofErr w:type="gramEnd"/>
+      <w:r>
+        <w:rPr>
+          <w:rFonts w:ascii="Consolas" w:hAnsi="Consolas"/>
+        </w:rPr>
+        <w:t xml:space="preserve"> Whirlwind negative decimal fraction</w:t>
+      </w:r>
+    </w:p>
+    <w:p>
+      <w:pPr>
+        <w:rPr>
+          <w:rFonts w:ascii="Consolas" w:hAnsi="Consolas"/>
+        </w:rPr>
+      </w:pPr>
+      <w:r>
+        <w:rPr>
+          <w:rFonts w:ascii="Consolas" w:hAnsi="Consolas"/>
+        </w:rPr>
+        <w:t xml:space="preserve">          </w:t>
+      </w:r>
+      <w:proofErr w:type="gramStart"/>
+      <w:r>
+        <w:rPr>
+          <w:rFonts w:ascii="Consolas" w:hAnsi="Consolas"/>
+        </w:rPr>
+        <w:t>.word</w:t>
+      </w:r>
+      <w:proofErr w:type="gramEnd"/>
+      <w:r>
+        <w:rPr>
+          <w:rFonts w:ascii="Consolas" w:hAnsi="Consolas"/>
+        </w:rPr>
+        <w:t xml:space="preserve"> -0.</w:t>
+      </w:r>
+      <w:proofErr w:type="gramStart"/>
+      <w:r>
+        <w:rPr>
+          <w:rFonts w:ascii="Consolas" w:hAnsi="Consolas"/>
+        </w:rPr>
+        <w:t>99999  ;</w:t>
+      </w:r>
+      <w:proofErr w:type="gramEnd"/>
+      <w:r>
+        <w:rPr>
+          <w:rFonts w:ascii="Consolas" w:hAnsi="Consolas"/>
+        </w:rPr>
+        <w:t xml:space="preserve"> negative decimal fraction Overflow</w:t>
+      </w:r>
+    </w:p>
+    <w:p>
+      <w:pPr>
+        <w:rPr>
+          <w:rFonts w:ascii="Consolas" w:hAnsi="Consolas"/>
+        </w:rPr>
+      </w:pPr>
+      <w:r>
+        <w:rPr>
+          <w:rFonts w:ascii="Consolas" w:hAnsi="Consolas"/>
+        </w:rPr>
+        <w:t xml:space="preserve">          </w:t>
+      </w:r>
+      <w:proofErr w:type="gramStart"/>
+      <w:r>
+        <w:rPr>
+          <w:rFonts w:ascii="Consolas" w:hAnsi="Consolas"/>
+        </w:rPr>
+        <w:t>.word</w:t>
+      </w:r>
+      <w:proofErr w:type="gramEnd"/>
+      <w:r>
+        <w:rPr>
+          <w:rFonts w:ascii="Consolas" w:hAnsi="Consolas"/>
+        </w:rPr>
+        <w:t xml:space="preserve"> -1.0    </w:t>
+      </w:r>
+      <w:proofErr w:type="gramStart"/>
+      <w:r>
+        <w:rPr>
+          <w:rFonts w:ascii="Consolas" w:hAnsi="Consolas"/>
+        </w:rPr>
+        <w:t xml:space="preserve">  ;</w:t>
+      </w:r>
+      <w:proofErr w:type="gramEnd"/>
+      <w:r>
+        <w:rPr>
+          <w:rFonts w:ascii="Consolas" w:hAnsi="Consolas"/>
+        </w:rPr>
+        <w:t xml:space="preserve"> negative decimal fraction Overflow</w:t>
       </w:r>
     </w:p>
     <w:p/>
@@ -7931,7 +8595,15 @@
     </w:p>
     <w:p>
       <w:r>
-        <w:t>Labels and preset values (via .pp) are evaluated as variables.  Parentheses may be used as needed. Operator precedence follows that of C. Operations are calculated in integer space, as implemented in python. Ranges are checked before storing as a</w:t>
+        <w:t>Labels and preset values (</w:t>
+      </w:r>
+      <w:proofErr w:type="gramStart"/>
+      <w:r>
+        <w:t>via .pp</w:t>
+      </w:r>
+      <w:proofErr w:type="gramEnd"/>
+      <w:r>
+        <w:t>) are evaluated as variables.  Parentheses may be used as needed. Operator precedence follows that of C. Operations are calculated in integer space, as implemented in python. Ranges are checked before storing as a</w:t>
       </w:r>
       <w:r>
         <w:t xml:space="preserve">n unsigned or </w:t>
@@ -8045,7 +8717,20 @@
           <w:rFonts w:ascii="Consolas" w:hAnsi="Consolas"/>
         </w:rPr>
         <w:tab/>
-        <w:t xml:space="preserve">.pp </w:t>
+      </w:r>
+      <w:proofErr w:type="gramStart"/>
+      <w:r>
+        <w:rPr>
+          <w:rFonts w:ascii="Consolas" w:hAnsi="Consolas"/>
+        </w:rPr>
+        <w:t>.pp</w:t>
+      </w:r>
+      <w:proofErr w:type="gramEnd"/>
+      <w:r>
+        <w:rPr>
+          <w:rFonts w:ascii="Consolas" w:hAnsi="Consolas"/>
+        </w:rPr>
+        <w:t xml:space="preserve"> </w:t>
       </w:r>
       <w:proofErr w:type="spellStart"/>
       <w:r>
@@ -8207,7 +8892,20 @@
           <w:rFonts w:ascii="Consolas" w:hAnsi="Consolas"/>
         </w:rPr>
         <w:tab/>
-        <w:t>.word 12</w:t>
+      </w:r>
+      <w:proofErr w:type="gramStart"/>
+      <w:r>
+        <w:rPr>
+          <w:rFonts w:ascii="Consolas" w:hAnsi="Consolas"/>
+        </w:rPr>
+        <w:t>.word</w:t>
+      </w:r>
+      <w:proofErr w:type="gramEnd"/>
+      <w:r>
+        <w:rPr>
+          <w:rFonts w:ascii="Consolas" w:hAnsi="Consolas"/>
+        </w:rPr>
+        <w:t xml:space="preserve"> 12</w:t>
       </w:r>
     </w:p>
     <w:p/>
@@ -8374,6 +9072,7 @@
         <w:pStyle w:val="Heading3"/>
       </w:pPr>
       <w:bookmarkStart w:id="10" w:name="_Toc187018276"/>
+      <w:proofErr w:type="gramStart"/>
       <w:r>
         <w:rPr>
           <w:rFonts w:ascii="Courier New" w:hAnsi="Courier New" w:cs="Courier New"/>
@@ -8385,7 +9084,14 @@
         <w:rPr>
           <w:rFonts w:ascii="Courier New" w:hAnsi="Courier New" w:cs="Courier New"/>
         </w:rPr>
-        <w:t>WW_TapeID</w:t>
+        <w:t>WW</w:t>
+      </w:r>
+      <w:proofErr w:type="gramEnd"/>
+      <w:r>
+        <w:rPr>
+          <w:rFonts w:ascii="Courier New" w:hAnsi="Courier New" w:cs="Courier New"/>
+        </w:rPr>
+        <w:t>_TapeID</w:t>
       </w:r>
       <w:proofErr w:type="spellEnd"/>
       <w:r>
@@ -8418,6 +9124,7 @@
           <w:szCs w:val="18"/>
         </w:rPr>
       </w:pPr>
+      <w:proofErr w:type="gramStart"/>
       <w:r>
         <w:rPr>
           <w:rFonts w:ascii="Courier New" w:hAnsi="Courier New" w:cs="Courier New"/>
@@ -8433,7 +9140,16 @@
           <w:sz w:val="18"/>
           <w:szCs w:val="18"/>
         </w:rPr>
-        <w:t>WW_TapeID</w:t>
+        <w:t>WW</w:t>
+      </w:r>
+      <w:proofErr w:type="gramEnd"/>
+      <w:r>
+        <w:rPr>
+          <w:rFonts w:ascii="Courier New" w:hAnsi="Courier New" w:cs="Courier New"/>
+          <w:sz w:val="18"/>
+          <w:szCs w:val="18"/>
+        </w:rPr>
+        <w:t>_TapeID</w:t>
       </w:r>
       <w:proofErr w:type="spellEnd"/>
       <w:r>
@@ -8502,6 +9218,7 @@
         <w:pStyle w:val="Heading3"/>
       </w:pPr>
       <w:bookmarkStart w:id="11" w:name="_Toc187018277"/>
+      <w:proofErr w:type="gramStart"/>
       <w:r>
         <w:rPr>
           <w:rFonts w:ascii="Courier New" w:hAnsi="Courier New" w:cs="Courier New"/>
@@ -8513,7 +9230,14 @@
         <w:rPr>
           <w:rFonts w:ascii="Courier New" w:hAnsi="Courier New" w:cs="Courier New"/>
         </w:rPr>
-        <w:t>WW_File</w:t>
+        <w:t>WW</w:t>
+      </w:r>
+      <w:proofErr w:type="gramEnd"/>
+      <w:r>
+        <w:rPr>
+          <w:rFonts w:ascii="Courier New" w:hAnsi="Courier New" w:cs="Courier New"/>
+        </w:rPr>
+        <w:t>_File</w:t>
       </w:r>
       <w:proofErr w:type="spellEnd"/>
       <w:r>
@@ -8538,6 +9262,7 @@
           <w:rFonts w:ascii="Courier New" w:hAnsi="Courier New" w:cs="Courier New"/>
         </w:rPr>
       </w:pPr>
+      <w:proofErr w:type="gramStart"/>
       <w:r>
         <w:rPr>
           <w:rFonts w:ascii="Courier New" w:hAnsi="Courier New" w:cs="Courier New"/>
@@ -8553,110 +9278,124 @@
           <w:sz w:val="18"/>
           <w:szCs w:val="18"/>
         </w:rPr>
+        <w:t>WW</w:t>
+      </w:r>
+      <w:proofErr w:type="gramEnd"/>
+      <w:r>
+        <w:rPr>
+          <w:rFonts w:ascii="Courier New" w:hAnsi="Courier New" w:cs="Courier New"/>
+          <w:sz w:val="18"/>
+          <w:szCs w:val="18"/>
+        </w:rPr>
+        <w:t>_File</w:t>
+      </w:r>
+      <w:proofErr w:type="spellEnd"/>
+      <w:r>
+        <w:rPr>
+          <w:rFonts w:ascii="Courier New" w:hAnsi="Courier New" w:cs="Courier New"/>
+          <w:sz w:val="18"/>
+          <w:szCs w:val="18"/>
+        </w:rPr>
+        <w:t xml:space="preserve"> </w:t>
+      </w:r>
+      <w:r>
+        <w:rPr>
+          <w:rFonts w:ascii="Courier New" w:hAnsi="Courier New" w:cs="Courier New"/>
+          <w:sz w:val="18"/>
+          <w:szCs w:val="18"/>
+        </w:rPr>
+        <w:t>“</w:t>
+      </w:r>
+      <w:r>
+        <w:rPr>
+          <w:rFonts w:ascii="Courier New" w:hAnsi="Courier New" w:cs="Courier New"/>
+          <w:sz w:val="18"/>
+          <w:szCs w:val="18"/>
+        </w:rPr>
+        <w:t>102663328_fb131-0-2690_new_decoders_3of4.7ch/bounce_gs001_.tcore</w:t>
+      </w:r>
+      <w:r>
+        <w:rPr>
+          <w:rFonts w:ascii="Courier New" w:hAnsi="Courier New" w:cs="Courier New"/>
+          <w:sz w:val="18"/>
+          <w:szCs w:val="18"/>
+        </w:rPr>
+        <w:t>”</w:t>
+      </w:r>
+    </w:p>
+    <w:p>
+      <w:r>
+        <w:t xml:space="preserve">This optional pseudo-op string passes along the </w:t>
+      </w:r>
+      <w:proofErr w:type="spellStart"/>
+      <w:r>
+        <w:t>posix</w:t>
+      </w:r>
+      <w:proofErr w:type="spellEnd"/>
+      <w:r>
+        <w:t xml:space="preserve"> source file name</w:t>
+      </w:r>
+      <w:r>
+        <w:t xml:space="preserve">, so that it’s visible in the </w:t>
+      </w:r>
+      <w:proofErr w:type="gramStart"/>
+      <w:r>
+        <w:t>output</w:t>
+      </w:r>
+      <w:r>
+        <w:t xml:space="preserve"> </w:t>
+      </w:r>
+      <w:r>
+        <w:t>.</w:t>
+      </w:r>
+      <w:proofErr w:type="spellStart"/>
+      <w:r>
+        <w:t>acore</w:t>
+      </w:r>
+      <w:proofErr w:type="spellEnd"/>
+      <w:proofErr w:type="gramEnd"/>
+      <w:r>
+        <w:t xml:space="preserve"> file.</w:t>
+      </w:r>
+    </w:p>
+    <w:p>
+      <w:pPr>
+        <w:rPr>
+          <w:color w:val="E36C0A" w:themeColor="accent6" w:themeShade="BF"/>
+        </w:rPr>
+      </w:pPr>
+      <w:r>
+        <w:rPr>
+          <w:color w:val="E36C0A" w:themeColor="accent6" w:themeShade="BF"/>
+        </w:rPr>
+        <w:t xml:space="preserve">[Oops, looks like </w:t>
+      </w:r>
+      <w:proofErr w:type="spellStart"/>
+      <w:r>
+        <w:rPr>
+          <w:color w:val="E36C0A" w:themeColor="accent6" w:themeShade="BF"/>
+        </w:rPr>
+        <w:t>TapeID</w:t>
+      </w:r>
+      <w:proofErr w:type="spellEnd"/>
+      <w:r>
+        <w:rPr>
+          <w:color w:val="E36C0A" w:themeColor="accent6" w:themeShade="BF"/>
+        </w:rPr>
+        <w:t xml:space="preserve"> does have a colon and </w:t>
+      </w:r>
+      <w:proofErr w:type="spellStart"/>
+      <w:r>
+        <w:rPr>
+          <w:color w:val="E36C0A" w:themeColor="accent6" w:themeShade="BF"/>
+        </w:rPr>
         <w:t>WW_File</w:t>
       </w:r>
       <w:proofErr w:type="spellEnd"/>
       <w:r>
         <w:rPr>
-          <w:rFonts w:ascii="Courier New" w:hAnsi="Courier New" w:cs="Courier New"/>
-          <w:sz w:val="18"/>
-          <w:szCs w:val="18"/>
-        </w:rPr>
-        <w:t xml:space="preserve"> </w:t>
-      </w:r>
-      <w:r>
-        <w:rPr>
-          <w:rFonts w:ascii="Courier New" w:hAnsi="Courier New" w:cs="Courier New"/>
-          <w:sz w:val="18"/>
-          <w:szCs w:val="18"/>
-        </w:rPr>
-        <w:t>“</w:t>
-      </w:r>
-      <w:r>
-        <w:rPr>
-          <w:rFonts w:ascii="Courier New" w:hAnsi="Courier New" w:cs="Courier New"/>
-          <w:sz w:val="18"/>
-          <w:szCs w:val="18"/>
-        </w:rPr>
-        <w:t>102663328_fb131-0-2690_new_decoders_3of4.7ch/bounce_gs001_.tcore</w:t>
-      </w:r>
-      <w:r>
-        <w:rPr>
-          <w:rFonts w:ascii="Courier New" w:hAnsi="Courier New" w:cs="Courier New"/>
-          <w:sz w:val="18"/>
-          <w:szCs w:val="18"/>
-        </w:rPr>
-        <w:t>”</w:t>
-      </w:r>
-    </w:p>
-    <w:p>
-      <w:r>
-        <w:t xml:space="preserve">This optional pseudo-op string passes along the </w:t>
-      </w:r>
-      <w:proofErr w:type="spellStart"/>
-      <w:r>
-        <w:t>posix</w:t>
-      </w:r>
-      <w:proofErr w:type="spellEnd"/>
-      <w:r>
-        <w:t xml:space="preserve"> source file name</w:t>
-      </w:r>
-      <w:r>
-        <w:t>, so that it’s visible in the output</w:t>
-      </w:r>
-      <w:r>
-        <w:t xml:space="preserve"> </w:t>
-      </w:r>
-      <w:r>
-        <w:t>.</w:t>
-      </w:r>
-      <w:proofErr w:type="spellStart"/>
-      <w:r>
-        <w:t>acore</w:t>
-      </w:r>
-      <w:proofErr w:type="spellEnd"/>
-      <w:r>
-        <w:t xml:space="preserve"> file.</w:t>
-      </w:r>
-    </w:p>
-    <w:p>
-      <w:pPr>
-        <w:rPr>
           <w:color w:val="E36C0A" w:themeColor="accent6" w:themeShade="BF"/>
         </w:rPr>
-      </w:pPr>
-      <w:r>
-        <w:rPr>
-          <w:color w:val="E36C0A" w:themeColor="accent6" w:themeShade="BF"/>
-        </w:rPr>
-        <w:t xml:space="preserve">[Oops, looks like </w:t>
-      </w:r>
-      <w:proofErr w:type="spellStart"/>
-      <w:r>
-        <w:rPr>
-          <w:color w:val="E36C0A" w:themeColor="accent6" w:themeShade="BF"/>
-        </w:rPr>
-        <w:t>TapeID</w:t>
-      </w:r>
-      <w:proofErr w:type="spellEnd"/>
-      <w:r>
-        <w:rPr>
-          <w:color w:val="E36C0A" w:themeColor="accent6" w:themeShade="BF"/>
-        </w:rPr>
-        <w:t xml:space="preserve"> does have a colon and </w:t>
-      </w:r>
-      <w:proofErr w:type="spellStart"/>
-      <w:r>
-        <w:rPr>
-          <w:color w:val="E36C0A" w:themeColor="accent6" w:themeShade="BF"/>
-        </w:rPr>
-        <w:t>WW_File</w:t>
-      </w:r>
-      <w:proofErr w:type="spellEnd"/>
-      <w:r>
-        <w:rPr>
-          <w:color w:val="E36C0A" w:themeColor="accent6" w:themeShade="BF"/>
-        </w:rPr>
         <w:t xml:space="preserve"> does not]</w:t>
       </w:r>
     </w:p>
@@ -8666,12 +9405,14 @@
         <w:pStyle w:val="Heading3"/>
       </w:pPr>
       <w:bookmarkStart w:id="12" w:name="_Toc187018278"/>
+      <w:proofErr w:type="gramStart"/>
       <w:r>
         <w:rPr>
           <w:rFonts w:ascii="Courier New" w:hAnsi="Courier New" w:cs="Courier New"/>
         </w:rPr>
         <w:t>.isa</w:t>
       </w:r>
+      <w:proofErr w:type="gramEnd"/>
       <w:r>
         <w:rPr>
           <w:b w:val="0"/>
@@ -8697,11 +9438,19 @@
           <w:rFonts w:ascii="Courier New" w:hAnsi="Courier New" w:cs="Courier New"/>
         </w:rPr>
       </w:pPr>
-      <w:r>
-        <w:rPr>
-          <w:rFonts w:ascii="Courier New" w:hAnsi="Courier New" w:cs="Courier New"/>
-        </w:rPr>
-        <w:t xml:space="preserve">.isa </w:t>
+      <w:proofErr w:type="gramStart"/>
+      <w:r>
+        <w:rPr>
+          <w:rFonts w:ascii="Courier New" w:hAnsi="Courier New" w:cs="Courier New"/>
+        </w:rPr>
+        <w:t>.isa</w:t>
+      </w:r>
+      <w:proofErr w:type="gramEnd"/>
+      <w:r>
+        <w:rPr>
+          <w:rFonts w:ascii="Courier New" w:hAnsi="Courier New" w:cs="Courier New"/>
+        </w:rPr>
+        <w:t xml:space="preserve"> </w:t>
       </w:r>
     </w:p>
     <w:p>
@@ -8711,7 +9460,15 @@
     </w:p>
     <w:p>
       <w:r>
-        <w:t>The ISA can’t be changed dynamically, i.e., the instruction set is chosen before the first instruction is executed, no matter where the .isa pseudo-op appears in the code.</w:t>
+        <w:t xml:space="preserve">The ISA can’t be changed dynamically, i.e., the instruction set is chosen before the first instruction is executed, no matter where </w:t>
+      </w:r>
+      <w:proofErr w:type="gramStart"/>
+      <w:r>
+        <w:t>the .isa</w:t>
+      </w:r>
+      <w:proofErr w:type="gramEnd"/>
+      <w:r>
+        <w:t xml:space="preserve"> pseudo-op appears in the code.</w:t>
       </w:r>
     </w:p>
     <w:p>
@@ -8719,6 +9476,7 @@
         <w:pStyle w:val="Heading3"/>
       </w:pPr>
       <w:bookmarkStart w:id="13" w:name="_Toc187018279"/>
+      <w:proofErr w:type="gramStart"/>
       <w:r>
         <w:t>.</w:t>
       </w:r>
@@ -8728,6 +9486,7 @@
         </w:rPr>
         <w:t>switch</w:t>
       </w:r>
+      <w:proofErr w:type="gramEnd"/>
       <w:r>
         <w:rPr>
           <w:rFonts w:ascii="Courier New" w:hAnsi="Courier New" w:cs="Courier New"/>
@@ -8880,12 +9639,14 @@
           <w:rFonts w:ascii="Consolas" w:hAnsi="Consolas" w:cs="Courier New"/>
         </w:rPr>
       </w:pPr>
+      <w:proofErr w:type="gramStart"/>
       <w:r>
         <w:rPr>
           <w:rFonts w:ascii="Consolas" w:hAnsi="Consolas" w:cs="Courier New"/>
         </w:rPr>
         <w:t>.switch</w:t>
       </w:r>
+      <w:proofErr w:type="gramEnd"/>
       <w:r>
         <w:rPr>
           <w:rFonts w:ascii="Consolas" w:hAnsi="Consolas" w:cs="Courier New"/>
@@ -8927,11 +9688,19 @@
           <w:rFonts w:ascii="Consolas" w:hAnsi="Consolas" w:cs="Courier New"/>
         </w:rPr>
       </w:pPr>
-      <w:r>
-        <w:rPr>
-          <w:rFonts w:ascii="Consolas" w:hAnsi="Consolas" w:cs="Courier New"/>
-        </w:rPr>
-        <w:t xml:space="preserve">.switch </w:t>
+      <w:proofErr w:type="gramStart"/>
+      <w:r>
+        <w:rPr>
+          <w:rFonts w:ascii="Consolas" w:hAnsi="Consolas" w:cs="Courier New"/>
+        </w:rPr>
+        <w:t>.switch</w:t>
+      </w:r>
+      <w:proofErr w:type="gramEnd"/>
+      <w:r>
+        <w:rPr>
+          <w:rFonts w:ascii="Consolas" w:hAnsi="Consolas" w:cs="Courier New"/>
+        </w:rPr>
+        <w:t xml:space="preserve"> </w:t>
       </w:r>
       <w:proofErr w:type="spellStart"/>
       <w:r>
@@ -8974,6 +9743,7 @@
       <w:r>
         <w:t xml:space="preserve">. </w:t>
       </w:r>
+      <w:proofErr w:type="gramStart"/>
       <w:r>
         <w:rPr>
           <w:i/>
@@ -8982,7 +9752,19 @@
         <w:t xml:space="preserve">integer </w:t>
       </w:r>
       <w:r>
-        <w:t xml:space="preserve"> must evaluate to non-negative</w:t>
+        <w:t xml:space="preserve"> must</w:t>
+      </w:r>
+      <w:proofErr w:type="gramEnd"/>
+      <w:r>
+        <w:t xml:space="preserve"> evaluate </w:t>
+      </w:r>
+      <w:proofErr w:type="gramStart"/>
+      <w:r>
+        <w:t>to</w:t>
+      </w:r>
+      <w:proofErr w:type="gramEnd"/>
+      <w:r>
+        <w:t xml:space="preserve"> non-negative</w:t>
       </w:r>
       <w:r>
         <w:rPr>
@@ -9012,8 +9794,13 @@
       </w:r>
     </w:p>
     <w:p>
-      <w:r>
-        <w:t xml:space="preserve">The .switch pseudo-op instructs the assembler to configure one of the </w:t>
+      <w:proofErr w:type="gramStart"/>
+      <w:r>
+        <w:t>The .switch</w:t>
+      </w:r>
+      <w:proofErr w:type="gramEnd"/>
+      <w:r>
+        <w:t xml:space="preserve"> pseudo-op instructs the assembler to configure one of the </w:t>
       </w:r>
       <w:r>
         <w:t xml:space="preserve">(zillion) </w:t>
@@ -9045,8 +9832,13 @@
       </w:r>
     </w:p>
     <w:p>
-      <w:r>
-        <w:t xml:space="preserve">The .switch pseudo-op is meant to configure </w:t>
+      <w:proofErr w:type="gramStart"/>
+      <w:r>
+        <w:t>The .switch</w:t>
+      </w:r>
+      <w:proofErr w:type="gramEnd"/>
+      <w:r>
+        <w:t xml:space="preserve"> pseudo-op is meant to configure </w:t>
       </w:r>
       <w:r>
         <w:t>many of</w:t>
@@ -9105,8 +9897,13 @@
       </w:r>
     </w:p>
     <w:p>
-      <w:r>
-        <w:t>The .switch settings are not dynamic; they are applied prior to the start of execution of WW code.</w:t>
+      <w:proofErr w:type="gramStart"/>
+      <w:r>
+        <w:t>The .switch</w:t>
+      </w:r>
+      <w:proofErr w:type="gramEnd"/>
+      <w:r>
+        <w:t xml:space="preserve"> settings are not dynamic; they are applied prior to the start of execution of WW code.</w:t>
       </w:r>
     </w:p>
     <w:p>
@@ -9143,7 +9940,15 @@
     </w:p>
     <w:p>
       <w:r>
-        <w:t>Flip-Flop Register Preset switches are a special case; the .switch pseudo-op can preset flip-flop register</w:t>
+        <w:t xml:space="preserve">Flip-Flop Register Preset switches are a special case; </w:t>
+      </w:r>
+      <w:proofErr w:type="gramStart"/>
+      <w:r>
+        <w:t>the .switch</w:t>
+      </w:r>
+      <w:proofErr w:type="gramEnd"/>
+      <w:r>
+        <w:t xml:space="preserve"> pseudo-op can preset flip-flop register</w:t>
       </w:r>
       <w:r>
         <w:t>s</w:t>
@@ -9325,6 +10130,7 @@
         <w:pStyle w:val="Heading3"/>
       </w:pPr>
       <w:bookmarkStart w:id="14" w:name="_Toc187018280"/>
+      <w:proofErr w:type="gramStart"/>
       <w:r>
         <w:lastRenderedPageBreak/>
         <w:t>.</w:t>
@@ -9337,6 +10143,7 @@
         <w:t>dbwgt</w:t>
       </w:r>
       <w:proofErr w:type="spellEnd"/>
+      <w:proofErr w:type="gramEnd"/>
       <w:r>
         <w:t xml:space="preserve"> </w:t>
       </w:r>
@@ -9453,6 +10260,7 @@
           <w:szCs w:val="20"/>
         </w:rPr>
       </w:pPr>
+      <w:proofErr w:type="gramStart"/>
       <w:r>
         <w:rPr>
           <w:rFonts w:ascii="Consolas" w:hAnsi="Consolas" w:cs="Courier New"/>
@@ -9469,6 +10277,7 @@
         <w:t>dbwgt</w:t>
       </w:r>
       <w:proofErr w:type="spellEnd"/>
+      <w:proofErr w:type="gramEnd"/>
       <w:r>
         <w:rPr>
           <w:rFonts w:ascii="Consolas" w:hAnsi="Consolas" w:cs="Courier New"/>
@@ -9490,9 +10299,454 @@
           <w:rFonts w:ascii="Consolas" w:hAnsi="Consolas" w:cs="Courier New"/>
           <w:szCs w:val="20"/>
         </w:rPr>
+        <w:t>,</w:t>
+      </w:r>
+      <w:r>
+        <w:rPr>
+          <w:rFonts w:ascii="Consolas" w:hAnsi="Consolas" w:cs="Courier New"/>
+          <w:szCs w:val="20"/>
+        </w:rPr>
         <w:t xml:space="preserve"> 0o100</w:t>
       </w:r>
     </w:p>
+    <w:p>
+      <w:pPr>
+        <w:rPr>
+          <w:color w:val="948A54" w:themeColor="background2" w:themeShade="80"/>
+        </w:rPr>
+      </w:pPr>
+      <w:r>
+        <w:rPr>
+          <w:color w:val="948A54" w:themeColor="background2" w:themeShade="80"/>
+        </w:rPr>
+        <w:t>Revised Apr 2026</w:t>
+      </w:r>
+    </w:p>
+    <w:p>
+      <w:pPr>
+        <w:rPr>
+          <w:rFonts w:ascii="Consolas" w:hAnsi="Consolas"/>
+          <w:color w:val="948A54" w:themeColor="background2" w:themeShade="80"/>
+        </w:rPr>
+      </w:pPr>
+      <w:r>
+        <w:rPr>
+          <w:rFonts w:ascii="Consolas" w:hAnsi="Consolas"/>
+          <w:color w:val="948A54" w:themeColor="background2" w:themeShade="80"/>
+        </w:rPr>
+        <w:t xml:space="preserve">         </w:t>
+      </w:r>
+      <w:proofErr w:type="gramStart"/>
+      <w:r>
+        <w:rPr>
+          <w:rFonts w:ascii="Consolas" w:hAnsi="Consolas"/>
+          <w:color w:val="948A54" w:themeColor="background2" w:themeShade="80"/>
+        </w:rPr>
+        <w:t>.</w:t>
+      </w:r>
+      <w:proofErr w:type="spellStart"/>
+      <w:r>
+        <w:rPr>
+          <w:rFonts w:ascii="Consolas" w:hAnsi="Consolas"/>
+          <w:color w:val="948A54" w:themeColor="background2" w:themeShade="80"/>
+        </w:rPr>
+        <w:t>dbwgt</w:t>
+      </w:r>
+      <w:proofErr w:type="spellEnd"/>
+      <w:proofErr w:type="gramEnd"/>
+      <w:r>
+        <w:rPr>
+          <w:rFonts w:ascii="Consolas" w:hAnsi="Consolas"/>
+          <w:color w:val="948A54" w:themeColor="background2" w:themeShade="80"/>
+        </w:rPr>
+        <w:t xml:space="preserve"> </w:t>
+      </w:r>
+      <w:proofErr w:type="spellStart"/>
+      <w:r>
+        <w:rPr>
+          <w:rFonts w:ascii="Consolas" w:hAnsi="Consolas"/>
+          <w:color w:val="948A54" w:themeColor="background2" w:themeShade="80"/>
+        </w:rPr>
+        <w:t>Address|ParamName</w:t>
+      </w:r>
+      <w:proofErr w:type="spellEnd"/>
+      <w:r>
+        <w:rPr>
+          <w:rFonts w:ascii="Consolas" w:hAnsi="Consolas"/>
+          <w:color w:val="948A54" w:themeColor="background2" w:themeShade="80"/>
+        </w:rPr>
+        <w:t xml:space="preserve"> [, </w:t>
+      </w:r>
+      <w:proofErr w:type="spellStart"/>
+      <w:r>
+        <w:rPr>
+          <w:rFonts w:ascii="Consolas" w:hAnsi="Consolas"/>
+          <w:color w:val="948A54" w:themeColor="background2" w:themeShade="80"/>
+        </w:rPr>
+        <w:t>Incr</w:t>
+      </w:r>
+      <w:proofErr w:type="spellEnd"/>
+      <w:r>
+        <w:rPr>
+          <w:rFonts w:ascii="Consolas" w:hAnsi="Consolas"/>
+          <w:color w:val="948A54" w:themeColor="background2" w:themeShade="80"/>
+        </w:rPr>
+        <w:t xml:space="preserve"> [, Format [, Min [, Max]]]] </w:t>
+      </w:r>
+    </w:p>
+    <w:p>
+      <w:pPr>
+        <w:rPr>
+          <w:color w:val="948A54" w:themeColor="background2" w:themeShade="80"/>
+        </w:rPr>
+      </w:pPr>
+      <w:r>
+        <w:rPr>
+          <w:color w:val="948A54" w:themeColor="background2" w:themeShade="80"/>
+        </w:rPr>
+        <w:t xml:space="preserve">         or using keyword </w:t>
+      </w:r>
+      <w:proofErr w:type="spellStart"/>
+      <w:r>
+        <w:rPr>
+          <w:color w:val="948A54" w:themeColor="background2" w:themeShade="80"/>
+        </w:rPr>
+        <w:t>args</w:t>
+      </w:r>
+      <w:proofErr w:type="spellEnd"/>
+      <w:r>
+        <w:rPr>
+          <w:color w:val="948A54" w:themeColor="background2" w:themeShade="80"/>
+        </w:rPr>
+        <w:t xml:space="preserve">, e.g.: </w:t>
+      </w:r>
+    </w:p>
+    <w:p>
+      <w:pPr>
+        <w:rPr>
+          <w:rFonts w:ascii="Consolas" w:hAnsi="Consolas"/>
+          <w:color w:val="948A54" w:themeColor="background2" w:themeShade="80"/>
+        </w:rPr>
+      </w:pPr>
+      <w:r>
+        <w:rPr>
+          <w:rFonts w:ascii="Consolas" w:hAnsi="Consolas"/>
+          <w:color w:val="948A54" w:themeColor="background2" w:themeShade="80"/>
+        </w:rPr>
+        <w:t xml:space="preserve">         </w:t>
+      </w:r>
+      <w:proofErr w:type="gramStart"/>
+      <w:r>
+        <w:rPr>
+          <w:rFonts w:ascii="Consolas" w:hAnsi="Consolas"/>
+          <w:color w:val="948A54" w:themeColor="background2" w:themeShade="80"/>
+        </w:rPr>
+        <w:t>.</w:t>
+      </w:r>
+      <w:proofErr w:type="spellStart"/>
+      <w:r>
+        <w:rPr>
+          <w:rFonts w:ascii="Consolas" w:hAnsi="Consolas"/>
+          <w:color w:val="948A54" w:themeColor="background2" w:themeShade="80"/>
+        </w:rPr>
+        <w:t>dbwgt</w:t>
+      </w:r>
+      <w:proofErr w:type="spellEnd"/>
+      <w:proofErr w:type="gramEnd"/>
+      <w:r>
+        <w:rPr>
+          <w:rFonts w:ascii="Consolas" w:hAnsi="Consolas"/>
+          <w:color w:val="948A54" w:themeColor="background2" w:themeShade="80"/>
+        </w:rPr>
+        <w:t xml:space="preserve"> </w:t>
+      </w:r>
+      <w:proofErr w:type="spellStart"/>
+      <w:r>
+        <w:rPr>
+          <w:rFonts w:ascii="Consolas" w:hAnsi="Consolas"/>
+          <w:color w:val="948A54" w:themeColor="background2" w:themeShade="80"/>
+        </w:rPr>
+        <w:t>Address|ParamName</w:t>
+      </w:r>
+      <w:proofErr w:type="spellEnd"/>
+      <w:r>
+        <w:rPr>
+          <w:rFonts w:ascii="Consolas" w:hAnsi="Consolas"/>
+          <w:color w:val="948A54" w:themeColor="background2" w:themeShade="80"/>
+        </w:rPr>
+        <w:t xml:space="preserve">, </w:t>
+      </w:r>
+      <w:proofErr w:type="spellStart"/>
+      <w:r>
+        <w:rPr>
+          <w:rFonts w:ascii="Consolas" w:hAnsi="Consolas"/>
+          <w:color w:val="948A54" w:themeColor="background2" w:themeShade="80"/>
+        </w:rPr>
+        <w:t>incr</w:t>
+      </w:r>
+      <w:proofErr w:type="spellEnd"/>
+      <w:r>
+        <w:rPr>
+          <w:rFonts w:ascii="Consolas" w:hAnsi="Consolas"/>
+          <w:color w:val="948A54" w:themeColor="background2" w:themeShade="80"/>
+        </w:rPr>
+        <w:t xml:space="preserve"> = 42, min = 10, max = 999, </w:t>
+      </w:r>
+      <w:proofErr w:type="spellStart"/>
+      <w:r>
+        <w:rPr>
+          <w:rFonts w:ascii="Consolas" w:hAnsi="Consolas"/>
+          <w:color w:val="948A54" w:themeColor="background2" w:themeShade="80"/>
+        </w:rPr>
+        <w:t>fmt</w:t>
+      </w:r>
+      <w:proofErr w:type="spellEnd"/>
+      <w:r>
+        <w:rPr>
+          <w:rFonts w:ascii="Consolas" w:hAnsi="Consolas"/>
+          <w:color w:val="948A54" w:themeColor="background2" w:themeShade="80"/>
+        </w:rPr>
+        <w:t xml:space="preserve"> = "%o" </w:t>
+      </w:r>
+    </w:p>
+    <w:p>
+      <w:pPr>
+        <w:rPr>
+          <w:color w:val="948A54" w:themeColor="background2" w:themeShade="80"/>
+        </w:rPr>
+      </w:pPr>
+      <w:r>
+        <w:rPr>
+          <w:color w:val="948A54" w:themeColor="background2" w:themeShade="80"/>
+        </w:rPr>
+        <w:t xml:space="preserve">         or a combination of the two:                                                                         </w:t>
+      </w:r>
+    </w:p>
+    <w:p>
+      <w:pPr>
+        <w:rPr>
+          <w:color w:val="948A54" w:themeColor="background2" w:themeShade="80"/>
+        </w:rPr>
+      </w:pPr>
+      <w:r>
+        <w:rPr>
+          <w:rFonts w:ascii="Consolas" w:hAnsi="Consolas"/>
+          <w:color w:val="948A54" w:themeColor="background2" w:themeShade="80"/>
+        </w:rPr>
+        <w:t xml:space="preserve">         </w:t>
+      </w:r>
+      <w:proofErr w:type="gramStart"/>
+      <w:r>
+        <w:rPr>
+          <w:rFonts w:ascii="Consolas" w:hAnsi="Consolas"/>
+          <w:color w:val="948A54" w:themeColor="background2" w:themeShade="80"/>
+        </w:rPr>
+        <w:t>.</w:t>
+      </w:r>
+      <w:proofErr w:type="spellStart"/>
+      <w:r>
+        <w:rPr>
+          <w:rFonts w:ascii="Consolas" w:hAnsi="Consolas"/>
+          <w:color w:val="948A54" w:themeColor="background2" w:themeShade="80"/>
+        </w:rPr>
+        <w:t>dbwgt</w:t>
+      </w:r>
+      <w:proofErr w:type="spellEnd"/>
+      <w:proofErr w:type="gramEnd"/>
+      <w:r>
+        <w:rPr>
+          <w:rFonts w:ascii="Consolas" w:hAnsi="Consolas"/>
+          <w:color w:val="948A54" w:themeColor="background2" w:themeShade="80"/>
+        </w:rPr>
+        <w:t xml:space="preserve"> </w:t>
+      </w:r>
+      <w:proofErr w:type="spellStart"/>
+      <w:r>
+        <w:rPr>
+          <w:rFonts w:ascii="Consolas" w:hAnsi="Consolas"/>
+          <w:color w:val="948A54" w:themeColor="background2" w:themeShade="80"/>
+        </w:rPr>
+        <w:t>Address|ParamName</w:t>
+      </w:r>
+      <w:proofErr w:type="spellEnd"/>
+      <w:r>
+        <w:rPr>
+          <w:rFonts w:ascii="Consolas" w:hAnsi="Consolas"/>
+          <w:color w:val="948A54" w:themeColor="background2" w:themeShade="80"/>
+        </w:rPr>
+        <w:t xml:space="preserve">, [&lt;by-pos </w:t>
+      </w:r>
+      <w:proofErr w:type="spellStart"/>
+      <w:r>
+        <w:rPr>
+          <w:rFonts w:ascii="Consolas" w:hAnsi="Consolas"/>
+          <w:color w:val="948A54" w:themeColor="background2" w:themeShade="80"/>
+        </w:rPr>
+        <w:t>arg</w:t>
+      </w:r>
+      <w:proofErr w:type="spellEnd"/>
+      <w:proofErr w:type="gramStart"/>
+      <w:r>
+        <w:rPr>
+          <w:rFonts w:ascii="Consolas" w:hAnsi="Consolas"/>
+          <w:color w:val="948A54" w:themeColor="background2" w:themeShade="80"/>
+        </w:rPr>
+        <w:t>&gt;,...</w:t>
+      </w:r>
+      <w:proofErr w:type="gramEnd"/>
+      <w:r>
+        <w:rPr>
+          <w:rFonts w:ascii="Consolas" w:hAnsi="Consolas"/>
+          <w:color w:val="948A54" w:themeColor="background2" w:themeShade="80"/>
+        </w:rPr>
+        <w:t>,&lt;by-pos-</w:t>
+      </w:r>
+      <w:proofErr w:type="spellStart"/>
+      <w:r>
+        <w:rPr>
+          <w:rFonts w:ascii="Consolas" w:hAnsi="Consolas"/>
+          <w:color w:val="948A54" w:themeColor="background2" w:themeShade="80"/>
+        </w:rPr>
+        <w:t>arg</w:t>
+      </w:r>
+      <w:proofErr w:type="spellEnd"/>
+      <w:r>
+        <w:rPr>
+          <w:rFonts w:ascii="Consolas" w:hAnsi="Consolas"/>
+          <w:color w:val="948A54" w:themeColor="background2" w:themeShade="80"/>
+        </w:rPr>
+        <w:t>] [&lt;keyword-</w:t>
+      </w:r>
+      <w:proofErr w:type="spellStart"/>
+      <w:r>
+        <w:rPr>
+          <w:rFonts w:ascii="Consolas" w:hAnsi="Consolas"/>
+          <w:color w:val="948A54" w:themeColor="background2" w:themeShade="80"/>
+        </w:rPr>
+        <w:t>arg</w:t>
+      </w:r>
+      <w:proofErr w:type="spellEnd"/>
+      <w:r>
+        <w:rPr>
+          <w:rFonts w:ascii="Consolas" w:hAnsi="Consolas"/>
+          <w:color w:val="948A54" w:themeColor="background2" w:themeShade="80"/>
+        </w:rPr>
+        <w:t>&gt;,</w:t>
+      </w:r>
+      <w:r>
+        <w:rPr>
+          <w:rFonts w:ascii="Consolas" w:hAnsi="Consolas"/>
+          <w:color w:val="948A54" w:themeColor="background2" w:themeShade="80"/>
+        </w:rPr>
+        <w:t xml:space="preserve"> </w:t>
+      </w:r>
+      <w:r>
+        <w:rPr>
+          <w:rFonts w:ascii="Consolas" w:hAnsi="Consolas"/>
+          <w:color w:val="948A54" w:themeColor="background2" w:themeShade="80"/>
+        </w:rPr>
+        <w:t>&lt;keyword-</w:t>
+      </w:r>
+      <w:proofErr w:type="spellStart"/>
+      <w:r>
+        <w:rPr>
+          <w:rFonts w:ascii="Consolas" w:hAnsi="Consolas"/>
+          <w:color w:val="948A54" w:themeColor="background2" w:themeShade="80"/>
+        </w:rPr>
+        <w:t>arg</w:t>
+      </w:r>
+      <w:proofErr w:type="spellEnd"/>
+      <w:r>
+        <w:rPr>
+          <w:rFonts w:ascii="Consolas" w:hAnsi="Consolas"/>
+          <w:color w:val="948A54" w:themeColor="background2" w:themeShade="80"/>
+        </w:rPr>
+        <w:t>&gt;]</w:t>
+      </w:r>
+    </w:p>
+    <w:p>
+      <w:pPr>
+        <w:rPr>
+          <w:color w:val="948A54" w:themeColor="background2" w:themeShade="80"/>
+        </w:rPr>
+      </w:pPr>
+      <w:r>
+        <w:rPr>
+          <w:color w:val="948A54" w:themeColor="background2" w:themeShade="80"/>
+        </w:rPr>
+        <w:t xml:space="preserve">where by-position </w:t>
+      </w:r>
+      <w:proofErr w:type="spellStart"/>
+      <w:r>
+        <w:rPr>
+          <w:color w:val="948A54" w:themeColor="background2" w:themeShade="80"/>
+        </w:rPr>
+        <w:t>args</w:t>
+      </w:r>
+      <w:proofErr w:type="spellEnd"/>
+      <w:r>
+        <w:rPr>
+          <w:color w:val="948A54" w:themeColor="background2" w:themeShade="80"/>
+        </w:rPr>
+        <w:t xml:space="preserve"> will be accepted in order, followed by keyword </w:t>
+      </w:r>
+      <w:proofErr w:type="spellStart"/>
+      <w:r>
+        <w:rPr>
+          <w:color w:val="948A54" w:themeColor="background2" w:themeShade="80"/>
+        </w:rPr>
+        <w:t>args</w:t>
+      </w:r>
+      <w:proofErr w:type="spellEnd"/>
+      <w:r>
+        <w:rPr>
+          <w:color w:val="948A54" w:themeColor="background2" w:themeShade="80"/>
+        </w:rPr>
+        <w:t xml:space="preserve">, and a by-position </w:t>
+      </w:r>
+      <w:proofErr w:type="spellStart"/>
+      <w:r>
+        <w:rPr>
+          <w:color w:val="948A54" w:themeColor="background2" w:themeShade="80"/>
+        </w:rPr>
+        <w:t>arg</w:t>
+      </w:r>
+      <w:proofErr w:type="spellEnd"/>
+      <w:r>
+        <w:rPr>
+          <w:color w:val="948A54" w:themeColor="background2" w:themeShade="80"/>
+        </w:rPr>
+        <w:t xml:space="preserve"> is not permitted within the keyword-</w:t>
+      </w:r>
+      <w:proofErr w:type="spellStart"/>
+      <w:r>
+        <w:rPr>
+          <w:color w:val="948A54" w:themeColor="background2" w:themeShade="80"/>
+        </w:rPr>
+        <w:t>arg</w:t>
+      </w:r>
+      <w:proofErr w:type="spellEnd"/>
+      <w:r>
+        <w:rPr>
+          <w:color w:val="948A54" w:themeColor="background2" w:themeShade="80"/>
+        </w:rPr>
+        <w:t xml:space="preserve"> list.</w:t>
+      </w:r>
+    </w:p>
+    <w:p/>
+    <w:p>
+      <w:r>
+        <w:t>The core file format has been extended to 5 fields, adding min and max. The code which processes these reads the new fields, but will also read the old format, so core files don't need to be reassembled.</w:t>
+      </w:r>
+    </w:p>
+    <w:p/>
+    <w:p>
+      <w:r>
+        <w:t xml:space="preserve">Min and max default to 1 and 65535 respectively. </w:t>
+      </w:r>
+    </w:p>
+    <w:p/>
+    <w:p/>
     <w:p>
       <w:r>
         <w:t>This pseudo-op a</w:t>
@@ -9566,6 +10820,7 @@
       </w:r>
     </w:p>
     <w:p>
+      <w:proofErr w:type="gramStart"/>
       <w:r>
         <w:t>The .</w:t>
       </w:r>
@@ -9574,6 +10829,7 @@
         <w:t>dbwgt</w:t>
       </w:r>
       <w:proofErr w:type="spellEnd"/>
+      <w:proofErr w:type="gramEnd"/>
       <w:r>
         <w:t xml:space="preserve"> pseudo-ops are evaluated once </w:t>
       </w:r>
@@ -9594,6 +10850,7 @@
         <w:pStyle w:val="Heading3"/>
       </w:pPr>
       <w:bookmarkStart w:id="15" w:name="_Toc187018281"/>
+      <w:proofErr w:type="gramStart"/>
       <w:r>
         <w:t>.</w:t>
       </w:r>
@@ -9623,6 +10880,7 @@
         <w:t>o</w:t>
       </w:r>
       <w:proofErr w:type="spellEnd"/>
+      <w:proofErr w:type="gramEnd"/>
       <w:r>
         <w:t xml:space="preserve"> </w:t>
       </w:r>
@@ -9653,6 +10911,7 @@
           <w:szCs w:val="20"/>
         </w:rPr>
       </w:pPr>
+      <w:proofErr w:type="gramStart"/>
       <w:r>
         <w:rPr>
           <w:rFonts w:ascii="Consolas" w:hAnsi="Consolas" w:cs="Courier New"/>
@@ -9669,6 +10928,7 @@
         <w:t>JumpTo</w:t>
       </w:r>
       <w:proofErr w:type="spellEnd"/>
+      <w:proofErr w:type="gramEnd"/>
       <w:r>
         <w:rPr>
           <w:rFonts w:ascii="Consolas" w:hAnsi="Consolas" w:cs="Courier New"/>
@@ -9764,6 +11024,7 @@
         <w:pStyle w:val="Heading3"/>
       </w:pPr>
       <w:bookmarkStart w:id="17" w:name="_Toc187018283"/>
+      <w:proofErr w:type="gramStart"/>
       <w:r>
         <w:t>.</w:t>
       </w:r>
@@ -9775,6 +11036,7 @@
         <w:t>daorg</w:t>
       </w:r>
       <w:proofErr w:type="spellEnd"/>
+      <w:proofErr w:type="gramEnd"/>
       <w:r>
         <w:t xml:space="preserve"> </w:t>
       </w:r>
@@ -9807,6 +11069,7 @@
           <w:szCs w:val="20"/>
         </w:rPr>
       </w:pPr>
+      <w:proofErr w:type="gramStart"/>
       <w:r>
         <w:rPr>
           <w:rFonts w:ascii="Consolas" w:hAnsi="Consolas" w:cs="Courier New"/>
@@ -9823,9 +11086,11 @@
         <w:t>daorg</w:t>
       </w:r>
       <w:proofErr w:type="spellEnd"/>
-    </w:p>
-    <w:p>
-      <w:r>
+      <w:proofErr w:type="gramEnd"/>
+    </w:p>
+    <w:p>
+      <w:r>
+        <w:lastRenderedPageBreak/>
         <w:t xml:space="preserve">Later versions of the </w:t>
       </w:r>
       <w:proofErr w:type="gramStart"/>
@@ -9853,6 +11118,7 @@
         <w:pStyle w:val="Heading3"/>
       </w:pPr>
       <w:bookmarkStart w:id="18" w:name="_Toc187018284"/>
+      <w:proofErr w:type="gramStart"/>
       <w:r>
         <w:t>.</w:t>
       </w:r>
@@ -9862,6 +11128,7 @@
         </w:rPr>
         <w:t>pp</w:t>
       </w:r>
+      <w:proofErr w:type="gramEnd"/>
       <w:r>
         <w:rPr>
           <w:rFonts w:ascii="Courier New" w:hAnsi="Courier New" w:cs="Courier New"/>
@@ -9901,6 +11168,7 @@
           <w:szCs w:val="20"/>
         </w:rPr>
       </w:pPr>
+      <w:proofErr w:type="gramStart"/>
       <w:r>
         <w:rPr>
           <w:rFonts w:ascii="Consolas" w:hAnsi="Consolas" w:cs="Courier New"/>
@@ -9908,6 +11176,7 @@
         </w:rPr>
         <w:t>.pp</w:t>
       </w:r>
+      <w:proofErr w:type="gramEnd"/>
       <w:r>
         <w:rPr>
           <w:rFonts w:ascii="Consolas" w:hAnsi="Consolas" w:cs="Courier New"/>
@@ -9986,11 +11255,19 @@
       <w:r>
         <w:t xml:space="preserve"> </w:t>
       </w:r>
+      <w:proofErr w:type="gramStart"/>
       <w:r>
         <w:rPr>
           <w:color w:val="FF0000"/>
         </w:rPr>
-        <w:t xml:space="preserve">LAS I don’t restrict this in the new </w:t>
+        <w:t>LAS</w:t>
+      </w:r>
+      <w:proofErr w:type="gramEnd"/>
+      <w:r>
+        <w:rPr>
+          <w:color w:val="FF0000"/>
+        </w:rPr>
+        <w:t xml:space="preserve"> I don’t restrict this in the new </w:t>
       </w:r>
       <w:proofErr w:type="spellStart"/>
       <w:r>
@@ -10003,7 +11280,15 @@
     </w:p>
     <w:p>
       <w:r>
-        <w:t>Labels used in .pp expressions must be defined before use.</w:t>
+        <w:t xml:space="preserve">Labels used </w:t>
+      </w:r>
+      <w:proofErr w:type="gramStart"/>
+      <w:r>
+        <w:t>in .pp</w:t>
+      </w:r>
+      <w:proofErr w:type="gramEnd"/>
+      <w:r>
+        <w:t xml:space="preserve"> expressions must be defined before use.</w:t>
       </w:r>
     </w:p>
     <w:p>
@@ -10044,13 +11329,23 @@
         </w:rPr>
         <w:t xml:space="preserve">  </w:t>
       </w:r>
-      <w:r>
-        <w:rPr>
-          <w:rFonts w:ascii="Consolas" w:hAnsi="Consolas" w:cs="Courier New"/>
-          <w:sz w:val="18"/>
-          <w:szCs w:val="18"/>
-        </w:rPr>
-        <w:t>.pp L201</w:t>
+      <w:proofErr w:type="gramStart"/>
+      <w:r>
+        <w:rPr>
+          <w:rFonts w:ascii="Consolas" w:hAnsi="Consolas" w:cs="Courier New"/>
+          <w:sz w:val="18"/>
+          <w:szCs w:val="18"/>
+        </w:rPr>
+        <w:t>.pp</w:t>
+      </w:r>
+      <w:proofErr w:type="gramEnd"/>
+      <w:r>
+        <w:rPr>
+          <w:rFonts w:ascii="Consolas" w:hAnsi="Consolas" w:cs="Courier New"/>
+          <w:sz w:val="18"/>
+          <w:szCs w:val="18"/>
+        </w:rPr>
+        <w:t xml:space="preserve"> L201</w:t>
       </w:r>
       <w:r>
         <w:rPr>
@@ -10108,13 +11403,30 @@
           <w:sz w:val="18"/>
           <w:szCs w:val="18"/>
         </w:rPr>
-        <w:t>L204:   .word 123</w:t>
+        <w:t xml:space="preserve">L204: </w:t>
+      </w:r>
+      <w:proofErr w:type="gramStart"/>
+      <w:r>
+        <w:rPr>
+          <w:rFonts w:ascii="Consolas" w:hAnsi="Consolas" w:cs="Courier New"/>
+          <w:sz w:val="18"/>
+          <w:szCs w:val="18"/>
+        </w:rPr>
+        <w:t xml:space="preserve">  .word</w:t>
+      </w:r>
+      <w:proofErr w:type="gramEnd"/>
+      <w:r>
+        <w:rPr>
+          <w:rFonts w:ascii="Consolas" w:hAnsi="Consolas" w:cs="Courier New"/>
+          <w:sz w:val="18"/>
+          <w:szCs w:val="18"/>
+        </w:rPr>
+        <w:t xml:space="preserve"> 123</w:t>
       </w:r>
     </w:p>
     <w:p/>
     <w:p>
       <w:r>
-        <w:lastRenderedPageBreak/>
         <w:t>While this is legal:</w:t>
       </w:r>
     </w:p>
@@ -10157,7 +11469,25 @@
           <w:sz w:val="18"/>
           <w:szCs w:val="18"/>
         </w:rPr>
-        <w:t>L204:   .word 123</w:t>
+        <w:t xml:space="preserve">L204: </w:t>
+      </w:r>
+      <w:proofErr w:type="gramStart"/>
+      <w:r>
+        <w:rPr>
+          <w:rFonts w:ascii="Consolas" w:hAnsi="Consolas" w:cs="Courier New"/>
+          <w:sz w:val="18"/>
+          <w:szCs w:val="18"/>
+        </w:rPr>
+        <w:t xml:space="preserve">  .word</w:t>
+      </w:r>
+      <w:proofErr w:type="gramEnd"/>
+      <w:r>
+        <w:rPr>
+          <w:rFonts w:ascii="Consolas" w:hAnsi="Consolas" w:cs="Courier New"/>
+          <w:sz w:val="18"/>
+          <w:szCs w:val="18"/>
+        </w:rPr>
+        <w:t xml:space="preserve"> 123</w:t>
       </w:r>
     </w:p>
     <w:p>
@@ -10188,13 +11518,23 @@
         </w:rPr>
         <w:t xml:space="preserve">  </w:t>
       </w:r>
-      <w:r>
-        <w:rPr>
-          <w:rFonts w:ascii="Consolas" w:hAnsi="Consolas" w:cs="Courier New"/>
-          <w:sz w:val="18"/>
-          <w:szCs w:val="18"/>
-        </w:rPr>
-        <w:t>.pp L201</w:t>
+      <w:proofErr w:type="gramStart"/>
+      <w:r>
+        <w:rPr>
+          <w:rFonts w:ascii="Consolas" w:hAnsi="Consolas" w:cs="Courier New"/>
+          <w:sz w:val="18"/>
+          <w:szCs w:val="18"/>
+        </w:rPr>
+        <w:t>.pp</w:t>
+      </w:r>
+      <w:proofErr w:type="gramEnd"/>
+      <w:r>
+        <w:rPr>
+          <w:rFonts w:ascii="Consolas" w:hAnsi="Consolas" w:cs="Courier New"/>
+          <w:sz w:val="18"/>
+          <w:szCs w:val="18"/>
+        </w:rPr>
+        <w:t xml:space="preserve"> L201</w:t>
       </w:r>
       <w:r>
         <w:rPr>
@@ -10219,6 +11559,7 @@
         <w:pStyle w:val="Heading3"/>
       </w:pPr>
       <w:bookmarkStart w:id="19" w:name="_Toc187018285"/>
+      <w:proofErr w:type="gramStart"/>
       <w:r>
         <w:t>.</w:t>
       </w:r>
@@ -10228,6 +11569,7 @@
         </w:rPr>
         <w:t>word</w:t>
       </w:r>
+      <w:proofErr w:type="gramEnd"/>
       <w:r>
         <w:rPr>
           <w:rFonts w:ascii="Courier New" w:hAnsi="Courier New" w:cs="Courier New"/>
@@ -10253,6 +11595,7 @@
           <w:szCs w:val="20"/>
         </w:rPr>
       </w:pPr>
+      <w:proofErr w:type="gramStart"/>
       <w:r>
         <w:rPr>
           <w:rFonts w:ascii="Consolas" w:hAnsi="Consolas" w:cs="Courier New"/>
@@ -10260,6 +11603,7 @@
         </w:rPr>
         <w:t>.word</w:t>
       </w:r>
+      <w:proofErr w:type="gramEnd"/>
       <w:r>
         <w:rPr>
           <w:rFonts w:ascii="Consolas" w:hAnsi="Consolas" w:cs="Courier New"/>
@@ -10277,12 +11621,21 @@
           <w:szCs w:val="20"/>
         </w:rPr>
       </w:pPr>
+      <w:proofErr w:type="gramStart"/>
       <w:r>
         <w:rPr>
           <w:rFonts w:ascii="Consolas" w:hAnsi="Consolas" w:cs="Courier New"/>
           <w:szCs w:val="20"/>
         </w:rPr>
-        <w:t>.word (</w:t>
+        <w:t>.word</w:t>
+      </w:r>
+      <w:proofErr w:type="gramEnd"/>
+      <w:r>
+        <w:rPr>
+          <w:rFonts w:ascii="Consolas" w:hAnsi="Consolas" w:cs="Courier New"/>
+          <w:szCs w:val="20"/>
+        </w:rPr>
+        <w:t xml:space="preserve"> (</w:t>
       </w:r>
       <w:proofErr w:type="spellStart"/>
       <w:r>
@@ -10326,12 +11679,21 @@
           <w:szCs w:val="20"/>
         </w:rPr>
       </w:pPr>
+      <w:proofErr w:type="gramStart"/>
       <w:r>
         <w:rPr>
           <w:rFonts w:ascii="Consolas" w:hAnsi="Consolas" w:cs="Courier New"/>
           <w:szCs w:val="20"/>
         </w:rPr>
-        <w:t>.word -0.31415</w:t>
+        <w:t>.word</w:t>
+      </w:r>
+      <w:proofErr w:type="gramEnd"/>
+      <w:r>
+        <w:rPr>
+          <w:rFonts w:ascii="Consolas" w:hAnsi="Consolas" w:cs="Courier New"/>
+          <w:szCs w:val="20"/>
+        </w:rPr>
+        <w:t xml:space="preserve"> -0.31415</w:t>
       </w:r>
     </w:p>
     <w:p>
@@ -10339,7 +11701,15 @@
         <w:t>Insert a 16-bit word initialized with the specified value at the current address and advance the address pointer.</w:t>
       </w:r>
       <w:r>
-        <w:t xml:space="preserve"> Values may be integer, fraction, or negative-zero. Integers are converted to ww one’s-complement representation if they are within the range [–(2^15 -1), +(2^15 – 1)]. </w:t>
+        <w:t xml:space="preserve"> Values may be integer, fraction, or negative-zero. Integers are converted to ww one’s-complement representation if they are within the range [</w:t>
+      </w:r>
+      <w:proofErr w:type="gramStart"/>
+      <w:r>
+        <w:t>–(</w:t>
+      </w:r>
+      <w:proofErr w:type="gramEnd"/>
+      <w:r>
+        <w:t xml:space="preserve">2^15 -1), +(2^15 – 1)]. </w:t>
       </w:r>
       <w:r>
         <w:t>Values</w:t>
@@ -10357,13 +11727,22 @@
         <w:t xml:space="preserve">, </w:t>
       </w:r>
       <w:r>
-        <w:t>valid up to and including  2^16 – 1. Values outside these ranges generate an error.</w:t>
+        <w:t xml:space="preserve">valid up to and </w:t>
+      </w:r>
+      <w:proofErr w:type="gramStart"/>
+      <w:r>
+        <w:t>including  2</w:t>
+      </w:r>
+      <w:proofErr w:type="gramEnd"/>
+      <w:r>
+        <w:t>^16 – 1. Values outside these ranges generate an error.</w:t>
       </w:r>
     </w:p>
     <w:p>
       <w:pPr>
         <w:pStyle w:val="Heading3"/>
       </w:pPr>
+      <w:proofErr w:type="gramStart"/>
       <w:r>
         <w:t>.</w:t>
       </w:r>
@@ -10377,7 +11756,14 @@
         <w:rPr>
           <w:rFonts w:ascii="Courier New" w:hAnsi="Courier New" w:cs="Courier New"/>
         </w:rPr>
-        <w:t xml:space="preserve">s </w:t>
+        <w:t>s</w:t>
+      </w:r>
+      <w:proofErr w:type="gramEnd"/>
+      <w:r>
+        <w:rPr>
+          <w:rFonts w:ascii="Courier New" w:hAnsi="Courier New" w:cs="Courier New"/>
+        </w:rPr>
+        <w:t xml:space="preserve"> </w:t>
       </w:r>
       <w:r>
         <w:rPr>
@@ -10417,6 +11803,7 @@
           <w:szCs w:val="20"/>
         </w:rPr>
       </w:pPr>
+      <w:proofErr w:type="gramStart"/>
       <w:r>
         <w:rPr>
           <w:rFonts w:ascii="Consolas" w:hAnsi="Consolas" w:cs="Courier New"/>
@@ -10431,6 +11818,7 @@
         </w:rPr>
         <w:t>s</w:t>
       </w:r>
+      <w:proofErr w:type="gramEnd"/>
       <w:r>
         <w:rPr>
           <w:rFonts w:ascii="Consolas" w:hAnsi="Consolas" w:cs="Courier New"/>
@@ -10455,6 +11843,7 @@
           <w:szCs w:val="20"/>
         </w:rPr>
       </w:pPr>
+      <w:proofErr w:type="gramStart"/>
       <w:r>
         <w:rPr>
           <w:rFonts w:ascii="Consolas" w:hAnsi="Consolas" w:cs="Courier New"/>
@@ -10469,6 +11858,7 @@
         </w:rPr>
         <w:t>s</w:t>
       </w:r>
+      <w:proofErr w:type="gramEnd"/>
       <w:r>
         <w:rPr>
           <w:rFonts w:ascii="Consolas" w:hAnsi="Consolas" w:cs="Courier New"/>
@@ -10532,6 +11922,7 @@
           <w:szCs w:val="20"/>
         </w:rPr>
       </w:pPr>
+      <w:proofErr w:type="gramStart"/>
       <w:r>
         <w:rPr>
           <w:rFonts w:ascii="Consolas" w:hAnsi="Consolas" w:cs="Courier New"/>
@@ -10546,6 +11937,7 @@
         </w:rPr>
         <w:t>s</w:t>
       </w:r>
+      <w:proofErr w:type="gramEnd"/>
       <w:r>
         <w:rPr>
           <w:rFonts w:ascii="Consolas" w:hAnsi="Consolas" w:cs="Courier New"/>
@@ -10603,7 +11995,23 @@
         <w:t xml:space="preserve">(0 if not specified) </w:t>
       </w:r>
       <w:r>
-        <w:t>at the current address and advance the address pointer. Values may be integer, fraction, or negative-zero. Integers are converted to ww one’s-complement representation if they are within the range [–(2^15 -1), +(2^15 – 1)]. Values greater than 2^15 – 1 are taken as unsigned, valid up to and including  2^16 – 1. Values outside these ranges generate an error.</w:t>
+        <w:t>at the current address and advance the address pointer. Values may be integer, fraction, or negative-zero. Integers are converted to ww one’s-complement representation if they are within the range [</w:t>
+      </w:r>
+      <w:proofErr w:type="gramStart"/>
+      <w:r>
+        <w:t>–(</w:t>
+      </w:r>
+      <w:proofErr w:type="gramEnd"/>
+      <w:r>
+        <w:t xml:space="preserve">2^15 -1), +(2^15 – 1)]. Values greater than 2^15 – 1 are taken as unsigned, valid up to and </w:t>
+      </w:r>
+      <w:proofErr w:type="gramStart"/>
+      <w:r>
+        <w:t>including  2</w:t>
+      </w:r>
+      <w:proofErr w:type="gramEnd"/>
+      <w:r>
+        <w:t>^16 – 1. Values outside these ranges generate an error.</w:t>
       </w:r>
     </w:p>
     <w:p>
@@ -10613,6 +12021,7 @@
       <w:r>
         <w:t xml:space="preserve"> </w:t>
       </w:r>
+      <w:proofErr w:type="gramStart"/>
       <w:r>
         <w:t>.</w:t>
       </w:r>
@@ -10620,9 +12029,17 @@
         <w:rPr>
           <w:rFonts w:ascii="Courier New" w:hAnsi="Courier New" w:cs="Courier New"/>
         </w:rPr>
-        <w:t xml:space="preserve">float </w:t>
+        <w:t>float</w:t>
+      </w:r>
+      <w:proofErr w:type="gramEnd"/>
+      <w:r>
+        <w:rPr>
+          <w:rFonts w:ascii="Courier New" w:hAnsi="Courier New" w:cs="Courier New"/>
+        </w:rPr>
+        <w:t xml:space="preserve"> </w:t>
       </w:r>
       <w:proofErr w:type="spellStart"/>
+      <w:proofErr w:type="gramStart"/>
       <w:r>
         <w:rPr>
           <w:rFonts w:ascii="Courier New" w:hAnsi="Courier New" w:cs="Courier New"/>
@@ -10638,6 +12055,7 @@
         <w:t>:fraction</w:t>
       </w:r>
       <w:proofErr w:type="spellEnd"/>
+      <w:proofErr w:type="gramEnd"/>
       <w:r>
         <w:rPr>
           <w:rFonts w:ascii="Courier New" w:hAnsi="Courier New" w:cs="Courier New"/>
@@ -10653,6 +12071,7 @@
         <w:t xml:space="preserve"> </w:t>
       </w:r>
       <w:proofErr w:type="spellStart"/>
+      <w:proofErr w:type="gramStart"/>
       <w:r>
         <w:rPr>
           <w:rFonts w:ascii="Courier New" w:hAnsi="Courier New" w:cs="Courier New"/>
@@ -10668,6 +12087,7 @@
         <w:t>:integer</w:t>
       </w:r>
       <w:proofErr w:type="spellEnd"/>
+      <w:proofErr w:type="gramEnd"/>
     </w:p>
     <w:p>
       <w:pPr>
@@ -10678,6 +12098,7 @@
           <w:szCs w:val="20"/>
         </w:rPr>
       </w:pPr>
+      <w:proofErr w:type="gramStart"/>
       <w:r>
         <w:rPr>
           <w:rFonts w:ascii="Consolas" w:hAnsi="Consolas" w:cs="Courier New"/>
@@ -10690,7 +12111,15 @@
           <w:rFonts w:ascii="Consolas" w:hAnsi="Consolas" w:cs="Courier New"/>
           <w:szCs w:val="20"/>
         </w:rPr>
-        <w:t>float +0.314159, 1</w:t>
+        <w:t>float</w:t>
+      </w:r>
+      <w:proofErr w:type="gramEnd"/>
+      <w:r>
+        <w:rPr>
+          <w:rFonts w:ascii="Consolas" w:hAnsi="Consolas" w:cs="Courier New"/>
+          <w:szCs w:val="20"/>
+        </w:rPr>
+        <w:t xml:space="preserve"> +0.314159, 1</w:t>
       </w:r>
     </w:p>
     <w:p>
@@ -10702,12 +12131,22 @@
           <w:szCs w:val="20"/>
         </w:rPr>
       </w:pPr>
+      <w:proofErr w:type="gramStart"/>
       <w:r>
         <w:rPr>
           <w:rFonts w:ascii="Consolas" w:hAnsi="Consolas" w:cs="Courier New"/>
           <w:szCs w:val="20"/>
         </w:rPr>
-        <w:t>.float -0.42, 2</w:t>
+        <w:lastRenderedPageBreak/>
+        <w:t>.float</w:t>
+      </w:r>
+      <w:proofErr w:type="gramEnd"/>
+      <w:r>
+        <w:rPr>
+          <w:rFonts w:ascii="Consolas" w:hAnsi="Consolas" w:cs="Courier New"/>
+          <w:szCs w:val="20"/>
+        </w:rPr>
+        <w:t xml:space="preserve"> -0.42, 2</w:t>
       </w:r>
     </w:p>
     <w:p>
@@ -10724,6 +12163,7 @@
       <w:r>
         <w:t>*10</w:t>
       </w:r>
+      <w:proofErr w:type="gramStart"/>
       <w:r>
         <w:rPr>
           <w:i/>
@@ -10733,7 +12173,11 @@
         <w:t>exponent</w:t>
       </w:r>
       <w:r>
-        <w:t xml:space="preserve">  and convert the resulting quantity to 2 16-bit words, representing a (24,6) ww floating point number. Insert these words at the current address and advance the address pointer. </w:t>
+        <w:t xml:space="preserve">  and</w:t>
+      </w:r>
+      <w:proofErr w:type="gramEnd"/>
+      <w:r>
+        <w:t xml:space="preserve"> convert the resulting quantity to 2 16-bit words, representing a (24,6) ww floating point number. Insert these words at the current address and advance the address pointer. </w:t>
       </w:r>
       <w:r>
         <w:rPr>
@@ -10965,10 +12409,10 @@
       </w:pPr>
       <w:bookmarkStart w:id="20" w:name="_Toc187018287"/>
       <w:r>
-        <w:lastRenderedPageBreak/>
         <w:t xml:space="preserve">   </w:t>
       </w:r>
       <w:bookmarkStart w:id="21" w:name="_Toc187018286"/>
+      <w:proofErr w:type="gramStart"/>
       <w:r>
         <w:t>.</w:t>
       </w:r>
@@ -10980,6 +12424,7 @@
         <w:t>flexh</w:t>
       </w:r>
       <w:proofErr w:type="spellEnd"/>
+      <w:proofErr w:type="gramEnd"/>
       <w:r>
         <w:rPr>
           <w:rFonts w:ascii="Courier New" w:hAnsi="Courier New" w:cs="Courier New"/>
@@ -11002,6 +12447,7 @@
         <w:t xml:space="preserve">[, </w:t>
       </w:r>
       <w:proofErr w:type="spellStart"/>
+      <w:proofErr w:type="gramStart"/>
       <w:r>
         <w:rPr>
           <w:rFonts w:ascii="Courier New" w:hAnsi="Courier New" w:cs="Courier New"/>
@@ -11018,6 +12464,7 @@
         <w:t>:integer</w:t>
       </w:r>
       <w:proofErr w:type="spellEnd"/>
+      <w:proofErr w:type="gramEnd"/>
       <w:r>
         <w:rPr>
           <w:rFonts w:ascii="Courier New" w:hAnsi="Courier New" w:cs="Courier New"/>
@@ -11058,6 +12505,7 @@
         <w:t xml:space="preserve">[, </w:t>
       </w:r>
       <w:proofErr w:type="spellStart"/>
+      <w:proofErr w:type="gramStart"/>
       <w:r>
         <w:rPr>
           <w:rFonts w:ascii="Courier New" w:hAnsi="Courier New" w:cs="Courier New"/>
@@ -11074,6 +12522,7 @@
         <w:t>:integer</w:t>
       </w:r>
       <w:proofErr w:type="spellEnd"/>
+      <w:proofErr w:type="gramEnd"/>
       <w:r>
         <w:rPr>
           <w:rFonts w:ascii="Courier New" w:hAnsi="Courier New" w:cs="Courier New"/>
@@ -11092,6 +12541,7 @@
           <w:szCs w:val="20"/>
         </w:rPr>
       </w:pPr>
+      <w:proofErr w:type="gramStart"/>
       <w:r>
         <w:rPr>
           <w:rFonts w:ascii="Consolas" w:hAnsi="Consolas" w:cs="Courier New"/>
@@ -11108,6 +12558,7 @@
         <w:t>flexl</w:t>
       </w:r>
       <w:proofErr w:type="spellEnd"/>
+      <w:proofErr w:type="gramEnd"/>
       <w:r>
         <w:rPr>
           <w:rFonts w:ascii="Consolas" w:hAnsi="Consolas" w:cs="Courier New"/>
@@ -11141,6 +12592,7 @@
           <w:szCs w:val="20"/>
         </w:rPr>
       </w:pPr>
+      <w:proofErr w:type="gramStart"/>
       <w:r>
         <w:rPr>
           <w:rFonts w:ascii="Consolas" w:hAnsi="Consolas" w:cs="Courier New"/>
@@ -11157,6 +12609,7 @@
         <w:t>flexh</w:t>
       </w:r>
       <w:proofErr w:type="spellEnd"/>
+      <w:proofErr w:type="gramEnd"/>
       <w:r>
         <w:rPr>
           <w:rFonts w:ascii="Consolas" w:hAnsi="Consolas" w:cs="Courier New"/>
@@ -11166,8 +12619,13 @@
       </w:r>
     </w:p>
     <w:p>
-      <w:r>
-        <w:t>The .flex[</w:t>
+      <w:proofErr w:type="gramStart"/>
+      <w:r>
+        <w:t>The .flex</w:t>
+      </w:r>
+      <w:proofErr w:type="gramEnd"/>
+      <w:r>
+        <w:t>[</w:t>
       </w:r>
       <w:proofErr w:type="spellStart"/>
       <w:r>
@@ -11193,21 +12651,31 @@
         <w:t>string</w:t>
       </w:r>
       <w:r>
-        <w:t>.  .</w:t>
+        <w:t xml:space="preserve">.  </w:t>
+      </w:r>
+      <w:proofErr w:type="gramStart"/>
+      <w:r>
+        <w:t>.</w:t>
       </w:r>
       <w:proofErr w:type="spellStart"/>
       <w:r>
         <w:t>flexl</w:t>
       </w:r>
       <w:proofErr w:type="spellEnd"/>
-      <w:r>
-        <w:t xml:space="preserve"> packs each code into the low end of the word, and .</w:t>
+      <w:proofErr w:type="gramEnd"/>
+      <w:r>
+        <w:t xml:space="preserve"> packs each code into the low end of the word, </w:t>
+      </w:r>
+      <w:proofErr w:type="gramStart"/>
+      <w:r>
+        <w:t>and .</w:t>
       </w:r>
       <w:proofErr w:type="spellStart"/>
       <w:r>
         <w:t>flexh</w:t>
       </w:r>
       <w:proofErr w:type="spellEnd"/>
+      <w:proofErr w:type="gramEnd"/>
       <w:r>
         <w:t xml:space="preserve"> packs each code into the high end (top six bits) of the word. </w:t>
       </w:r>
@@ -11219,7 +12687,15 @@
     </w:p>
     <w:p>
       <w:r>
-        <w:t>Note that there are many ASCII characters that don’t have Flexo equivalents (e.g. “[“ or “;”), and if specified will raise an error.</w:t>
+        <w:t>Note that there are many ASCII characters that don’t have Flexo equivalents (e.g. “</w:t>
+      </w:r>
+      <w:proofErr w:type="gramStart"/>
+      <w:r>
+        <w:t>[“ or</w:t>
+      </w:r>
+      <w:proofErr w:type="gramEnd"/>
+      <w:r>
+        <w:t xml:space="preserve"> “;”), and if specified will raise an error.</w:t>
       </w:r>
     </w:p>
     <w:p>
@@ -11229,6 +12705,7 @@
       <w:r>
         <w:t xml:space="preserve"> </w:t>
       </w:r>
+      <w:proofErr w:type="gramStart"/>
       <w:r>
         <w:t>.</w:t>
       </w:r>
@@ -11239,6 +12716,7 @@
         <w:t>exec</w:t>
       </w:r>
       <w:bookmarkEnd w:id="20"/>
+      <w:proofErr w:type="gramEnd"/>
       <w:r>
         <w:rPr>
           <w:rFonts w:ascii="Courier New" w:hAnsi="Courier New" w:cs="Courier New"/>
@@ -11278,12 +12756,14 @@
         </w:rPr>
         <w:t xml:space="preserve"> </w:t>
       </w:r>
+      <w:proofErr w:type="gramStart"/>
       <w:r>
         <w:rPr>
           <w:rFonts w:ascii="Consolas" w:hAnsi="Consolas" w:cs="Courier New"/>
         </w:rPr>
         <w:t>.exec</w:t>
       </w:r>
+      <w:proofErr w:type="gramEnd"/>
       <w:r>
         <w:rPr>
           <w:rFonts w:ascii="Consolas" w:hAnsi="Consolas" w:cs="Courier New"/>
@@ -11310,7 +12790,15 @@
       </w:r>
       <w:proofErr w:type="spellEnd"/>
       <w:r>
-        <w:t xml:space="preserve"> pseudo-op or ww-op which does not do the standard operand evaluation. The text following .exec is taken verbatim to the simulator.</w:t>
+        <w:t xml:space="preserve"> pseudo-op or ww-op which does not do the standard operand evaluation. The text </w:t>
+      </w:r>
+      <w:proofErr w:type="gramStart"/>
+      <w:r>
+        <w:t>following .exec</w:t>
+      </w:r>
+      <w:proofErr w:type="gramEnd"/>
+      <w:r>
+        <w:t xml:space="preserve"> is taken verbatim to the simulator.</w:t>
       </w:r>
     </w:p>
     <w:p>
@@ -11393,12 +12881,20 @@
         </w:rPr>
         <w:br/>
       </w:r>
+      <w:proofErr w:type="gramStart"/>
       <w:r>
         <w:rPr>
           <w:rFonts w:ascii="Consolas" w:hAnsi="Consolas" w:cs="Courier New"/>
         </w:rPr>
         <w:tab/>
-        <w:t xml:space="preserve">.exec if debug: print </w:t>
+        <w:t>.exec</w:t>
+      </w:r>
+      <w:proofErr w:type="gramEnd"/>
+      <w:r>
+        <w:rPr>
+          <w:rFonts w:ascii="Consolas" w:hAnsi="Consolas" w:cs="Courier New"/>
+        </w:rPr>
+        <w:t xml:space="preserve"> if debug: print </w:t>
       </w:r>
       <w:proofErr w:type="spellStart"/>
       <w:r>
@@ -11469,6 +12965,7 @@
       </w:pPr>
       <w:bookmarkStart w:id="22" w:name="_Toc187018288"/>
       <w:r>
+        <w:lastRenderedPageBreak/>
         <w:t>.</w:t>
       </w:r>
       <w:r>
@@ -11526,7 +13023,14 @@
         <w:rPr>
           <w:rFonts w:ascii="Consolas" w:hAnsi="Consolas" w:cs="Courier New"/>
         </w:rPr>
-        <w:t>, …,</w:t>
+        <w:t xml:space="preserve">, </w:t>
+      </w:r>
+      <w:proofErr w:type="gramStart"/>
+      <w:r>
+        <w:rPr>
+          <w:rFonts w:ascii="Consolas" w:hAnsi="Consolas" w:cs="Courier New"/>
+        </w:rPr>
+        <w:t>…,</w:t>
       </w:r>
       <w:proofErr w:type="spellStart"/>
       <w:r>
@@ -11538,6 +13042,7 @@
         <w:t>addrN</w:t>
       </w:r>
       <w:proofErr w:type="spellEnd"/>
+      <w:proofErr w:type="gramEnd"/>
     </w:p>
     <w:p>
       <w:pPr>
@@ -11687,7 +13192,15 @@
     </w:p>
     <w:p>
       <w:r>
-        <w:t>The .print statement is executed prior to the following instruction, as with .exec</w:t>
+        <w:t xml:space="preserve">The .print statement is executed prior to the following instruction, as </w:t>
+      </w:r>
+      <w:proofErr w:type="gramStart"/>
+      <w:r>
+        <w:t>with .</w:t>
+      </w:r>
+      <w:proofErr w:type="gramEnd"/>
+      <w:r>
+        <w:t>exec</w:t>
       </w:r>
       <w:r>
         <w:t>.</w:t>
@@ -11697,8 +13210,13 @@
       <w:pPr>
         <w:pStyle w:val="Heading3"/>
       </w:pPr>
-      <w:r>
-        <w:t xml:space="preserve">.include </w:t>
+      <w:proofErr w:type="gramStart"/>
+      <w:r>
+        <w:t>.include</w:t>
+      </w:r>
+      <w:proofErr w:type="gramEnd"/>
+      <w:r>
+        <w:t xml:space="preserve"> </w:t>
       </w:r>
       <w:r>
         <w:rPr>
@@ -11716,6 +13234,7 @@
           <w:rFonts w:ascii="Consolas" w:hAnsi="Consolas" w:cs="Courier New"/>
         </w:rPr>
       </w:pPr>
+      <w:proofErr w:type="gramStart"/>
       <w:r>
         <w:rPr>
           <w:rFonts w:ascii="Consolas" w:hAnsi="Consolas" w:cs="Courier New"/>
@@ -11726,9 +13245,17 @@
         <w:rPr>
           <w:rFonts w:ascii="Consolas" w:hAnsi="Consolas" w:cs="Courier New"/>
         </w:rPr>
-        <w:t>include “float-</w:t>
+        <w:t>include</w:t>
+      </w:r>
+      <w:proofErr w:type="gramEnd"/>
+      <w:r>
+        <w:rPr>
+          <w:rFonts w:ascii="Consolas" w:hAnsi="Consolas" w:cs="Courier New"/>
+        </w:rPr>
+        <w:t xml:space="preserve"> “float-</w:t>
       </w:r>
       <w:proofErr w:type="spellStart"/>
+      <w:proofErr w:type="gramStart"/>
       <w:r>
         <w:rPr>
           <w:rFonts w:ascii="Consolas" w:hAnsi="Consolas" w:cs="Courier New"/>
@@ -11736,6 +13263,7 @@
         <w:t>lib.ww</w:t>
       </w:r>
       <w:proofErr w:type="spellEnd"/>
+      <w:proofErr w:type="gramEnd"/>
       <w:r>
         <w:rPr>
           <w:rFonts w:ascii="Consolas" w:hAnsi="Consolas" w:cs="Courier New"/>
@@ -11784,7 +13312,15 @@
         <w:t xml:space="preserve">e file being assembled. The result is an assembly of the two files as though they were one. </w:t>
       </w:r>
       <w:r>
-        <w:t>The included file must be a syntactically valid .ww file.</w:t>
+        <w:t xml:space="preserve">The included file must be a syntactically </w:t>
+      </w:r>
+      <w:proofErr w:type="gramStart"/>
+      <w:r>
+        <w:t>valid .ww</w:t>
+      </w:r>
+      <w:proofErr w:type="gramEnd"/>
+      <w:r>
+        <w:t xml:space="preserve"> file.</w:t>
       </w:r>
     </w:p>
     <w:p>
@@ -11796,14 +13332,21 @@
       <w:pPr>
         <w:ind w:left="720"/>
       </w:pPr>
-      <w:r>
-        <w:t>; .include "float-</w:t>
+      <w:proofErr w:type="gramStart"/>
+      <w:r>
+        <w:t>; .include</w:t>
+      </w:r>
+      <w:proofErr w:type="gramEnd"/>
+      <w:r>
+        <w:t xml:space="preserve"> "float-</w:t>
       </w:r>
       <w:proofErr w:type="spellStart"/>
+      <w:proofErr w:type="gramStart"/>
       <w:r>
         <w:t>lib.ww</w:t>
       </w:r>
       <w:proofErr w:type="spellEnd"/>
+      <w:proofErr w:type="gramEnd"/>
       <w:r>
         <w:t>"</w:t>
       </w:r>
@@ -11812,31 +13355,52 @@
       <w:pPr>
         <w:ind w:left="720"/>
       </w:pPr>
-      <w:r>
-        <w:lastRenderedPageBreak/>
-        <w:t>…[float-</w:t>
+      <w:proofErr w:type="gramStart"/>
+      <w:r>
+        <w:t>…[</w:t>
+      </w:r>
+      <w:proofErr w:type="gramEnd"/>
+      <w:r>
+        <w:t>float-</w:t>
       </w:r>
       <w:proofErr w:type="spellStart"/>
+      <w:proofErr w:type="gramStart"/>
       <w:r>
         <w:t>lib.ww</w:t>
       </w:r>
       <w:proofErr w:type="spellEnd"/>
-      <w:r>
-        <w:t xml:space="preserve"> statements]…</w:t>
-      </w:r>
+      <w:proofErr w:type="gramEnd"/>
+      <w:r>
+        <w:t xml:space="preserve"> </w:t>
+      </w:r>
+      <w:proofErr w:type="gramStart"/>
+      <w:r>
+        <w:t>statements]…</w:t>
+      </w:r>
+      <w:proofErr w:type="gramEnd"/>
     </w:p>
     <w:p>
       <w:pPr>
         <w:ind w:left="720"/>
       </w:pPr>
       <w:r>
-        <w:t>; end .include "float-</w:t>
+        <w:t xml:space="preserve">; </w:t>
+      </w:r>
+      <w:proofErr w:type="gramStart"/>
+      <w:r>
+        <w:t>end .include</w:t>
+      </w:r>
+      <w:proofErr w:type="gramEnd"/>
+      <w:r>
+        <w:t xml:space="preserve"> "float-</w:t>
       </w:r>
       <w:proofErr w:type="spellStart"/>
+      <w:proofErr w:type="gramStart"/>
       <w:r>
         <w:t>lib.ww</w:t>
       </w:r>
       <w:proofErr w:type="spellEnd"/>
+      <w:proofErr w:type="gramEnd"/>
       <w:r>
         <w:t>"</w:t>
       </w:r>
@@ -12325,7 +13889,6 @@
         <w:rPr>
           <w:noProof/>
         </w:rPr>
-        <w:lastRenderedPageBreak/>
         <mc:AlternateContent>
           <mc:Choice Requires="wpc">
             <w:drawing>
@@ -14425,13 +15988,18 @@
         </w:numPr>
       </w:pPr>
       <w:r>
-        <w:t>Run a binary object (.</w:t>
+        <w:t xml:space="preserve">Run a binary object </w:t>
+      </w:r>
+      <w:proofErr w:type="gramStart"/>
+      <w:r>
+        <w:t>(.</w:t>
       </w:r>
       <w:proofErr w:type="spellStart"/>
       <w:r>
         <w:t>tcore</w:t>
       </w:r>
       <w:proofErr w:type="spellEnd"/>
+      <w:proofErr w:type="gramEnd"/>
       <w:r>
         <w:t xml:space="preserve"> file) in the simulator to start to understand the flow</w:t>
       </w:r>
@@ -14445,15 +16013,28 @@
         </w:numPr>
       </w:pPr>
       <w:r>
-        <w:t>Disassemble the .</w:t>
+        <w:t xml:space="preserve">Disassemble </w:t>
+      </w:r>
+      <w:proofErr w:type="gramStart"/>
+      <w:r>
+        <w:t>the .</w:t>
       </w:r>
       <w:proofErr w:type="spellStart"/>
       <w:r>
         <w:t>tcore</w:t>
       </w:r>
       <w:proofErr w:type="spellEnd"/>
-      <w:r>
-        <w:t xml:space="preserve"> to obtain an initial uncommented .ww source file</w:t>
+      <w:proofErr w:type="gramEnd"/>
+      <w:r>
+        <w:t xml:space="preserve"> to obtain an initial </w:t>
+      </w:r>
+      <w:proofErr w:type="gramStart"/>
+      <w:r>
+        <w:t>uncommented .ww</w:t>
+      </w:r>
+      <w:proofErr w:type="gramEnd"/>
+      <w:r>
+        <w:t xml:space="preserve"> source file</w:t>
       </w:r>
     </w:p>
     <w:p>
@@ -14465,7 +16046,15 @@
         </w:numPr>
       </w:pPr>
       <w:r>
-        <w:t>Start adding comments and labels to the .ww file</w:t>
+        <w:t xml:space="preserve">Start adding comments and labels to </w:t>
+      </w:r>
+      <w:proofErr w:type="gramStart"/>
+      <w:r>
+        <w:t>the .ww</w:t>
+      </w:r>
+      <w:proofErr w:type="gramEnd"/>
+      <w:r>
+        <w:t xml:space="preserve"> file</w:t>
       </w:r>
     </w:p>
     <w:p>
@@ -14477,7 +16066,15 @@
         </w:numPr>
       </w:pPr>
       <w:r>
-        <w:t>Assemble the .ww file to produce a .</w:t>
+        <w:t xml:space="preserve">Assemble </w:t>
+      </w:r>
+      <w:proofErr w:type="gramStart"/>
+      <w:r>
+        <w:t>the .ww</w:t>
+      </w:r>
+      <w:proofErr w:type="gramEnd"/>
+      <w:r>
+        <w:t xml:space="preserve"> file to produce a .</w:t>
       </w:r>
       <w:proofErr w:type="spellStart"/>
       <w:r>
@@ -14505,7 +16102,15 @@
       </w:r>
       <w:proofErr w:type="spellEnd"/>
       <w:r>
-        <w:t xml:space="preserve"> file with a .ww extension.</w:t>
+        <w:t xml:space="preserve"> file with </w:t>
+      </w:r>
+      <w:proofErr w:type="gramStart"/>
+      <w:r>
+        <w:t>a .ww</w:t>
+      </w:r>
+      <w:proofErr w:type="gramEnd"/>
+      <w:r>
+        <w:t xml:space="preserve"> extension.</w:t>
       </w:r>
     </w:p>
     <w:p>
@@ -14535,7 +16140,16 @@
         </w:numPr>
       </w:pPr>
       <w:r>
-        <w:t>Keep editing the new .ww to add more comments and labels, plus debug .print statements as needed</w:t>
+        <w:lastRenderedPageBreak/>
+        <w:t xml:space="preserve">Keep editing the </w:t>
+      </w:r>
+      <w:proofErr w:type="gramStart"/>
+      <w:r>
+        <w:t>new .ww</w:t>
+      </w:r>
+      <w:proofErr w:type="gramEnd"/>
+      <w:r>
+        <w:t xml:space="preserve"> to add more comments and labels, plus debug .print statements as needed</w:t>
       </w:r>
     </w:p>
     <w:p>
@@ -14584,7 +16198,15 @@
     </w:p>
     <w:p>
       <w:r>
-        <w:t>[this currently is a separate program that converts a file in CS-II format into .ww format]</w:t>
+        <w:t xml:space="preserve">[this currently is a separate program that converts a file in CS-II format </w:t>
+      </w:r>
+      <w:proofErr w:type="gramStart"/>
+      <w:r>
+        <w:t>into .ww</w:t>
+      </w:r>
+      <w:proofErr w:type="gramEnd"/>
+      <w:r>
+        <w:t xml:space="preserve"> format]</w:t>
       </w:r>
     </w:p>
     <w:p>
@@ -14601,7 +16223,15 @@
     </w:p>
     <w:p>
       <w:r>
-        <w:t xml:space="preserve">  The .ww files give source code in a more-modern assembler format than the WW guys used, so I hope that's more readable than CS-II source.  The assembler outputs a listing .</w:t>
+        <w:t xml:space="preserve">  </w:t>
+      </w:r>
+      <w:proofErr w:type="gramStart"/>
+      <w:r>
+        <w:t>The .ww</w:t>
+      </w:r>
+      <w:proofErr w:type="gramEnd"/>
+      <w:r>
+        <w:t xml:space="preserve"> files give source code in a more-modern assembler format than the WW guys used, so I hope that's more readable than CS-II source.  The assembler outputs a listing .</w:t>
       </w:r>
       <w:proofErr w:type="spellStart"/>
       <w:r>
@@ -14609,13 +16239,18 @@
       </w:r>
       <w:proofErr w:type="spellEnd"/>
       <w:r>
-        <w:t xml:space="preserve"> file (which can be used again as input to the assembler!) and a .</w:t>
+        <w:t xml:space="preserve"> file (which can be used again as input to the assembler!) and </w:t>
+      </w:r>
+      <w:proofErr w:type="gramStart"/>
+      <w:r>
+        <w:t>a .</w:t>
       </w:r>
       <w:proofErr w:type="spellStart"/>
       <w:r>
         <w:t>acore</w:t>
       </w:r>
       <w:proofErr w:type="spellEnd"/>
+      <w:proofErr w:type="gramEnd"/>
       <w:r>
         <w:t xml:space="preserve"> file, which contains the core image.</w:t>
       </w:r>
@@ -14639,7 +16274,6 @@
     </w:p>
     <w:p>
       <w:r>
-        <w:lastRenderedPageBreak/>
         <w:t>L</w:t>
       </w:r>
       <w:r>
@@ -14731,10 +16365,18 @@
         <w:t>’ is the address of the symbol, the name of the sy</w:t>
       </w:r>
       <w:r>
-        <w:t>mbol follows the colon.</w:t>
-      </w:r>
-      <w:r>
-        <w:t xml:space="preserve">.  </w:t>
+        <w:t xml:space="preserve">mbol follows the </w:t>
+      </w:r>
+      <w:proofErr w:type="gramStart"/>
+      <w:r>
+        <w:t>colon.</w:t>
+      </w:r>
+      <w:r>
+        <w:t>.</w:t>
+      </w:r>
+      <w:proofErr w:type="gramEnd"/>
+      <w:r>
+        <w:t xml:space="preserve">  </w:t>
       </w:r>
     </w:p>
     <w:p>
@@ -14843,21 +16485,31 @@
     </w:p>
     <w:p>
       <w:r>
-        <w:t>In general, a “.</w:t>
+        <w:t xml:space="preserve">In general, a </w:t>
+      </w:r>
+      <w:proofErr w:type="gramStart"/>
+      <w:r>
+        <w:t>“.</w:t>
       </w:r>
       <w:proofErr w:type="spellStart"/>
       <w:r>
         <w:t>tcore</w:t>
       </w:r>
       <w:proofErr w:type="spellEnd"/>
-      <w:r>
-        <w:t>” represents the image read from a tape and reformatted from 5-5-6 into memory locations.  A “.</w:t>
+      <w:proofErr w:type="gramEnd"/>
+      <w:r>
+        <w:t xml:space="preserve">” represents the image read from a tape and reformatted from 5-5-6 into memory locations.  A </w:t>
+      </w:r>
+      <w:proofErr w:type="gramStart"/>
+      <w:r>
+        <w:t>“.</w:t>
       </w:r>
       <w:proofErr w:type="spellStart"/>
       <w:r>
         <w:t>acore</w:t>
       </w:r>
       <w:proofErr w:type="spellEnd"/>
+      <w:proofErr w:type="gramEnd"/>
       <w:r>
         <w:t>” file is generally the output of the assembler, which may have symbols and comments embedded.</w:t>
       </w:r>
@@ -14968,7 +16620,21 @@
         <w:rPr>
           <w:rFonts w:ascii="Consolas" w:hAnsi="Consolas"/>
         </w:rPr>
-        <w:t xml:space="preserve">@C0000: 0000000 0000001 0000000 0000000  None    </w:t>
+        <w:t xml:space="preserve">@C0000: 0000000 0000001 0000000 </w:t>
+      </w:r>
+      <w:proofErr w:type="gramStart"/>
+      <w:r>
+        <w:rPr>
+          <w:rFonts w:ascii="Consolas" w:hAnsi="Consolas"/>
+        </w:rPr>
+        <w:t>0000000  None</w:t>
+      </w:r>
+      <w:proofErr w:type="gramEnd"/>
+      <w:r>
+        <w:rPr>
+          <w:rFonts w:ascii="Consolas" w:hAnsi="Consolas"/>
+        </w:rPr>
+        <w:t xml:space="preserve">    </w:t>
       </w:r>
       <w:proofErr w:type="spellStart"/>
       <w:r>
@@ -15079,6 +16745,7 @@
         <w:rPr>
           <w:rFonts w:ascii="Consolas" w:hAnsi="Consolas"/>
         </w:rPr>
+        <w:lastRenderedPageBreak/>
         <w:t xml:space="preserve">@S0300: </w:t>
       </w:r>
       <w:proofErr w:type="spellStart"/>
@@ -15214,7 +16881,35 @@
         <w:rPr>
           <w:rFonts w:ascii="Consolas" w:hAnsi="Consolas"/>
         </w:rPr>
-        <w:t>@E0043: exec: if True: print("executed .exec")</w:t>
+        <w:t xml:space="preserve">@E0043: exec: if True: </w:t>
+      </w:r>
+      <w:proofErr w:type="gramStart"/>
+      <w:r>
+        <w:rPr>
+          <w:rFonts w:ascii="Consolas" w:hAnsi="Consolas"/>
+        </w:rPr>
+        <w:t>print(</w:t>
+      </w:r>
+      <w:proofErr w:type="gramEnd"/>
+      <w:r>
+        <w:rPr>
+          <w:rFonts w:ascii="Consolas" w:hAnsi="Consolas"/>
+        </w:rPr>
+        <w:t>"</w:t>
+      </w:r>
+      <w:proofErr w:type="gramStart"/>
+      <w:r>
+        <w:rPr>
+          <w:rFonts w:ascii="Consolas" w:hAnsi="Consolas"/>
+        </w:rPr>
+        <w:t>executed .exec</w:t>
+      </w:r>
+      <w:proofErr w:type="gramEnd"/>
+      <w:r>
+        <w:rPr>
+          <w:rFonts w:ascii="Consolas" w:hAnsi="Consolas"/>
+        </w:rPr>
+        <w:t>")</w:t>
       </w:r>
     </w:p>
     <w:p>
@@ -15230,439 +16925,559 @@
       </w:pPr>
       <w:bookmarkStart w:id="29" w:name="_Toc187018292"/>
       <w:r>
+        <w:t>Assembler Grammar</w:t>
+      </w:r>
+      <w:bookmarkEnd w:id="29"/>
+    </w:p>
+    <w:p>
+      <w:pPr>
+        <w:rPr>
+          <w:rFonts w:ascii="Consolas" w:hAnsi="Consolas"/>
+        </w:rPr>
+      </w:pPr>
+      <w:r>
+        <w:rPr>
+          <w:rFonts w:ascii="Consolas" w:hAnsi="Consolas"/>
+        </w:rPr>
+        <w:t xml:space="preserve">The tokenizer and parser in wwasmparser.py follow this grammar fairly well, but there are probably a few spots where it doesn't line up. The code version wins unless it's shown to be some kind of error. Something not captured well </w:t>
+      </w:r>
+      <w:r>
+        <w:rPr>
+          <w:rFonts w:ascii="Consolas" w:hAnsi="Consolas"/>
+        </w:rPr>
+        <w:t xml:space="preserve">in this grammar </w:t>
+      </w:r>
+      <w:r>
+        <w:rPr>
+          <w:rFonts w:ascii="Consolas" w:hAnsi="Consolas"/>
+        </w:rPr>
+        <w:t xml:space="preserve">is some special casing needed </w:t>
+      </w:r>
+      <w:proofErr w:type="gramStart"/>
+      <w:r>
+        <w:rPr>
+          <w:rFonts w:ascii="Consolas" w:hAnsi="Consolas"/>
+        </w:rPr>
+        <w:t>for .</w:t>
+      </w:r>
+      <w:proofErr w:type="gramEnd"/>
+      <w:r>
+        <w:rPr>
+          <w:rFonts w:ascii="Consolas" w:hAnsi="Consolas"/>
+        </w:rPr>
+        <w:t>exec.</w:t>
+      </w:r>
+    </w:p>
+    <w:p>
+      <w:pPr>
+        <w:rPr>
+          <w:rFonts w:ascii="Consolas" w:hAnsi="Consolas"/>
+        </w:rPr>
+      </w:pPr>
+      <w:r>
+        <w:rPr>
+          <w:rFonts w:ascii="Consolas" w:hAnsi="Consolas"/>
+        </w:rPr>
+        <w:t xml:space="preserve">Note that the grammar tries to capture the nuances of number denotation, but in the </w:t>
+      </w:r>
+      <w:proofErr w:type="gramStart"/>
+      <w:r>
+        <w:rPr>
+          <w:rFonts w:ascii="Consolas" w:hAnsi="Consolas"/>
+        </w:rPr>
+        <w:t>code</w:t>
+      </w:r>
+      <w:proofErr w:type="gramEnd"/>
+      <w:r>
+        <w:rPr>
+          <w:rFonts w:ascii="Consolas" w:hAnsi="Consolas"/>
+        </w:rPr>
+        <w:t xml:space="preserve"> we use dot (".") as an operator and distinguish the number types in eval. This frees us from having to add lexical knowledge of those number forms.</w:t>
+      </w:r>
+    </w:p>
+    <w:p>
+      <w:pPr>
+        <w:rPr>
+          <w:rFonts w:ascii="Consolas" w:hAnsi="Consolas"/>
+        </w:rPr>
+      </w:pPr>
+      <w:r>
+        <w:rPr>
+          <w:rFonts w:ascii="Consolas" w:hAnsi="Consolas"/>
+        </w:rPr>
+        <w:t xml:space="preserve">Informal grammar of </w:t>
+      </w:r>
+      <w:r>
+        <w:rPr>
+          <w:rFonts w:ascii="Consolas" w:hAnsi="Consolas"/>
+        </w:rPr>
+        <w:t xml:space="preserve">a </w:t>
+      </w:r>
+      <w:r>
+        <w:rPr>
+          <w:rFonts w:ascii="Consolas" w:hAnsi="Consolas"/>
+        </w:rPr>
+        <w:t>single line, showing what's optional:</w:t>
+      </w:r>
+    </w:p>
+    <w:p>
+      <w:pPr>
+        <w:rPr>
+          <w:rFonts w:ascii="Consolas" w:hAnsi="Consolas"/>
+        </w:rPr>
+      </w:pPr>
+    </w:p>
+    <w:p>
+      <w:pPr>
+        <w:rPr>
+          <w:rFonts w:ascii="Consolas" w:hAnsi="Consolas"/>
+        </w:rPr>
+      </w:pPr>
+      <w:r>
+        <w:rPr>
+          <w:rFonts w:ascii="Consolas" w:hAnsi="Consolas"/>
+        </w:rPr>
+        <w:t>&lt;line&gt; = [@ &lt;oct&gt; [. &lt;dec&gt;</w:t>
+      </w:r>
+      <w:proofErr w:type="gramStart"/>
+      <w:r>
+        <w:rPr>
+          <w:rFonts w:ascii="Consolas" w:hAnsi="Consolas"/>
+        </w:rPr>
+        <w:t>] :</w:t>
+      </w:r>
+      <w:proofErr w:type="gramEnd"/>
+      <w:r>
+        <w:rPr>
+          <w:rFonts w:ascii="Consolas" w:hAnsi="Consolas"/>
+        </w:rPr>
+        <w:t xml:space="preserve"> &lt;oct&gt; &lt;</w:t>
+      </w:r>
+      <w:proofErr w:type="spellStart"/>
+      <w:r>
+        <w:rPr>
+          <w:rFonts w:ascii="Consolas" w:hAnsi="Consolas"/>
+        </w:rPr>
+        <w:t>sp</w:t>
+      </w:r>
+      <w:proofErr w:type="spellEnd"/>
+      <w:r>
+        <w:rPr>
+          <w:rFonts w:ascii="Consolas" w:hAnsi="Consolas"/>
+        </w:rPr>
+        <w:t>&gt;] [&lt;label</w:t>
+      </w:r>
+      <w:proofErr w:type="gramStart"/>
+      <w:r>
+        <w:rPr>
+          <w:rFonts w:ascii="Consolas" w:hAnsi="Consolas"/>
+        </w:rPr>
+        <w:t>&gt; :</w:t>
+      </w:r>
+      <w:proofErr w:type="gramEnd"/>
+      <w:r>
+        <w:rPr>
+          <w:rFonts w:ascii="Consolas" w:hAnsi="Consolas"/>
+        </w:rPr>
+        <w:t xml:space="preserve"> &lt;</w:t>
+      </w:r>
+      <w:proofErr w:type="spellStart"/>
+      <w:r>
+        <w:rPr>
+          <w:rFonts w:ascii="Consolas" w:hAnsi="Consolas"/>
+        </w:rPr>
+        <w:t>sp</w:t>
+      </w:r>
+      <w:proofErr w:type="spellEnd"/>
+      <w:r>
+        <w:rPr>
+          <w:rFonts w:ascii="Consolas" w:hAnsi="Consolas"/>
+        </w:rPr>
+        <w:t>&gt;]</w:t>
+      </w:r>
+    </w:p>
+    <w:p>
+      <w:pPr>
+        <w:rPr>
+          <w:rFonts w:ascii="Consolas" w:hAnsi="Consolas"/>
+        </w:rPr>
+      </w:pPr>
+      <w:r>
+        <w:rPr>
+          <w:rFonts w:ascii="Consolas" w:hAnsi="Consolas"/>
+        </w:rPr>
+        <w:t xml:space="preserve">         [&lt;op&gt; &lt;</w:t>
+      </w:r>
+      <w:proofErr w:type="spellStart"/>
+      <w:r>
+        <w:rPr>
+          <w:rFonts w:ascii="Consolas" w:hAnsi="Consolas"/>
+        </w:rPr>
+        <w:t>sp</w:t>
+      </w:r>
+      <w:proofErr w:type="spellEnd"/>
+      <w:r>
+        <w:rPr>
+          <w:rFonts w:ascii="Consolas" w:hAnsi="Consolas"/>
+        </w:rPr>
+        <w:t>&gt; &lt;operand</w:t>
+      </w:r>
+      <w:proofErr w:type="gramStart"/>
+      <w:r>
+        <w:rPr>
+          <w:rFonts w:ascii="Consolas" w:hAnsi="Consolas"/>
+        </w:rPr>
+        <w:t>&gt;[</w:t>
+      </w:r>
+      <w:proofErr w:type="gramEnd"/>
+      <w:r>
+        <w:rPr>
+          <w:rFonts w:ascii="Consolas" w:hAnsi="Consolas"/>
+        </w:rPr>
+        <w:t>, ..., &lt;operand&gt;] [&lt;</w:t>
+      </w:r>
+      <w:proofErr w:type="spellStart"/>
+      <w:r>
+        <w:rPr>
+          <w:rFonts w:ascii="Consolas" w:hAnsi="Consolas"/>
+        </w:rPr>
+        <w:t>sp</w:t>
+      </w:r>
+      <w:proofErr w:type="spellEnd"/>
+      <w:r>
+        <w:rPr>
+          <w:rFonts w:ascii="Consolas" w:hAnsi="Consolas"/>
+        </w:rPr>
+        <w:t>&gt;]] [&lt;comment&gt;] [&lt;auto-comment&gt;]</w:t>
+      </w:r>
+    </w:p>
+    <w:p>
+      <w:pPr>
+        <w:rPr>
+          <w:rFonts w:ascii="Consolas" w:hAnsi="Consolas"/>
+        </w:rPr>
+      </w:pPr>
+    </w:p>
+    <w:p>
+      <w:pPr>
+        <w:rPr>
+          <w:rFonts w:ascii="Consolas" w:hAnsi="Consolas"/>
+        </w:rPr>
+      </w:pPr>
+      <w:r>
+        <w:rPr>
+          <w:rFonts w:ascii="Consolas" w:hAnsi="Consolas"/>
+        </w:rPr>
+        <w:t>More formal version, with optionality omitted</w:t>
+      </w:r>
+      <w:r>
+        <w:rPr>
+          <w:rFonts w:ascii="Consolas" w:hAnsi="Consolas"/>
+        </w:rPr>
+        <w:t>. Since so much is optional, we’ll assume that’s handled in what follows, to simplify the presentation.</w:t>
+      </w:r>
+    </w:p>
+    <w:p>
+      <w:pPr>
+        <w:rPr>
+          <w:rFonts w:ascii="Consolas" w:hAnsi="Consolas"/>
+        </w:rPr>
+      </w:pPr>
+    </w:p>
+    <w:p>
+      <w:pPr>
+        <w:rPr>
+          <w:rFonts w:ascii="Consolas" w:hAnsi="Consolas" w:cs="Courier New"/>
+        </w:rPr>
+      </w:pPr>
+      <w:r>
+        <w:rPr>
+          <w:rFonts w:ascii="Consolas" w:hAnsi="Consolas" w:cs="Courier New"/>
+        </w:rPr>
+        <w:t>&lt;line&gt; = &lt;prefix-</w:t>
+      </w:r>
+      <w:proofErr w:type="spellStart"/>
+      <w:r>
+        <w:rPr>
+          <w:rFonts w:ascii="Consolas" w:hAnsi="Consolas" w:cs="Courier New"/>
+        </w:rPr>
+        <w:t>addr</w:t>
+      </w:r>
+      <w:proofErr w:type="spellEnd"/>
+      <w:r>
+        <w:rPr>
+          <w:rFonts w:ascii="Consolas" w:hAnsi="Consolas" w:cs="Courier New"/>
+        </w:rPr>
+        <w:t>&gt; &lt;</w:t>
+      </w:r>
+      <w:proofErr w:type="spellStart"/>
+      <w:r>
+        <w:rPr>
+          <w:rFonts w:ascii="Consolas" w:hAnsi="Consolas" w:cs="Courier New"/>
+        </w:rPr>
+        <w:t>sep</w:t>
+      </w:r>
+      <w:proofErr w:type="spellEnd"/>
+      <w:r>
+        <w:rPr>
+          <w:rFonts w:ascii="Consolas" w:hAnsi="Consolas" w:cs="Courier New"/>
+        </w:rPr>
+        <w:t>&gt; &lt;label&gt; &lt;</w:t>
+      </w:r>
+      <w:proofErr w:type="spellStart"/>
+      <w:r>
+        <w:rPr>
+          <w:rFonts w:ascii="Consolas" w:hAnsi="Consolas" w:cs="Courier New"/>
+        </w:rPr>
+        <w:t>sep</w:t>
+      </w:r>
+      <w:proofErr w:type="spellEnd"/>
+      <w:r>
+        <w:rPr>
+          <w:rFonts w:ascii="Consolas" w:hAnsi="Consolas" w:cs="Courier New"/>
+        </w:rPr>
+        <w:t>&gt; &lt;instruction&gt; &lt;</w:t>
+      </w:r>
+      <w:proofErr w:type="spellStart"/>
+      <w:r>
+        <w:rPr>
+          <w:rFonts w:ascii="Consolas" w:hAnsi="Consolas" w:cs="Courier New"/>
+        </w:rPr>
+        <w:t>sep</w:t>
+      </w:r>
+      <w:proofErr w:type="spellEnd"/>
+      <w:r>
+        <w:rPr>
+          <w:rFonts w:ascii="Consolas" w:hAnsi="Consolas" w:cs="Courier New"/>
+        </w:rPr>
+        <w:t xml:space="preserve">&gt; &lt;comment&gt; </w:t>
+      </w:r>
+    </w:p>
+    <w:p>
+      <w:pPr>
+        <w:rPr>
+          <w:rFonts w:ascii="Consolas" w:hAnsi="Consolas" w:cs="Courier New"/>
+        </w:rPr>
+      </w:pPr>
+      <w:r>
+        <w:rPr>
+          <w:rFonts w:ascii="Consolas" w:hAnsi="Consolas" w:cs="Courier New"/>
+        </w:rPr>
+        <w:t xml:space="preserve">                                                            </w:t>
+      </w:r>
+      <w:r>
+        <w:rPr>
+          <w:rFonts w:ascii="Consolas" w:hAnsi="Consolas" w:cs="Courier New"/>
+        </w:rPr>
+        <w:t>&lt;</w:t>
+      </w:r>
+      <w:proofErr w:type="spellStart"/>
+      <w:r>
+        <w:rPr>
+          <w:rFonts w:ascii="Consolas" w:hAnsi="Consolas" w:cs="Courier New"/>
+        </w:rPr>
+        <w:t>sep</w:t>
+      </w:r>
+      <w:proofErr w:type="spellEnd"/>
+      <w:r>
+        <w:rPr>
+          <w:rFonts w:ascii="Consolas" w:hAnsi="Consolas" w:cs="Courier New"/>
+        </w:rPr>
+        <w:t>&gt;</w:t>
+      </w:r>
+      <w:r>
+        <w:rPr>
+          <w:rFonts w:ascii="Consolas" w:hAnsi="Consolas" w:cs="Courier New"/>
+        </w:rPr>
+        <w:t xml:space="preserve"> </w:t>
+      </w:r>
+      <w:r>
+        <w:rPr>
+          <w:rFonts w:ascii="Consolas" w:hAnsi="Consolas" w:cs="Courier New"/>
+        </w:rPr>
+        <w:t>&lt;auto-comment&gt;</w:t>
+      </w:r>
+    </w:p>
+    <w:p>
+      <w:pPr>
+        <w:rPr>
+          <w:rFonts w:ascii="Consolas" w:hAnsi="Consolas" w:cs="Courier New"/>
+        </w:rPr>
+      </w:pPr>
+      <w:r>
+        <w:rPr>
+          <w:rFonts w:ascii="Consolas" w:hAnsi="Consolas" w:cs="Courier New"/>
+        </w:rPr>
+        <w:t>Clauses for the components:</w:t>
+      </w:r>
+    </w:p>
+    <w:p>
+      <w:pPr>
+        <w:rPr>
+          <w:rFonts w:ascii="Consolas" w:hAnsi="Consolas" w:cs="Courier New"/>
+        </w:rPr>
+      </w:pPr>
+      <w:r>
+        <w:rPr>
+          <w:rFonts w:ascii="Consolas" w:hAnsi="Consolas" w:cs="Courier New"/>
+        </w:rPr>
+        <w:t>&lt;prefix-</w:t>
+      </w:r>
+      <w:proofErr w:type="spellStart"/>
+      <w:r>
+        <w:rPr>
+          <w:rFonts w:ascii="Consolas" w:hAnsi="Consolas" w:cs="Courier New"/>
+        </w:rPr>
+        <w:t>addr</w:t>
+      </w:r>
+      <w:proofErr w:type="spellEnd"/>
+      <w:r>
+        <w:rPr>
+          <w:rFonts w:ascii="Consolas" w:hAnsi="Consolas" w:cs="Courier New"/>
+        </w:rPr>
+        <w:t>&gt; = &lt;oct</w:t>
+      </w:r>
+      <w:proofErr w:type="gramStart"/>
+      <w:r>
+        <w:rPr>
+          <w:rFonts w:ascii="Consolas" w:hAnsi="Consolas" w:cs="Courier New"/>
+        </w:rPr>
+        <w:t>&gt; .</w:t>
+      </w:r>
+      <w:proofErr w:type="gramEnd"/>
+      <w:r>
+        <w:rPr>
+          <w:rFonts w:ascii="Consolas" w:hAnsi="Consolas" w:cs="Courier New"/>
+        </w:rPr>
+        <w:t xml:space="preserve"> &lt;dec</w:t>
+      </w:r>
+      <w:proofErr w:type="gramStart"/>
+      <w:r>
+        <w:rPr>
+          <w:rFonts w:ascii="Consolas" w:hAnsi="Consolas" w:cs="Courier New"/>
+        </w:rPr>
+        <w:t>&gt; :</w:t>
+      </w:r>
+      <w:proofErr w:type="gramEnd"/>
+      <w:r>
+        <w:rPr>
+          <w:rFonts w:ascii="Consolas" w:hAnsi="Consolas" w:cs="Courier New"/>
+        </w:rPr>
+        <w:t xml:space="preserve"> &lt;oct&gt;</w:t>
+      </w:r>
+    </w:p>
+    <w:p>
+      <w:pPr>
+        <w:rPr>
+          <w:rFonts w:ascii="Consolas" w:hAnsi="Consolas" w:cs="Courier New"/>
+        </w:rPr>
+      </w:pPr>
+      <w:r>
+        <w:rPr>
+          <w:rFonts w:ascii="Consolas" w:hAnsi="Consolas" w:cs="Courier New"/>
+        </w:rPr>
+        <w:t>&lt;label&gt;       = &lt;identifier</w:t>
+      </w:r>
+      <w:proofErr w:type="gramStart"/>
+      <w:r>
+        <w:rPr>
+          <w:rFonts w:ascii="Consolas" w:hAnsi="Consolas" w:cs="Courier New"/>
+        </w:rPr>
+        <w:t>&gt; :</w:t>
+      </w:r>
+      <w:proofErr w:type="gramEnd"/>
+    </w:p>
+    <w:p>
+      <w:pPr>
+        <w:rPr>
+          <w:rFonts w:ascii="Consolas" w:hAnsi="Consolas" w:cs="Courier New"/>
+        </w:rPr>
+      </w:pPr>
+      <w:r>
+        <w:rPr>
+          <w:rFonts w:ascii="Consolas" w:hAnsi="Consolas" w:cs="Courier New"/>
+        </w:rPr>
+        <w:t>&lt;instruction&gt; = &lt;op&gt; &lt;whitespace&gt;+ &lt;expr&gt;</w:t>
+      </w:r>
+    </w:p>
+    <w:p>
+      <w:pPr>
+        <w:rPr>
+          <w:rFonts w:ascii="Consolas" w:hAnsi="Consolas" w:cs="Courier New"/>
+        </w:rPr>
+      </w:pPr>
+      <w:r>
+        <w:rPr>
+          <w:rFonts w:ascii="Consolas" w:hAnsi="Consolas" w:cs="Courier New"/>
+        </w:rPr>
+        <w:t>&lt;op&gt;          = &lt;ww-op&gt;|&lt;pseudo-op&gt;</w:t>
+      </w:r>
+    </w:p>
+    <w:p>
+      <w:pPr>
+        <w:rPr>
+          <w:rFonts w:ascii="Consolas" w:hAnsi="Consolas" w:cs="Courier New"/>
+        </w:rPr>
+      </w:pPr>
+      <w:r>
+        <w:rPr>
+          <w:rFonts w:ascii="Consolas" w:hAnsi="Consolas" w:cs="Courier New"/>
+        </w:rPr>
+        <w:t xml:space="preserve">&lt;ww-op&gt;       = </w:t>
+      </w:r>
+      <w:proofErr w:type="spellStart"/>
+      <w:r>
+        <w:rPr>
+          <w:rFonts w:ascii="Consolas" w:hAnsi="Consolas" w:cs="Courier New"/>
+        </w:rPr>
+        <w:t>ta|ao</w:t>
+      </w:r>
+      <w:proofErr w:type="spellEnd"/>
+      <w:r>
+        <w:rPr>
+          <w:rFonts w:ascii="Consolas" w:hAnsi="Consolas" w:cs="Courier New"/>
+        </w:rPr>
+        <w:t>|...</w:t>
+      </w:r>
+    </w:p>
+    <w:p>
+      <w:pPr>
+        <w:rPr>
+          <w:rFonts w:ascii="Consolas" w:hAnsi="Consolas" w:cs="Courier New"/>
+        </w:rPr>
+      </w:pPr>
+      <w:r>
+        <w:rPr>
+          <w:rFonts w:ascii="Consolas" w:hAnsi="Consolas" w:cs="Courier New"/>
+        </w:rPr>
+        <w:t xml:space="preserve">&lt;pseudo-op&gt;   </w:t>
+      </w:r>
+      <w:proofErr w:type="gramStart"/>
+      <w:r>
+        <w:rPr>
+          <w:rFonts w:ascii="Consolas" w:hAnsi="Consolas" w:cs="Courier New"/>
+        </w:rPr>
+        <w:t>= .</w:t>
+      </w:r>
+      <w:proofErr w:type="gramEnd"/>
+      <w:r>
+        <w:rPr>
+          <w:rFonts w:ascii="Consolas" w:hAnsi="Consolas" w:cs="Courier New"/>
+        </w:rPr>
+        <w:t>word|.org|...</w:t>
+      </w:r>
+    </w:p>
+    <w:p>
+      <w:pPr>
+        <w:rPr>
+          <w:rFonts w:ascii="Consolas" w:hAnsi="Consolas" w:cs="Courier New"/>
+        </w:rPr>
+      </w:pPr>
+      <w:r>
+        <w:rPr>
+          <w:rFonts w:ascii="Consolas" w:hAnsi="Consolas" w:cs="Courier New"/>
+        </w:rPr>
         <w:lastRenderedPageBreak/>
-        <w:t>Assembler Grammar</w:t>
-      </w:r>
-      <w:bookmarkEnd w:id="29"/>
-    </w:p>
-    <w:p>
-      <w:pPr>
-        <w:rPr>
-          <w:rFonts w:ascii="Consolas" w:hAnsi="Consolas"/>
-        </w:rPr>
-      </w:pPr>
-      <w:r>
-        <w:rPr>
-          <w:rFonts w:ascii="Consolas" w:hAnsi="Consolas"/>
-        </w:rPr>
-        <w:t xml:space="preserve">The tokenizer and parser in wwasmparser.py follow this grammar fairly well, but there are probably a few spots where it doesn't line up. The code version wins unless it's shown to be some kind of error. Something not captured well </w:t>
-      </w:r>
-      <w:r>
-        <w:rPr>
-          <w:rFonts w:ascii="Consolas" w:hAnsi="Consolas"/>
-        </w:rPr>
-        <w:t xml:space="preserve">in this grammar </w:t>
-      </w:r>
-      <w:r>
-        <w:rPr>
-          <w:rFonts w:ascii="Consolas" w:hAnsi="Consolas"/>
-        </w:rPr>
-        <w:t>is some special casing needed for .exec.</w:t>
-      </w:r>
-    </w:p>
-    <w:p>
-      <w:pPr>
-        <w:rPr>
-          <w:rFonts w:ascii="Consolas" w:hAnsi="Consolas"/>
-        </w:rPr>
-      </w:pPr>
-      <w:r>
-        <w:rPr>
-          <w:rFonts w:ascii="Consolas" w:hAnsi="Consolas"/>
-        </w:rPr>
-        <w:t>Note that the grammar tries to capture the nuances of number denotation, but in the code we use dot (".") as an operator and distinguish the number types in eval. This frees us from having to add lexical knowledge of those number forms.</w:t>
-      </w:r>
-    </w:p>
-    <w:p>
-      <w:pPr>
-        <w:rPr>
-          <w:rFonts w:ascii="Consolas" w:hAnsi="Consolas"/>
-        </w:rPr>
-      </w:pPr>
-      <w:r>
-        <w:rPr>
-          <w:rFonts w:ascii="Consolas" w:hAnsi="Consolas"/>
-        </w:rPr>
-        <w:t xml:space="preserve">Informal grammar of </w:t>
-      </w:r>
-      <w:r>
-        <w:rPr>
-          <w:rFonts w:ascii="Consolas" w:hAnsi="Consolas"/>
-        </w:rPr>
-        <w:t xml:space="preserve">a </w:t>
-      </w:r>
-      <w:r>
-        <w:rPr>
-          <w:rFonts w:ascii="Consolas" w:hAnsi="Consolas"/>
-        </w:rPr>
-        <w:t>single line, showing what's optional:</w:t>
-      </w:r>
-    </w:p>
-    <w:p>
-      <w:pPr>
-        <w:rPr>
-          <w:rFonts w:ascii="Consolas" w:hAnsi="Consolas"/>
-        </w:rPr>
-      </w:pPr>
-    </w:p>
-    <w:p>
-      <w:pPr>
-        <w:rPr>
-          <w:rFonts w:ascii="Consolas" w:hAnsi="Consolas"/>
-        </w:rPr>
-      </w:pPr>
-      <w:r>
-        <w:rPr>
-          <w:rFonts w:ascii="Consolas" w:hAnsi="Consolas"/>
-        </w:rPr>
-        <w:t>&lt;line&gt; = [@ &lt;oct&gt; [. &lt;dec&gt;] : &lt;oct&gt; &lt;</w:t>
-      </w:r>
-      <w:proofErr w:type="spellStart"/>
-      <w:r>
-        <w:rPr>
-          <w:rFonts w:ascii="Consolas" w:hAnsi="Consolas"/>
-        </w:rPr>
-        <w:t>sp</w:t>
-      </w:r>
-      <w:proofErr w:type="spellEnd"/>
-      <w:r>
-        <w:rPr>
-          <w:rFonts w:ascii="Consolas" w:hAnsi="Consolas"/>
-        </w:rPr>
-        <w:t>&gt;] [&lt;label&gt; : &lt;</w:t>
-      </w:r>
-      <w:proofErr w:type="spellStart"/>
-      <w:r>
-        <w:rPr>
-          <w:rFonts w:ascii="Consolas" w:hAnsi="Consolas"/>
-        </w:rPr>
-        <w:t>sp</w:t>
-      </w:r>
-      <w:proofErr w:type="spellEnd"/>
-      <w:r>
-        <w:rPr>
-          <w:rFonts w:ascii="Consolas" w:hAnsi="Consolas"/>
-        </w:rPr>
-        <w:t>&gt;]</w:t>
-      </w:r>
-    </w:p>
-    <w:p>
-      <w:pPr>
-        <w:rPr>
-          <w:rFonts w:ascii="Consolas" w:hAnsi="Consolas"/>
-        </w:rPr>
-      </w:pPr>
-      <w:r>
-        <w:rPr>
-          <w:rFonts w:ascii="Consolas" w:hAnsi="Consolas"/>
-        </w:rPr>
-        <w:t xml:space="preserve">         [&lt;op&gt; &lt;</w:t>
-      </w:r>
-      <w:proofErr w:type="spellStart"/>
-      <w:r>
-        <w:rPr>
-          <w:rFonts w:ascii="Consolas" w:hAnsi="Consolas"/>
-        </w:rPr>
-        <w:t>sp</w:t>
-      </w:r>
-      <w:proofErr w:type="spellEnd"/>
-      <w:r>
-        <w:rPr>
-          <w:rFonts w:ascii="Consolas" w:hAnsi="Consolas"/>
-        </w:rPr>
-        <w:t>&gt; &lt;operand&gt;[, ..., &lt;operand&gt;] [&lt;</w:t>
-      </w:r>
-      <w:proofErr w:type="spellStart"/>
-      <w:r>
-        <w:rPr>
-          <w:rFonts w:ascii="Consolas" w:hAnsi="Consolas"/>
-        </w:rPr>
-        <w:t>sp</w:t>
-      </w:r>
-      <w:proofErr w:type="spellEnd"/>
-      <w:r>
-        <w:rPr>
-          <w:rFonts w:ascii="Consolas" w:hAnsi="Consolas"/>
-        </w:rPr>
-        <w:t>&gt;]] [&lt;comment&gt;] [&lt;auto-comment&gt;]</w:t>
-      </w:r>
-    </w:p>
-    <w:p>
-      <w:pPr>
-        <w:rPr>
-          <w:rFonts w:ascii="Consolas" w:hAnsi="Consolas"/>
-        </w:rPr>
-      </w:pPr>
-    </w:p>
-    <w:p>
-      <w:pPr>
-        <w:rPr>
-          <w:rFonts w:ascii="Consolas" w:hAnsi="Consolas"/>
-        </w:rPr>
-      </w:pPr>
-      <w:r>
-        <w:rPr>
-          <w:rFonts w:ascii="Consolas" w:hAnsi="Consolas"/>
-        </w:rPr>
-        <w:t>More formal version, with optionality omitted</w:t>
-      </w:r>
-      <w:r>
-        <w:rPr>
-          <w:rFonts w:ascii="Consolas" w:hAnsi="Consolas"/>
-        </w:rPr>
-        <w:t>. Since so much is optional, we’ll assume that’s handled in what follows, to simplify the presentation.</w:t>
-      </w:r>
-    </w:p>
-    <w:p>
-      <w:pPr>
-        <w:rPr>
-          <w:rFonts w:ascii="Consolas" w:hAnsi="Consolas"/>
-        </w:rPr>
-      </w:pPr>
-    </w:p>
-    <w:p>
-      <w:pPr>
-        <w:rPr>
-          <w:rFonts w:ascii="Consolas" w:hAnsi="Consolas" w:cs="Courier New"/>
-        </w:rPr>
-      </w:pPr>
-      <w:r>
-        <w:rPr>
-          <w:rFonts w:ascii="Consolas" w:hAnsi="Consolas" w:cs="Courier New"/>
-        </w:rPr>
-        <w:t>&lt;line&gt; = &lt;prefix-</w:t>
-      </w:r>
-      <w:proofErr w:type="spellStart"/>
-      <w:r>
-        <w:rPr>
-          <w:rFonts w:ascii="Consolas" w:hAnsi="Consolas" w:cs="Courier New"/>
-        </w:rPr>
-        <w:t>addr</w:t>
-      </w:r>
-      <w:proofErr w:type="spellEnd"/>
-      <w:r>
-        <w:rPr>
-          <w:rFonts w:ascii="Consolas" w:hAnsi="Consolas" w:cs="Courier New"/>
-        </w:rPr>
-        <w:t>&gt; &lt;</w:t>
-      </w:r>
-      <w:proofErr w:type="spellStart"/>
-      <w:r>
-        <w:rPr>
-          <w:rFonts w:ascii="Consolas" w:hAnsi="Consolas" w:cs="Courier New"/>
-        </w:rPr>
-        <w:t>sep</w:t>
-      </w:r>
-      <w:proofErr w:type="spellEnd"/>
-      <w:r>
-        <w:rPr>
-          <w:rFonts w:ascii="Consolas" w:hAnsi="Consolas" w:cs="Courier New"/>
-        </w:rPr>
-        <w:t>&gt; &lt;label&gt; &lt;</w:t>
-      </w:r>
-      <w:proofErr w:type="spellStart"/>
-      <w:r>
-        <w:rPr>
-          <w:rFonts w:ascii="Consolas" w:hAnsi="Consolas" w:cs="Courier New"/>
-        </w:rPr>
-        <w:t>sep</w:t>
-      </w:r>
-      <w:proofErr w:type="spellEnd"/>
-      <w:r>
-        <w:rPr>
-          <w:rFonts w:ascii="Consolas" w:hAnsi="Consolas" w:cs="Courier New"/>
-        </w:rPr>
-        <w:t>&gt; &lt;instruction&gt; &lt;</w:t>
-      </w:r>
-      <w:proofErr w:type="spellStart"/>
-      <w:r>
-        <w:rPr>
-          <w:rFonts w:ascii="Consolas" w:hAnsi="Consolas" w:cs="Courier New"/>
-        </w:rPr>
-        <w:t>sep</w:t>
-      </w:r>
-      <w:proofErr w:type="spellEnd"/>
-      <w:r>
-        <w:rPr>
-          <w:rFonts w:ascii="Consolas" w:hAnsi="Consolas" w:cs="Courier New"/>
-        </w:rPr>
-        <w:t xml:space="preserve">&gt; &lt;comment&gt; </w:t>
-      </w:r>
-    </w:p>
-    <w:p>
-      <w:pPr>
-        <w:rPr>
-          <w:rFonts w:ascii="Consolas" w:hAnsi="Consolas" w:cs="Courier New"/>
-        </w:rPr>
-      </w:pPr>
-      <w:r>
-        <w:rPr>
-          <w:rFonts w:ascii="Consolas" w:hAnsi="Consolas" w:cs="Courier New"/>
-        </w:rPr>
-        <w:t xml:space="preserve">                                                            </w:t>
-      </w:r>
-      <w:r>
-        <w:rPr>
-          <w:rFonts w:ascii="Consolas" w:hAnsi="Consolas" w:cs="Courier New"/>
-        </w:rPr>
-        <w:t>&lt;</w:t>
-      </w:r>
-      <w:proofErr w:type="spellStart"/>
-      <w:r>
-        <w:rPr>
-          <w:rFonts w:ascii="Consolas" w:hAnsi="Consolas" w:cs="Courier New"/>
-        </w:rPr>
-        <w:t>sep</w:t>
-      </w:r>
-      <w:proofErr w:type="spellEnd"/>
-      <w:r>
-        <w:rPr>
-          <w:rFonts w:ascii="Consolas" w:hAnsi="Consolas" w:cs="Courier New"/>
-        </w:rPr>
-        <w:t>&gt;</w:t>
-      </w:r>
-      <w:r>
-        <w:rPr>
-          <w:rFonts w:ascii="Consolas" w:hAnsi="Consolas" w:cs="Courier New"/>
-        </w:rPr>
-        <w:t xml:space="preserve"> </w:t>
-      </w:r>
-      <w:r>
-        <w:rPr>
-          <w:rFonts w:ascii="Consolas" w:hAnsi="Consolas" w:cs="Courier New"/>
-        </w:rPr>
-        <w:t>&lt;auto-comment&gt;</w:t>
-      </w:r>
-    </w:p>
-    <w:p>
-      <w:pPr>
-        <w:rPr>
-          <w:rFonts w:ascii="Consolas" w:hAnsi="Consolas" w:cs="Courier New"/>
-        </w:rPr>
-      </w:pPr>
-      <w:r>
-        <w:rPr>
-          <w:rFonts w:ascii="Consolas" w:hAnsi="Consolas" w:cs="Courier New"/>
-        </w:rPr>
-        <w:t>Clauses for the components:</w:t>
-      </w:r>
-    </w:p>
-    <w:p>
-      <w:pPr>
-        <w:rPr>
-          <w:rFonts w:ascii="Consolas" w:hAnsi="Consolas" w:cs="Courier New"/>
-        </w:rPr>
-      </w:pPr>
-      <w:r>
-        <w:rPr>
-          <w:rFonts w:ascii="Consolas" w:hAnsi="Consolas" w:cs="Courier New"/>
-        </w:rPr>
-        <w:t>&lt;prefix-</w:t>
-      </w:r>
-      <w:proofErr w:type="spellStart"/>
-      <w:r>
-        <w:rPr>
-          <w:rFonts w:ascii="Consolas" w:hAnsi="Consolas" w:cs="Courier New"/>
-        </w:rPr>
-        <w:t>addr</w:t>
-      </w:r>
-      <w:proofErr w:type="spellEnd"/>
-      <w:r>
-        <w:rPr>
-          <w:rFonts w:ascii="Consolas" w:hAnsi="Consolas" w:cs="Courier New"/>
-        </w:rPr>
-        <w:t>&gt; = &lt;oct&gt; . &lt;dec&gt; : &lt;oct&gt;</w:t>
-      </w:r>
-    </w:p>
-    <w:p>
-      <w:pPr>
-        <w:rPr>
-          <w:rFonts w:ascii="Consolas" w:hAnsi="Consolas" w:cs="Courier New"/>
-        </w:rPr>
-      </w:pPr>
-      <w:r>
-        <w:rPr>
-          <w:rFonts w:ascii="Consolas" w:hAnsi="Consolas" w:cs="Courier New"/>
-        </w:rPr>
-        <w:t>&lt;label&gt;       = &lt;identifier&gt; :</w:t>
-      </w:r>
-    </w:p>
-    <w:p>
-      <w:pPr>
-        <w:rPr>
-          <w:rFonts w:ascii="Consolas" w:hAnsi="Consolas" w:cs="Courier New"/>
-        </w:rPr>
-      </w:pPr>
-      <w:r>
-        <w:rPr>
-          <w:rFonts w:ascii="Consolas" w:hAnsi="Consolas" w:cs="Courier New"/>
-        </w:rPr>
-        <w:t>&lt;instruction&gt; = &lt;op&gt; &lt;whitespace&gt;+ &lt;expr&gt;</w:t>
-      </w:r>
-    </w:p>
-    <w:p>
-      <w:pPr>
-        <w:rPr>
-          <w:rFonts w:ascii="Consolas" w:hAnsi="Consolas" w:cs="Courier New"/>
-        </w:rPr>
-      </w:pPr>
-      <w:r>
-        <w:rPr>
-          <w:rFonts w:ascii="Consolas" w:hAnsi="Consolas" w:cs="Courier New"/>
-        </w:rPr>
-        <w:t>&lt;op&gt;          = &lt;ww-op&gt;|&lt;pseudo-op&gt;</w:t>
-      </w:r>
-    </w:p>
-    <w:p>
-      <w:pPr>
-        <w:rPr>
-          <w:rFonts w:ascii="Consolas" w:hAnsi="Consolas" w:cs="Courier New"/>
-        </w:rPr>
-      </w:pPr>
-      <w:r>
-        <w:rPr>
-          <w:rFonts w:ascii="Consolas" w:hAnsi="Consolas" w:cs="Courier New"/>
-        </w:rPr>
-        <w:t xml:space="preserve">&lt;ww-op&gt;       = </w:t>
-      </w:r>
-      <w:proofErr w:type="spellStart"/>
-      <w:r>
-        <w:rPr>
-          <w:rFonts w:ascii="Consolas" w:hAnsi="Consolas" w:cs="Courier New"/>
-        </w:rPr>
-        <w:t>ta|ao</w:t>
-      </w:r>
-      <w:proofErr w:type="spellEnd"/>
-      <w:r>
-        <w:rPr>
-          <w:rFonts w:ascii="Consolas" w:hAnsi="Consolas" w:cs="Courier New"/>
-        </w:rPr>
-        <w:t>|...</w:t>
-      </w:r>
-    </w:p>
-    <w:p>
-      <w:pPr>
-        <w:rPr>
-          <w:rFonts w:ascii="Consolas" w:hAnsi="Consolas" w:cs="Courier New"/>
-        </w:rPr>
-      </w:pPr>
-      <w:r>
-        <w:rPr>
-          <w:rFonts w:ascii="Consolas" w:hAnsi="Consolas" w:cs="Courier New"/>
-        </w:rPr>
-        <w:t>&lt;pseudo-op&gt;   = .word|.org|...</w:t>
-      </w:r>
-    </w:p>
-    <w:p>
-      <w:pPr>
-        <w:rPr>
-          <w:rFonts w:ascii="Consolas" w:hAnsi="Consolas" w:cs="Courier New"/>
-        </w:rPr>
-      </w:pPr>
-      <w:r>
-        <w:rPr>
-          <w:rFonts w:ascii="Consolas" w:hAnsi="Consolas" w:cs="Courier New"/>
-        </w:rPr>
         <w:t>&lt;operand&gt;     = &lt;comma-expr&gt;</w:t>
       </w:r>
     </w:p>
@@ -15754,20 +17569,76 @@
         <w:rPr>
           <w:rFonts w:ascii="Consolas" w:hAnsi="Consolas" w:cs="Courier New"/>
         </w:rPr>
-        <w:t>&lt;oct-num&gt;     = 0o&lt;oct&gt; | {0|1}.{0-7}^5</w:t>
-      </w:r>
-    </w:p>
-    <w:p>
-      <w:pPr>
-        <w:rPr>
-          <w:rFonts w:ascii="Consolas" w:hAnsi="Consolas" w:cs="Courier New"/>
-        </w:rPr>
-      </w:pPr>
-      <w:r>
-        <w:rPr>
-          <w:rFonts w:ascii="Consolas" w:hAnsi="Consolas" w:cs="Courier New"/>
-        </w:rPr>
-        <w:t>&lt;dec-num&gt;     = {+|-}{0|1}.&lt;dec&gt; | &lt;dec&gt;</w:t>
+        <w:t>&lt;oct-num&gt;     = 0o&lt;oct&gt; | {0|1</w:t>
+      </w:r>
+      <w:proofErr w:type="gramStart"/>
+      <w:r>
+        <w:rPr>
+          <w:rFonts w:ascii="Consolas" w:hAnsi="Consolas" w:cs="Courier New"/>
+        </w:rPr>
+        <w:t>}.{</w:t>
+      </w:r>
+      <w:proofErr w:type="gramEnd"/>
+      <w:r>
+        <w:rPr>
+          <w:rFonts w:ascii="Consolas" w:hAnsi="Consolas" w:cs="Courier New"/>
+        </w:rPr>
+        <w:t>0-</w:t>
+      </w:r>
+      <w:proofErr w:type="gramStart"/>
+      <w:r>
+        <w:rPr>
+          <w:rFonts w:ascii="Consolas" w:hAnsi="Consolas" w:cs="Courier New"/>
+        </w:rPr>
+        <w:t>7}^</w:t>
+      </w:r>
+      <w:proofErr w:type="gramEnd"/>
+      <w:r>
+        <w:rPr>
+          <w:rFonts w:ascii="Consolas" w:hAnsi="Consolas" w:cs="Courier New"/>
+        </w:rPr>
+        <w:t>5</w:t>
+      </w:r>
+    </w:p>
+    <w:p>
+      <w:pPr>
+        <w:rPr>
+          <w:rFonts w:ascii="Consolas" w:hAnsi="Consolas" w:cs="Courier New"/>
+        </w:rPr>
+      </w:pPr>
+      <w:r>
+        <w:rPr>
+          <w:rFonts w:ascii="Consolas" w:hAnsi="Consolas" w:cs="Courier New"/>
+        </w:rPr>
+        <w:t>&lt;dec-num&gt;     = {+|</w:t>
+      </w:r>
+      <w:proofErr w:type="gramStart"/>
+      <w:r>
+        <w:rPr>
+          <w:rFonts w:ascii="Consolas" w:hAnsi="Consolas" w:cs="Courier New"/>
+        </w:rPr>
+        <w:t>-}{</w:t>
+      </w:r>
+      <w:proofErr w:type="gramEnd"/>
+      <w:r>
+        <w:rPr>
+          <w:rFonts w:ascii="Consolas" w:hAnsi="Consolas" w:cs="Courier New"/>
+        </w:rPr>
+        <w:t>0|1</w:t>
+      </w:r>
+      <w:proofErr w:type="gramStart"/>
+      <w:r>
+        <w:rPr>
+          <w:rFonts w:ascii="Consolas" w:hAnsi="Consolas" w:cs="Courier New"/>
+        </w:rPr>
+        <w:t>}.&lt;</w:t>
+      </w:r>
+      <w:proofErr w:type="gramEnd"/>
+      <w:r>
+        <w:rPr>
+          <w:rFonts w:ascii="Consolas" w:hAnsi="Consolas" w:cs="Courier New"/>
+        </w:rPr>
+        <w:t>dec&gt; | &lt;dec&gt;</w:t>
       </w:r>
     </w:p>
     <w:p>
@@ -15827,7 +17698,77 @@
         <w:rPr>
           <w:rFonts w:ascii="Consolas" w:hAnsi="Consolas" w:cs="Courier New"/>
         </w:rPr>
-        <w:t>&lt;operator&gt;                   = + | - | * | / | @ |  @@ | : | . | ; | , | 0o</w:t>
+        <w:t xml:space="preserve">&lt;operator&gt;                   = + | - | * | / | @ </w:t>
+      </w:r>
+      <w:proofErr w:type="gramStart"/>
+      <w:r>
+        <w:rPr>
+          <w:rFonts w:ascii="Consolas" w:hAnsi="Consolas" w:cs="Courier New"/>
+        </w:rPr>
+        <w:t>|  @</w:t>
+      </w:r>
+      <w:proofErr w:type="gramEnd"/>
+      <w:r>
+        <w:rPr>
+          <w:rFonts w:ascii="Consolas" w:hAnsi="Consolas" w:cs="Courier New"/>
+        </w:rPr>
+        <w:t xml:space="preserve">@ </w:t>
+      </w:r>
+      <w:proofErr w:type="gramStart"/>
+      <w:r>
+        <w:rPr>
+          <w:rFonts w:ascii="Consolas" w:hAnsi="Consolas" w:cs="Courier New"/>
+        </w:rPr>
+        <w:t>| :</w:t>
+      </w:r>
+      <w:proofErr w:type="gramEnd"/>
+      <w:r>
+        <w:rPr>
+          <w:rFonts w:ascii="Consolas" w:hAnsi="Consolas" w:cs="Courier New"/>
+        </w:rPr>
+        <w:t xml:space="preserve"> </w:t>
+      </w:r>
+      <w:proofErr w:type="gramStart"/>
+      <w:r>
+        <w:rPr>
+          <w:rFonts w:ascii="Consolas" w:hAnsi="Consolas" w:cs="Courier New"/>
+        </w:rPr>
+        <w:t>| .</w:t>
+      </w:r>
+      <w:proofErr w:type="gramEnd"/>
+      <w:r>
+        <w:rPr>
+          <w:rFonts w:ascii="Consolas" w:hAnsi="Consolas" w:cs="Courier New"/>
+        </w:rPr>
+        <w:t xml:space="preserve"> </w:t>
+      </w:r>
+      <w:proofErr w:type="gramStart"/>
+      <w:r>
+        <w:rPr>
+          <w:rFonts w:ascii="Consolas" w:hAnsi="Consolas" w:cs="Courier New"/>
+        </w:rPr>
+        <w:t>| ;</w:t>
+      </w:r>
+      <w:proofErr w:type="gramEnd"/>
+      <w:r>
+        <w:rPr>
+          <w:rFonts w:ascii="Consolas" w:hAnsi="Consolas" w:cs="Courier New"/>
+        </w:rPr>
+        <w:t xml:space="preserve"> </w:t>
+      </w:r>
+      <w:proofErr w:type="gramStart"/>
+      <w:r>
+        <w:rPr>
+          <w:rFonts w:ascii="Consolas" w:hAnsi="Consolas" w:cs="Courier New"/>
+        </w:rPr>
+        <w:t>| ,</w:t>
+      </w:r>
+      <w:proofErr w:type="gramEnd"/>
+      <w:r>
+        <w:rPr>
+          <w:rFonts w:ascii="Consolas" w:hAnsi="Consolas" w:cs="Courier New"/>
+        </w:rPr>
+        <w:t xml:space="preserve"> | 0o</w:t>
       </w:r>
       <w:r>
         <w:rPr>
@@ -15846,7 +17787,6 @@
         <w:rPr>
           <w:rFonts w:ascii="Consolas" w:hAnsi="Consolas" w:cs="Courier New"/>
         </w:rPr>
-        <w:lastRenderedPageBreak/>
         <w:t>&lt;identifier&gt;                 = &lt;extended-alphanumeric-char&gt;</w:t>
       </w:r>
       <w:r>
@@ -15866,33 +17806,69 @@
         <w:rPr>
           <w:rFonts w:ascii="Consolas" w:hAnsi="Consolas" w:cs="Courier New"/>
         </w:rPr>
-        <w:t>&lt;digit-seq&gt;                  = {0-9}+</w:t>
-      </w:r>
-    </w:p>
-    <w:p>
-      <w:pPr>
-        <w:rPr>
-          <w:rFonts w:ascii="Consolas" w:hAnsi="Consolas" w:cs="Courier New"/>
-        </w:rPr>
-      </w:pPr>
-      <w:r>
-        <w:rPr>
-          <w:rFonts w:ascii="Consolas" w:hAnsi="Consolas" w:cs="Courier New"/>
-        </w:rPr>
-        <w:t>&lt;comment&gt;                    = ; &lt;any-char-but-not-@@&gt;*</w:t>
-      </w:r>
-    </w:p>
-    <w:p>
-      <w:pPr>
-        <w:rPr>
-          <w:rFonts w:ascii="Consolas" w:hAnsi="Consolas" w:cs="Courier New"/>
-        </w:rPr>
-      </w:pPr>
-      <w:r>
-        <w:rPr>
-          <w:rFonts w:ascii="Consolas" w:hAnsi="Consolas" w:cs="Courier New"/>
-        </w:rPr>
-        <w:t>&lt;auto-comment&gt;               = @@  &lt;any-char&gt;*</w:t>
+        <w:t>&lt;digit-seq&gt;                  = {0-</w:t>
+      </w:r>
+      <w:proofErr w:type="gramStart"/>
+      <w:r>
+        <w:rPr>
+          <w:rFonts w:ascii="Consolas" w:hAnsi="Consolas" w:cs="Courier New"/>
+        </w:rPr>
+        <w:t>9}+</w:t>
+      </w:r>
+      <w:proofErr w:type="gramEnd"/>
+    </w:p>
+    <w:p>
+      <w:pPr>
+        <w:rPr>
+          <w:rFonts w:ascii="Consolas" w:hAnsi="Consolas" w:cs="Courier New"/>
+        </w:rPr>
+      </w:pPr>
+      <w:r>
+        <w:rPr>
+          <w:rFonts w:ascii="Consolas" w:hAnsi="Consolas" w:cs="Courier New"/>
+        </w:rPr>
+        <w:t xml:space="preserve">&lt;comment&gt;                    </w:t>
+      </w:r>
+      <w:proofErr w:type="gramStart"/>
+      <w:r>
+        <w:rPr>
+          <w:rFonts w:ascii="Consolas" w:hAnsi="Consolas" w:cs="Courier New"/>
+        </w:rPr>
+        <w:t>= ;</w:t>
+      </w:r>
+      <w:proofErr w:type="gramEnd"/>
+      <w:r>
+        <w:rPr>
+          <w:rFonts w:ascii="Consolas" w:hAnsi="Consolas" w:cs="Courier New"/>
+        </w:rPr>
+        <w:t xml:space="preserve"> &lt;any-char-but-not-@@&gt;*</w:t>
+      </w:r>
+    </w:p>
+    <w:p>
+      <w:pPr>
+        <w:rPr>
+          <w:rFonts w:ascii="Consolas" w:hAnsi="Consolas" w:cs="Courier New"/>
+        </w:rPr>
+      </w:pPr>
+      <w:r>
+        <w:rPr>
+          <w:rFonts w:ascii="Consolas" w:hAnsi="Consolas" w:cs="Courier New"/>
+        </w:rPr>
+        <w:t>&lt;auto-comment&gt;               = @</w:t>
+      </w:r>
+      <w:proofErr w:type="gramStart"/>
+      <w:r>
+        <w:rPr>
+          <w:rFonts w:ascii="Consolas" w:hAnsi="Consolas" w:cs="Courier New"/>
+        </w:rPr>
+        <w:t>@  &lt;</w:t>
+      </w:r>
+      <w:proofErr w:type="gramEnd"/>
+      <w:r>
+        <w:rPr>
+          <w:rFonts w:ascii="Consolas" w:hAnsi="Consolas" w:cs="Courier New"/>
+        </w:rPr>
+        <w:t>any-char&gt;*</w:t>
       </w:r>
     </w:p>
     <w:p>
@@ -15964,7 +17940,21 @@
         <w:rPr>
           <w:rFonts w:ascii="Consolas" w:hAnsi="Consolas" w:cs="Courier New"/>
         </w:rPr>
-        <w:t>&lt;comma-expr&gt;          = &lt;additive-expr&gt; | &lt;additive-expr&gt; , &lt;comma-expr&gt;</w:t>
+        <w:t>&lt;comma-expr&gt;          = &lt;additive-expr&gt; | &lt;additive-expr</w:t>
+      </w:r>
+      <w:proofErr w:type="gramStart"/>
+      <w:r>
+        <w:rPr>
+          <w:rFonts w:ascii="Consolas" w:hAnsi="Consolas" w:cs="Courier New"/>
+        </w:rPr>
+        <w:t>&gt; ,</w:t>
+      </w:r>
+      <w:proofErr w:type="gramEnd"/>
+      <w:r>
+        <w:rPr>
+          <w:rFonts w:ascii="Consolas" w:hAnsi="Consolas" w:cs="Courier New"/>
+        </w:rPr>
+        <w:t xml:space="preserve"> &lt;comma-expr&gt;</w:t>
       </w:r>
     </w:p>
     <w:p>
@@ -16009,7 +17999,35 @@
         <w:rPr>
           <w:rFonts w:ascii="Consolas" w:hAnsi="Consolas" w:cs="Courier New"/>
         </w:rPr>
-        <w:t>&lt;multiplicative-expr&gt; = &lt;bit-or-expr&gt;  | &lt;bit-or-expr&gt; {* | /}  &lt;multiplicative-expr&gt;</w:t>
+        <w:t>&lt;multiplicative-expr&gt; = &lt;bit-or-expr</w:t>
+      </w:r>
+      <w:proofErr w:type="gramStart"/>
+      <w:r>
+        <w:rPr>
+          <w:rFonts w:ascii="Consolas" w:hAnsi="Consolas" w:cs="Courier New"/>
+        </w:rPr>
+        <w:t>&gt;  |</w:t>
+      </w:r>
+      <w:proofErr w:type="gramEnd"/>
+      <w:r>
+        <w:rPr>
+          <w:rFonts w:ascii="Consolas" w:hAnsi="Consolas" w:cs="Courier New"/>
+        </w:rPr>
+        <w:t xml:space="preserve"> &lt;bit-or-expr&gt; {* | </w:t>
+      </w:r>
+      <w:proofErr w:type="gramStart"/>
+      <w:r>
+        <w:rPr>
+          <w:rFonts w:ascii="Consolas" w:hAnsi="Consolas" w:cs="Courier New"/>
+        </w:rPr>
+        <w:t>/}  &lt;</w:t>
+      </w:r>
+      <w:proofErr w:type="gramEnd"/>
+      <w:r>
+        <w:rPr>
+          <w:rFonts w:ascii="Consolas" w:hAnsi="Consolas" w:cs="Courier New"/>
+        </w:rPr>
+        <w:t>multiplicative-expr&gt;</w:t>
       </w:r>
     </w:p>
     <w:p>
@@ -16048,7 +18066,35 @@
         <w:rPr>
           <w:rFonts w:ascii="Consolas" w:hAnsi="Consolas" w:cs="Courier New"/>
         </w:rPr>
-        <w:t>&lt;dotted-expr&gt;         = &lt;unary-expr&gt; |  &lt;unary-expr&gt; . &lt;dotted-expr&gt;</w:t>
+        <w:t xml:space="preserve">&lt;dotted-expr&gt;         = &lt;unary-expr&gt; </w:t>
+      </w:r>
+      <w:proofErr w:type="gramStart"/>
+      <w:r>
+        <w:rPr>
+          <w:rFonts w:ascii="Consolas" w:hAnsi="Consolas" w:cs="Courier New"/>
+        </w:rPr>
+        <w:t>|  &lt;</w:t>
+      </w:r>
+      <w:proofErr w:type="gramEnd"/>
+      <w:r>
+        <w:rPr>
+          <w:rFonts w:ascii="Consolas" w:hAnsi="Consolas" w:cs="Courier New"/>
+        </w:rPr>
+        <w:t>unary-expr</w:t>
+      </w:r>
+      <w:proofErr w:type="gramStart"/>
+      <w:r>
+        <w:rPr>
+          <w:rFonts w:ascii="Consolas" w:hAnsi="Consolas" w:cs="Courier New"/>
+        </w:rPr>
+        <w:t>&gt; .</w:t>
+      </w:r>
+      <w:proofErr w:type="gramEnd"/>
+      <w:r>
+        <w:rPr>
+          <w:rFonts w:ascii="Consolas" w:hAnsi="Consolas" w:cs="Courier New"/>
+        </w:rPr>
+        <w:t xml:space="preserve"> &lt;dotted-expr&gt;</w:t>
       </w:r>
     </w:p>
     <w:p>
@@ -16074,8 +18120,58 @@
         <w:rPr>
           <w:rFonts w:ascii="Consolas" w:hAnsi="Consolas" w:cs="Courier New"/>
         </w:rPr>
-        <w:t>&lt;atomic-expr&gt;         =  &lt;identifier&gt; | &lt;digit-seq&gt;  |  &lt;string&gt; | ( &lt;expr&gt; )</w:t>
-      </w:r>
+        <w:t xml:space="preserve">&lt;atomic-expr&gt;         </w:t>
+      </w:r>
+      <w:proofErr w:type="gramStart"/>
+      <w:r>
+        <w:rPr>
+          <w:rFonts w:ascii="Consolas" w:hAnsi="Consolas" w:cs="Courier New"/>
+        </w:rPr>
+        <w:t>=  &lt;</w:t>
+      </w:r>
+      <w:proofErr w:type="gramEnd"/>
+      <w:r>
+        <w:rPr>
+          <w:rFonts w:ascii="Consolas" w:hAnsi="Consolas" w:cs="Courier New"/>
+        </w:rPr>
+        <w:t>identifier&gt; | &lt;digit-seq</w:t>
+      </w:r>
+      <w:proofErr w:type="gramStart"/>
+      <w:r>
+        <w:rPr>
+          <w:rFonts w:ascii="Consolas" w:hAnsi="Consolas" w:cs="Courier New"/>
+        </w:rPr>
+        <w:t>&gt;  |</w:t>
+      </w:r>
+      <w:proofErr w:type="gramEnd"/>
+      <w:r>
+        <w:rPr>
+          <w:rFonts w:ascii="Consolas" w:hAnsi="Consolas" w:cs="Courier New"/>
+        </w:rPr>
+        <w:t xml:space="preserve">  &lt;string&gt; | </w:t>
+      </w:r>
+      <w:proofErr w:type="gramStart"/>
+      <w:r>
+        <w:rPr>
+          <w:rFonts w:ascii="Consolas" w:hAnsi="Consolas" w:cs="Courier New"/>
+        </w:rPr>
+        <w:t>( &lt;</w:t>
+      </w:r>
+      <w:proofErr w:type="gramEnd"/>
+      <w:r>
+        <w:rPr>
+          <w:rFonts w:ascii="Consolas" w:hAnsi="Consolas" w:cs="Courier New"/>
+        </w:rPr>
+        <w:t>expr</w:t>
+      </w:r>
+      <w:proofErr w:type="gramStart"/>
+      <w:r>
+        <w:rPr>
+          <w:rFonts w:ascii="Consolas" w:hAnsi="Consolas" w:cs="Courier New"/>
+        </w:rPr>
+        <w:t>&gt; )</w:t>
+      </w:r>
+      <w:proofErr w:type="gramEnd"/>
     </w:p>
     <w:p>
       <w:pPr>
@@ -17320,7 +19416,15 @@
     </w:p>
     <w:p>
       <w:r>
-        <w:t xml:space="preserve">Default WW behavior is to halt on any alarm (especially annoying for arithmetic overflow.  Often it’s easier to debug a program by ignoring the overflows and following the flow, then going back later to see what caused the </w:t>
+        <w:t xml:space="preserve">Default WW behavior is to halt on any alarm (especially annoying for arithmetic overflow.  </w:t>
+      </w:r>
+      <w:proofErr w:type="gramStart"/>
+      <w:r>
+        <w:t>Often</w:t>
+      </w:r>
+      <w:proofErr w:type="gramEnd"/>
+      <w:r>
+        <w:t xml:space="preserve"> it’s easier to debug a program by ignoring the overflows and following the flow, then going back later to see what caused the </w:t>
       </w:r>
       <w:proofErr w:type="spellStart"/>
       <w:r>
@@ -17718,7 +19822,15 @@
     </w:p>
     <w:p>
       <w:r>
-        <w:t>The Oscilloscope Display was not used in every program.  In the WW simulator, by default, the Oscilloscope is emulated in a graphical X-Window created specifically for that purpose.  The graphics window is only created on the first access to the display device by the WW program, so it’s not instantiated at all unless required.  Also by default, mouse clicks in the graphics window are interpreted by the simulator as “light gun hits”.  The 2M-0277 documents which objects can be seen by the light gun and which cannot;</w:t>
+        <w:t xml:space="preserve">The Oscilloscope Display was not used in every program.  In the WW simulator, by default, the Oscilloscope is emulated in a graphical X-Window created specifically for that purpose.  The graphics window is only created on the first access to the display device by the WW program, so it’s not instantiated at all unless required.  </w:t>
+      </w:r>
+      <w:proofErr w:type="gramStart"/>
+      <w:r>
+        <w:t>Also</w:t>
+      </w:r>
+      <w:proofErr w:type="gramEnd"/>
+      <w:r>
+        <w:t xml:space="preserve"> by default, mouse clicks in the graphics window are interpreted by the simulator as “light gun hits”.  The 2M-0277 documents which objects can be seen by the light gun and which cannot;</w:t>
       </w:r>
       <w:r>
         <w:rPr>
@@ -19648,20 +21760,15 @@
       <w:rPr>
         <w:noProof/>
       </w:rPr>
-      <w:t>March 21, 2025</w:t>
+      <w:t>April 4, 2026</w:t>
     </w:r>
     <w:r>
       <w:fldChar w:fldCharType="end"/>
     </w:r>
     <w:r>
       <w:tab/>
-      <w:t xml:space="preserve">g. </w:t>
+      <w:t>g. fedorkow</w:t>
     </w:r>
-    <w:proofErr w:type="spellStart"/>
-    <w:r>
-      <w:t>fedorkow</w:t>
-    </w:r>
-    <w:proofErr w:type="spellEnd"/>
     <w:r>
       <w:tab/>
       <w:t xml:space="preserve">Page </w:t>
@@ -19840,13 +21947,7 @@
         <w:rPr>
           <w:lang w:val="en-US"/>
         </w:rPr>
-        <w:t xml:space="preserve">Nothing depends on how many spaces or tabs are used, so tab spacing can be whatever you prefer in your </w:t>
-      </w:r>
-      <w:r>
-        <w:rPr>
-          <w:lang w:val="en-US"/>
-        </w:rPr>
-        <w:t>fave editor (i.e., this is not python!)</w:t>
+        <w:t>Nothing depends on how many spaces or tabs are used, so tab spacing can be whatever you prefer in your fave editor (i.e., this is not python!)</w:t>
       </w:r>
     </w:p>
   </w:footnote>
@@ -23139,7 +25240,6 @@
   <w:style w:type="character" w:default="1" w:styleId="DefaultParagraphFont">
     <w:name w:val="Default Paragraph Font"/>
     <w:uiPriority w:val="1"/>
-    <w:semiHidden/>
     <w:unhideWhenUsed/>
   </w:style>
   <w:style w:type="table" w:default="1" w:styleId="TableNormal">

--- a/Documentation/Whirlwind-Development-Environment.docx
+++ b/Documentation/Whirlwind-Development-Environment.docx
@@ -13860,10 +13860,758 @@
     <w:p/>
     <w:p>
       <w:pPr>
-        <w:pStyle w:val="Heading2"/>
+        <w:pStyle w:val="Heading3"/>
       </w:pPr>
       <w:bookmarkStart w:id="23" w:name="_Ref143087393"/>
       <w:bookmarkStart w:id="24" w:name="_Toc187018289"/>
+      <w:proofErr w:type="gramStart"/>
+      <w:r>
+        <w:t>.</w:t>
+      </w:r>
+      <w:proofErr w:type="spellStart"/>
+      <w:r>
+        <w:t>simparam</w:t>
+      </w:r>
+      <w:proofErr w:type="spellEnd"/>
+      <w:proofErr w:type="gramEnd"/>
+    </w:p>
+    <w:p/>
+    <w:p/>
+    <w:p>
+      <w:r>
+        <w:t>options:</w:t>
+      </w:r>
+    </w:p>
+    <w:p>
+      <w:r>
+        <w:t xml:space="preserve">  -h, --help            show this help message and exit</w:t>
+      </w:r>
+    </w:p>
+    <w:p>
+      <w:r>
+        <w:t xml:space="preserve">  --</w:t>
+      </w:r>
+      <w:proofErr w:type="spellStart"/>
+      <w:r>
+        <w:t>LogDir</w:t>
+      </w:r>
+      <w:proofErr w:type="spellEnd"/>
+      <w:r>
+        <w:t xml:space="preserve"> LOGDIR       Directory into which to store logs. Default is current wd.</w:t>
+      </w:r>
+    </w:p>
+    <w:p>
+      <w:r>
+        <w:t xml:space="preserve">  --</w:t>
+      </w:r>
+      <w:proofErr w:type="spellStart"/>
+      <w:r>
+        <w:t>ArchaeoLog</w:t>
+      </w:r>
+      <w:proofErr w:type="spellEnd"/>
+      <w:r>
+        <w:t xml:space="preserve">          Write data to the </w:t>
+      </w:r>
+      <w:proofErr w:type="spellStart"/>
+      <w:r>
+        <w:t>archaeolog</w:t>
+      </w:r>
+      <w:proofErr w:type="spellEnd"/>
+      <w:r>
+        <w:t xml:space="preserve"> dir.</w:t>
+      </w:r>
+    </w:p>
+    <w:p>
+      <w:r>
+        <w:t xml:space="preserve">  -t, --</w:t>
+      </w:r>
+      <w:proofErr w:type="spellStart"/>
+      <w:r>
+        <w:t>TracePC</w:t>
+      </w:r>
+      <w:proofErr w:type="spellEnd"/>
+      <w:r>
+        <w:t xml:space="preserve">         Trace PC for each instruction</w:t>
+      </w:r>
+    </w:p>
+    <w:p>
+      <w:r>
+        <w:t xml:space="preserve">  -a, --</w:t>
+      </w:r>
+      <w:proofErr w:type="spellStart"/>
+      <w:r>
+        <w:t>TraceALU</w:t>
+      </w:r>
+      <w:proofErr w:type="spellEnd"/>
+      <w:r>
+        <w:t xml:space="preserve">        Trace ALU for each instruction</w:t>
+      </w:r>
+    </w:p>
+    <w:p>
+      <w:r>
+        <w:t xml:space="preserve">  -f, --</w:t>
+      </w:r>
+      <w:proofErr w:type="spellStart"/>
+      <w:r>
+        <w:t>FlowGraph</w:t>
+      </w:r>
+      <w:proofErr w:type="spellEnd"/>
+      <w:r>
+        <w:t xml:space="preserve">       Collect data to make a flow graph. Default output file &lt;</w:t>
+      </w:r>
+      <w:proofErr w:type="spellStart"/>
+      <w:r>
+        <w:t>corefile</w:t>
+      </w:r>
+      <w:proofErr w:type="spellEnd"/>
+      <w:r>
+        <w:t>-base-name</w:t>
+      </w:r>
+      <w:proofErr w:type="gramStart"/>
+      <w:r>
+        <w:t>&gt;.</w:t>
+      </w:r>
+      <w:proofErr w:type="spellStart"/>
+      <w:r>
+        <w:t>flow</w:t>
+      </w:r>
+      <w:proofErr w:type="gramEnd"/>
+      <w:r>
+        <w:t>.gv</w:t>
+      </w:r>
+      <w:proofErr w:type="spellEnd"/>
+    </w:p>
+    <w:p>
+      <w:r>
+        <w:t xml:space="preserve">  -</w:t>
+      </w:r>
+      <w:proofErr w:type="spellStart"/>
+      <w:r>
+        <w:t>fo</w:t>
+      </w:r>
+      <w:proofErr w:type="spellEnd"/>
+      <w:r>
+        <w:t xml:space="preserve"> FLOWGRAPHOUTFILE, --</w:t>
+      </w:r>
+      <w:proofErr w:type="spellStart"/>
+      <w:r>
+        <w:t>FlowGraphOutFile</w:t>
+      </w:r>
+      <w:proofErr w:type="spellEnd"/>
+      <w:r>
+        <w:t xml:space="preserve"> FLOWGRAPHOUTFILE</w:t>
+      </w:r>
+    </w:p>
+    <w:p>
+      <w:r>
+        <w:t xml:space="preserve">                        Specify flow graph output file. Implies -f</w:t>
+      </w:r>
+    </w:p>
+    <w:p>
+      <w:r>
+        <w:t xml:space="preserve">  -</w:t>
+      </w:r>
+      <w:proofErr w:type="spellStart"/>
+      <w:r>
+        <w:t>fd</w:t>
+      </w:r>
+      <w:proofErr w:type="spellEnd"/>
+      <w:r>
+        <w:t xml:space="preserve"> FLOWGRAPHOUTDIR, --</w:t>
+      </w:r>
+      <w:proofErr w:type="spellStart"/>
+      <w:r>
+        <w:t>FlowGraphOutDir</w:t>
+      </w:r>
+      <w:proofErr w:type="spellEnd"/>
+      <w:r>
+        <w:t xml:space="preserve"> FLOWGRAPHOUTDIR</w:t>
+      </w:r>
+    </w:p>
+    <w:p>
+      <w:r>
+        <w:t xml:space="preserve">                        Specify flow graph output directory. Implies -f</w:t>
+      </w:r>
+    </w:p>
+    <w:p>
+      <w:r>
+        <w:t xml:space="preserve">  -j JUMPTO, --</w:t>
+      </w:r>
+      <w:proofErr w:type="spellStart"/>
+      <w:r>
+        <w:t>JumpTo</w:t>
+      </w:r>
+      <w:proofErr w:type="spellEnd"/>
+      <w:r>
+        <w:t xml:space="preserve"> JUMPTO</w:t>
+      </w:r>
+    </w:p>
+    <w:p>
+      <w:r>
+        <w:t xml:space="preserve">                        Sim Start Address in octal</w:t>
+      </w:r>
+    </w:p>
+    <w:p>
+      <w:r>
+        <w:t xml:space="preserve">  -q, --Quiet           Suppress run-time messages (</w:t>
+      </w:r>
+      <w:proofErr w:type="spellStart"/>
+      <w:r>
+        <w:t>nop</w:t>
+      </w:r>
+      <w:proofErr w:type="spellEnd"/>
+      <w:r>
+        <w:t xml:space="preserve"> -- here just for </w:t>
+      </w:r>
+      <w:proofErr w:type="spellStart"/>
+      <w:r>
+        <w:t>compat</w:t>
+      </w:r>
+      <w:proofErr w:type="spellEnd"/>
+      <w:r>
+        <w:t>)</w:t>
+      </w:r>
+    </w:p>
+    <w:p>
+      <w:r>
+        <w:t xml:space="preserve">  -v, --Verbose         Produce run-time messages</w:t>
+      </w:r>
+    </w:p>
+    <w:p>
+      <w:r>
+        <w:t xml:space="preserve">  --</w:t>
+      </w:r>
+      <w:proofErr w:type="spellStart"/>
+      <w:r>
+        <w:t>NoWarnings</w:t>
+      </w:r>
+      <w:proofErr w:type="spellEnd"/>
+      <w:r>
+        <w:t xml:space="preserve">          Suppress Warning messages</w:t>
+      </w:r>
+    </w:p>
+    <w:p>
+      <w:r>
+        <w:t xml:space="preserve">  -D, --</w:t>
+      </w:r>
+      <w:proofErr w:type="spellStart"/>
+      <w:r>
+        <w:t>DecimalAddresses</w:t>
+      </w:r>
+      <w:proofErr w:type="spellEnd"/>
+    </w:p>
+    <w:p>
+      <w:r>
+        <w:t xml:space="preserve">                        Display trace information in decimal (default is octal)</w:t>
+      </w:r>
+    </w:p>
+    <w:p>
+      <w:r>
+        <w:t xml:space="preserve">  -c CYCLELIMIT, --</w:t>
+      </w:r>
+      <w:proofErr w:type="spellStart"/>
+      <w:r>
+        <w:t>CycleLimit</w:t>
+      </w:r>
+      <w:proofErr w:type="spellEnd"/>
+      <w:r>
+        <w:t xml:space="preserve"> CYCLELIMIT</w:t>
+      </w:r>
+    </w:p>
+    <w:p>
+      <w:r>
+        <w:t xml:space="preserve">                        Specify how many instructions to run (zero-&gt;'forever')</w:t>
+      </w:r>
+    </w:p>
+    <w:p>
+      <w:r>
+        <w:t xml:space="preserve">  --</w:t>
+      </w:r>
+      <w:proofErr w:type="spellStart"/>
+      <w:r>
+        <w:t>CycleDelayTime</w:t>
+      </w:r>
+      <w:proofErr w:type="spellEnd"/>
+      <w:r>
+        <w:t xml:space="preserve"> CYCLEDELAYTIME</w:t>
+      </w:r>
+    </w:p>
+    <w:p>
+      <w:r>
+        <w:t xml:space="preserve">                        Specify how many msec delay to insert after each instruction</w:t>
+      </w:r>
+    </w:p>
+    <w:p>
+      <w:r>
+        <w:t xml:space="preserve">  --</w:t>
+      </w:r>
+      <w:proofErr w:type="spellStart"/>
+      <w:r>
+        <w:t>AnalogScope</w:t>
+      </w:r>
+      <w:proofErr w:type="spellEnd"/>
+      <w:r>
+        <w:t xml:space="preserve">         Display graphical output on an analog CRT</w:t>
+      </w:r>
+    </w:p>
+    <w:p>
+      <w:r>
+        <w:t xml:space="preserve">  --</w:t>
+      </w:r>
+      <w:proofErr w:type="spellStart"/>
+      <w:r>
+        <w:t>xWinSize</w:t>
+      </w:r>
+      <w:proofErr w:type="spellEnd"/>
+      <w:r>
+        <w:t xml:space="preserve"> XWINSIZE   specify the size of an </w:t>
+      </w:r>
+      <w:proofErr w:type="spellStart"/>
+      <w:r>
+        <w:t>xWinCrt</w:t>
+      </w:r>
+      <w:proofErr w:type="spellEnd"/>
+      <w:r>
+        <w:t xml:space="preserve"> pseudo-scope display in pixels</w:t>
+      </w:r>
+    </w:p>
+    <w:p>
+      <w:r>
+        <w:t xml:space="preserve">  --</w:t>
+      </w:r>
+      <w:proofErr w:type="spellStart"/>
+      <w:r>
+        <w:t>NoXWin</w:t>
+      </w:r>
+      <w:proofErr w:type="spellEnd"/>
+      <w:r>
+        <w:t xml:space="preserve">              Don't open any x-windows</w:t>
+      </w:r>
+    </w:p>
+    <w:p>
+      <w:r>
+        <w:lastRenderedPageBreak/>
+        <w:t xml:space="preserve">  --</w:t>
+      </w:r>
+      <w:proofErr w:type="spellStart"/>
+      <w:r>
+        <w:t>LongTraceFormat</w:t>
+      </w:r>
+      <w:proofErr w:type="spellEnd"/>
+      <w:r>
+        <w:t xml:space="preserve">     print all the </w:t>
+      </w:r>
+      <w:proofErr w:type="spellStart"/>
+      <w:r>
+        <w:t>cpu</w:t>
+      </w:r>
+      <w:proofErr w:type="spellEnd"/>
+      <w:r>
+        <w:t xml:space="preserve"> registers in </w:t>
+      </w:r>
+      <w:proofErr w:type="spellStart"/>
+      <w:r>
+        <w:t>TracePC</w:t>
+      </w:r>
+      <w:proofErr w:type="spellEnd"/>
+    </w:p>
+    <w:p>
+      <w:r>
+        <w:t xml:space="preserve">  --</w:t>
+      </w:r>
+      <w:proofErr w:type="spellStart"/>
+      <w:r>
+        <w:t>TraceCoreLocation</w:t>
+      </w:r>
+      <w:proofErr w:type="spellEnd"/>
+      <w:r>
+        <w:t xml:space="preserve"> TRACECORELOCATION</w:t>
+      </w:r>
+    </w:p>
+    <w:p>
+      <w:r>
+        <w:t xml:space="preserve">                        Trace references to Core Memory Location &lt;n&gt; octal</w:t>
+      </w:r>
+    </w:p>
+    <w:p>
+      <w:r>
+        <w:t xml:space="preserve">  --QuickStart          Don't wait for the Restart button on the control panel; just go!</w:t>
+      </w:r>
+    </w:p>
+    <w:p>
+      <w:r>
+        <w:t xml:space="preserve">  -n, --</w:t>
+      </w:r>
+      <w:proofErr w:type="spellStart"/>
+      <w:r>
+        <w:t>NoCloseOnStop</w:t>
+      </w:r>
+      <w:proofErr w:type="spellEnd"/>
+      <w:r>
+        <w:t xml:space="preserve">   Don't close the display on halt</w:t>
+      </w:r>
+    </w:p>
+    <w:p>
+      <w:r>
+        <w:t xml:space="preserve">  -p, --Panel           Pop up a Whirlwind Manual Intervention Panel window</w:t>
+      </w:r>
+    </w:p>
+    <w:p>
+      <w:r>
+        <w:t xml:space="preserve">  -b, --</w:t>
+      </w:r>
+      <w:proofErr w:type="spellStart"/>
+      <w:r>
+        <w:t>BlinkenLights</w:t>
+      </w:r>
+      <w:proofErr w:type="spellEnd"/>
+      <w:r>
+        <w:t xml:space="preserve">   Activate a physical Whirlwind Manual Intervention Panel</w:t>
+      </w:r>
+    </w:p>
+    <w:p>
+      <w:r>
+        <w:t xml:space="preserve">  -m, --</w:t>
+      </w:r>
+      <w:proofErr w:type="spellStart"/>
+      <w:proofErr w:type="gramStart"/>
+      <w:r>
+        <w:t>MicroWhirlwind</w:t>
+      </w:r>
+      <w:proofErr w:type="spellEnd"/>
+      <w:r>
+        <w:t xml:space="preserve">  Activate</w:t>
+      </w:r>
+      <w:proofErr w:type="gramEnd"/>
+      <w:r>
+        <w:t xml:space="preserve"> the </w:t>
+      </w:r>
+      <w:proofErr w:type="spellStart"/>
+      <w:r>
+        <w:t>MicroWhirlwind</w:t>
+      </w:r>
+      <w:proofErr w:type="spellEnd"/>
+      <w:r>
+        <w:t xml:space="preserve"> Model</w:t>
+      </w:r>
+    </w:p>
+    <w:p>
+      <w:r>
+        <w:t xml:space="preserve">  --</w:t>
+      </w:r>
+      <w:proofErr w:type="spellStart"/>
+      <w:r>
+        <w:t>SynchronousVideo</w:t>
+      </w:r>
+      <w:proofErr w:type="spellEnd"/>
+      <w:r>
+        <w:t xml:space="preserve">    Display pixels immediately; Disable video caching buffer</w:t>
+      </w:r>
+    </w:p>
+    <w:p>
+      <w:r>
+        <w:t xml:space="preserve">  --</w:t>
+      </w:r>
+      <w:proofErr w:type="spellStart"/>
+      <w:r>
+        <w:t>DumpCoreToFile</w:t>
+      </w:r>
+      <w:proofErr w:type="spellEnd"/>
+      <w:r>
+        <w:t xml:space="preserve"> DUMPCORETOFILE</w:t>
+      </w:r>
+    </w:p>
+    <w:p>
+      <w:r>
+        <w:t xml:space="preserve">                        Dump the contents of core into the named file at end of run</w:t>
+      </w:r>
+    </w:p>
+    <w:p>
+      <w:r>
+        <w:t xml:space="preserve">  --</w:t>
+      </w:r>
+      <w:proofErr w:type="spellStart"/>
+      <w:r>
+        <w:t>RestoreCoreFromFile</w:t>
+      </w:r>
+      <w:proofErr w:type="spellEnd"/>
+      <w:r>
+        <w:t xml:space="preserve"> RESTORECOREFROMFILE</w:t>
+      </w:r>
+    </w:p>
+    <w:p>
+      <w:r>
+        <w:t xml:space="preserve">                        Restore contents of memory from a core dump file</w:t>
+      </w:r>
+    </w:p>
+    <w:p>
+      <w:r>
+        <w:t xml:space="preserve">  --</w:t>
+      </w:r>
+      <w:proofErr w:type="spellStart"/>
+      <w:r>
+        <w:t>DrumStateFile</w:t>
+      </w:r>
+      <w:proofErr w:type="spellEnd"/>
+      <w:r>
+        <w:t xml:space="preserve"> DRUMSTATEFILE</w:t>
+      </w:r>
+    </w:p>
+    <w:p>
+      <w:r>
+        <w:t xml:space="preserve">                        File to store Persistent state for WW Drum</w:t>
+      </w:r>
+    </w:p>
+    <w:p>
+      <w:r>
+        <w:t xml:space="preserve">  --</w:t>
+      </w:r>
+      <w:proofErr w:type="spellStart"/>
+      <w:r>
+        <w:t>MuseumMode</w:t>
+      </w:r>
+      <w:proofErr w:type="spellEnd"/>
+      <w:r>
+        <w:t xml:space="preserve">          Cycle through states endlessly for museum display</w:t>
+      </w:r>
+    </w:p>
+    <w:p>
+      <w:r>
+        <w:t xml:space="preserve">  --</w:t>
+      </w:r>
+      <w:proofErr w:type="spellStart"/>
+      <w:r>
+        <w:t>HnfProgramDispatcher</w:t>
+      </w:r>
+      <w:proofErr w:type="spellEnd"/>
+    </w:p>
+    <w:p>
+      <w:r>
+        <w:t xml:space="preserve">                        Activate the special-purpose Demo Program Dispatcher for use at HNF</w:t>
+      </w:r>
+    </w:p>
+    <w:p>
+      <w:r>
+        <w:t xml:space="preserve">  -d, --Debugger        Start simulation under the debugger</w:t>
+      </w:r>
+    </w:p>
+    <w:p>
+      <w:r>
+        <w:t xml:space="preserve">  -map, --</w:t>
+      </w:r>
+      <w:proofErr w:type="spellStart"/>
+      <w:r>
+        <w:t>MemoryMap</w:t>
+      </w:r>
+      <w:proofErr w:type="spellEnd"/>
+      <w:r>
+        <w:t xml:space="preserve">     Produce a memory map (.map) file of the access types during this run</w:t>
+      </w:r>
+    </w:p>
+    <w:p>
+      <w:r>
+        <w:t xml:space="preserve">  --</w:t>
+      </w:r>
+      <w:proofErr w:type="spellStart"/>
+      <w:r>
+        <w:t>TTYname</w:t>
+      </w:r>
+      <w:proofErr w:type="spellEnd"/>
+      <w:r>
+        <w:t xml:space="preserve"> TTYNAME     Configure TTY name to access external media controller</w:t>
+      </w:r>
+    </w:p>
+    <w:p/>
+    <w:p>
+      <w:r>
+        <w:t xml:space="preserve">These are ones that I tinker with while debugging tapes, are not normally needed, but once in a while a program requires, or at least, always uses the arg.  </w:t>
+      </w:r>
+      <w:proofErr w:type="gramStart"/>
+      <w:r>
+        <w:t>So</w:t>
+      </w:r>
+      <w:proofErr w:type="gramEnd"/>
+      <w:r>
+        <w:t xml:space="preserve"> I’d keep the </w:t>
+      </w:r>
+      <w:proofErr w:type="spellStart"/>
+      <w:r>
+        <w:t>cmd</w:t>
+      </w:r>
+      <w:proofErr w:type="spellEnd"/>
+      <w:r>
+        <w:t xml:space="preserve"> line but also add a </w:t>
+      </w:r>
+      <w:proofErr w:type="spellStart"/>
+      <w:r>
+        <w:t>simparam</w:t>
+      </w:r>
+      <w:proofErr w:type="spellEnd"/>
+    </w:p>
+    <w:p>
+      <w:r>
+        <w:t xml:space="preserve">  --</w:t>
+      </w:r>
+      <w:proofErr w:type="spellStart"/>
+      <w:r>
+        <w:t>FlexoWin</w:t>
+      </w:r>
+      <w:proofErr w:type="spellEnd"/>
+      <w:r>
+        <w:t xml:space="preserve">            Display </w:t>
+      </w:r>
+      <w:proofErr w:type="spellStart"/>
+      <w:r>
+        <w:t>Flexowriter</w:t>
+      </w:r>
+      <w:proofErr w:type="spellEnd"/>
+      <w:r>
+        <w:t xml:space="preserve"> output in its own window</w:t>
+      </w:r>
+    </w:p>
+    <w:p>
+      <w:r>
+        <w:t xml:space="preserve">  --</w:t>
+      </w:r>
+      <w:proofErr w:type="spellStart"/>
+      <w:r>
+        <w:t>PETRAfile</w:t>
+      </w:r>
+      <w:proofErr w:type="spellEnd"/>
+      <w:r>
+        <w:t xml:space="preserve"> PETRAFILE</w:t>
+      </w:r>
+    </w:p>
+    <w:p>
+      <w:r>
+        <w:t xml:space="preserve">                        File name for photoelectric paper tape reader A input file</w:t>
+      </w:r>
+    </w:p>
+    <w:p>
+      <w:r>
+        <w:t xml:space="preserve">  --</w:t>
+      </w:r>
+      <w:proofErr w:type="spellStart"/>
+      <w:r>
+        <w:t>PETRBfile</w:t>
+      </w:r>
+      <w:proofErr w:type="spellEnd"/>
+      <w:r>
+        <w:t xml:space="preserve"> PETRBFILE</w:t>
+      </w:r>
+    </w:p>
+    <w:p>
+      <w:r>
+        <w:t xml:space="preserve">                        File name for photoelectric paper tape reader B input file</w:t>
+      </w:r>
+    </w:p>
+    <w:p>
+      <w:r>
+        <w:t xml:space="preserve">  --</w:t>
+      </w:r>
+      <w:proofErr w:type="spellStart"/>
+      <w:r>
+        <w:t>NoAlarmStop</w:t>
+      </w:r>
+      <w:proofErr w:type="spellEnd"/>
+      <w:r>
+        <w:t xml:space="preserve">         Don't stop on alarms</w:t>
+      </w:r>
+    </w:p>
+    <w:p>
+      <w:r>
+        <w:t xml:space="preserve">  --</w:t>
+      </w:r>
+      <w:proofErr w:type="spellStart"/>
+      <w:r>
+        <w:t>ZeroizeCore</w:t>
+      </w:r>
+      <w:proofErr w:type="spellEnd"/>
+      <w:r>
+        <w:t xml:space="preserve">         Return zero for uninitialized core memory</w:t>
+      </w:r>
+    </w:p>
+    <w:p/>
+    <w:p>
+      <w:r>
+        <w:t>These seem like they should only appear in the core file.</w:t>
+      </w:r>
+    </w:p>
+    <w:p>
+      <w:r>
+        <w:t xml:space="preserve">  -r, --Radar           Incorporate Radar Data Source</w:t>
+      </w:r>
+    </w:p>
+    <w:p>
+      <w:r>
+        <w:t xml:space="preserve">  --</w:t>
+      </w:r>
+      <w:proofErr w:type="spellStart"/>
+      <w:r>
+        <w:t>AutoClick</w:t>
+      </w:r>
+      <w:proofErr w:type="spellEnd"/>
+      <w:r>
+        <w:t xml:space="preserve">           Execute pre-programmed mouse clicks during simulation</w:t>
+      </w:r>
+    </w:p>
+    <w:p>
+      <w:r>
+        <w:lastRenderedPageBreak/>
+        <w:t xml:space="preserve">  --</w:t>
+      </w:r>
+      <w:proofErr w:type="spellStart"/>
+      <w:r>
+        <w:t>NoToggleSwitchWarning</w:t>
+      </w:r>
+      <w:proofErr w:type="spellEnd"/>
+    </w:p>
+    <w:p>
+      <w:r>
+        <w:t xml:space="preserve">                        Suppress warning if WW code writes a read-only toggle switch</w:t>
+      </w:r>
+    </w:p>
+    <w:p>
+      <w:r>
+        <w:t xml:space="preserve">  --</w:t>
+      </w:r>
+      <w:proofErr w:type="spellStart"/>
+      <w:r>
+        <w:t>NoZeroOneTSR</w:t>
+      </w:r>
+      <w:proofErr w:type="spellEnd"/>
+      <w:r>
+        <w:t xml:space="preserve">        Don't automatically return 0 and 1 for locations 0 and 1</w:t>
+      </w:r>
+    </w:p>
+    <w:p>
+      <w:r>
+        <w:t xml:space="preserve">  --</w:t>
+      </w:r>
+      <w:proofErr w:type="spellStart"/>
+      <w:r>
+        <w:t>CrtFadeDelay</w:t>
+      </w:r>
+      <w:proofErr w:type="spellEnd"/>
+      <w:r>
+        <w:t xml:space="preserve"> CRTFADEDELAY</w:t>
+      </w:r>
+    </w:p>
+    <w:p>
+      <w:r>
+        <w:t xml:space="preserve">                        Configure Phosphor fade delay (default=0)</w:t>
+      </w:r>
+    </w:p>
+    <w:p/>
+    <w:p/>
+    <w:p/>
+    <w:p/>
+    <w:p/>
+    <w:p/>
+    <w:p>
+      <w:pPr>
+        <w:pStyle w:val="Heading2"/>
+      </w:pPr>
       <w:r>
         <w:t>Listing and Source File</w:t>
       </w:r>
@@ -15988,6 +16736,7 @@
         </w:numPr>
       </w:pPr>
       <w:r>
+        <w:lastRenderedPageBreak/>
         <w:t xml:space="preserve">Run a binary object </w:t>
       </w:r>
       <w:proofErr w:type="gramStart"/>
@@ -16140,7 +16889,6 @@
         </w:numPr>
       </w:pPr>
       <w:r>
-        <w:lastRenderedPageBreak/>
         <w:t xml:space="preserve">Keep editing the </w:t>
       </w:r>
       <w:proofErr w:type="gramStart"/>
@@ -16620,6 +17368,7 @@
         <w:rPr>
           <w:rFonts w:ascii="Consolas" w:hAnsi="Consolas"/>
         </w:rPr>
+        <w:lastRenderedPageBreak/>
         <w:t xml:space="preserve">@C0000: 0000000 0000001 0000000 </w:t>
       </w:r>
       <w:proofErr w:type="gramStart"/>
@@ -16745,723 +17494,723 @@
         <w:rPr>
           <w:rFonts w:ascii="Consolas" w:hAnsi="Consolas"/>
         </w:rPr>
+        <w:t xml:space="preserve">@S0300: </w:t>
+      </w:r>
+      <w:proofErr w:type="spellStart"/>
+      <w:r>
+        <w:rPr>
+          <w:rFonts w:ascii="Consolas" w:hAnsi="Consolas"/>
+        </w:rPr>
+        <w:t>do_dot</w:t>
+      </w:r>
+      <w:proofErr w:type="spellEnd"/>
+    </w:p>
+    <w:p>
+      <w:pPr>
+        <w:rPr>
+          <w:rFonts w:ascii="Consolas" w:hAnsi="Consolas"/>
+        </w:rPr>
+      </w:pPr>
+      <w:r>
+        <w:rPr>
+          <w:rFonts w:ascii="Consolas" w:hAnsi="Consolas"/>
+        </w:rPr>
+        <w:t>@S0500: u0500</w:t>
+      </w:r>
+    </w:p>
+    <w:p>
+      <w:pPr>
+        <w:rPr>
+          <w:rFonts w:ascii="Consolas" w:hAnsi="Consolas"/>
+        </w:rPr>
+      </w:pPr>
+      <w:r>
+        <w:rPr>
+          <w:rFonts w:ascii="Consolas" w:hAnsi="Consolas"/>
+        </w:rPr>
+        <w:t xml:space="preserve">@S0501: </w:t>
+      </w:r>
+      <w:proofErr w:type="spellStart"/>
+      <w:r>
+        <w:rPr>
+          <w:rFonts w:ascii="Consolas" w:hAnsi="Consolas"/>
+        </w:rPr>
+        <w:t>chr_cnt</w:t>
+      </w:r>
+      <w:proofErr w:type="spellEnd"/>
+    </w:p>
+    <w:p>
+      <w:pPr>
+        <w:rPr>
+          <w:rFonts w:ascii="Consolas" w:hAnsi="Consolas"/>
+        </w:rPr>
+      </w:pPr>
+    </w:p>
+    <w:p>
+      <w:pPr>
+        <w:rPr>
+          <w:rFonts w:ascii="Consolas" w:hAnsi="Consolas"/>
+        </w:rPr>
+      </w:pPr>
+      <w:r>
+        <w:rPr>
+          <w:rFonts w:ascii="Consolas" w:hAnsi="Consolas"/>
+        </w:rPr>
+        <w:t>@N0040: load constant 0o12 into AC</w:t>
+      </w:r>
+    </w:p>
+    <w:p>
+      <w:pPr>
+        <w:rPr>
+          <w:rFonts w:ascii="Consolas" w:hAnsi="Consolas"/>
+        </w:rPr>
+      </w:pPr>
+      <w:r>
+        <w:rPr>
+          <w:rFonts w:ascii="Consolas" w:hAnsi="Consolas"/>
+        </w:rPr>
+        <w:t xml:space="preserve">@N0041: Store it in </w:t>
+      </w:r>
+      <w:proofErr w:type="gramStart"/>
+      <w:r>
+        <w:rPr>
+          <w:rFonts w:ascii="Consolas" w:hAnsi="Consolas"/>
+        </w:rPr>
+        <w:t>a</w:t>
+      </w:r>
+      <w:proofErr w:type="gramEnd"/>
+      <w:r>
+        <w:rPr>
+          <w:rFonts w:ascii="Consolas" w:hAnsi="Consolas"/>
+        </w:rPr>
+        <w:t xml:space="preserve"> FF Reg(??)</w:t>
+      </w:r>
+    </w:p>
+    <w:p>
+      <w:pPr>
+        <w:rPr>
+          <w:rFonts w:ascii="Consolas" w:hAnsi="Consolas"/>
+        </w:rPr>
+      </w:pPr>
+      <w:r>
+        <w:rPr>
+          <w:rFonts w:ascii="Consolas" w:hAnsi="Consolas"/>
+        </w:rPr>
+        <w:t>@N0042: load constant 0o140510 into AC</w:t>
+      </w:r>
+    </w:p>
+    <w:p>
+      <w:pPr>
+        <w:rPr>
+          <w:rFonts w:ascii="Consolas" w:hAnsi="Consolas"/>
+        </w:rPr>
+      </w:pPr>
+    </w:p>
+    <w:p>
+      <w:pPr>
+        <w:rPr>
+          <w:rFonts w:ascii="Consolas" w:hAnsi="Consolas"/>
+        </w:rPr>
+      </w:pPr>
+      <w:r>
+        <w:rPr>
+          <w:rFonts w:ascii="Consolas" w:hAnsi="Consolas"/>
+        </w:rPr>
+        <w:t>@E0042: print: "execute .print" ["1", "2"]</w:t>
+      </w:r>
+    </w:p>
+    <w:p>
+      <w:pPr>
+        <w:rPr>
+          <w:rFonts w:ascii="Consolas" w:hAnsi="Consolas"/>
+        </w:rPr>
+      </w:pPr>
+      <w:r>
+        <w:rPr>
+          <w:rFonts w:ascii="Consolas" w:hAnsi="Consolas"/>
+        </w:rPr>
+        <w:t xml:space="preserve">@E0043: exec: if True: </w:t>
+      </w:r>
+      <w:proofErr w:type="gramStart"/>
+      <w:r>
+        <w:rPr>
+          <w:rFonts w:ascii="Consolas" w:hAnsi="Consolas"/>
+        </w:rPr>
+        <w:t>print(</w:t>
+      </w:r>
+      <w:proofErr w:type="gramEnd"/>
+      <w:r>
+        <w:rPr>
+          <w:rFonts w:ascii="Consolas" w:hAnsi="Consolas"/>
+        </w:rPr>
+        <w:t>"</w:t>
+      </w:r>
+      <w:proofErr w:type="gramStart"/>
+      <w:r>
+        <w:rPr>
+          <w:rFonts w:ascii="Consolas" w:hAnsi="Consolas"/>
+        </w:rPr>
+        <w:t>executed .exec</w:t>
+      </w:r>
+      <w:proofErr w:type="gramEnd"/>
+      <w:r>
+        <w:rPr>
+          <w:rFonts w:ascii="Consolas" w:hAnsi="Consolas"/>
+        </w:rPr>
+        <w:t>")</w:t>
+      </w:r>
+    </w:p>
+    <w:p>
+      <w:pPr>
+        <w:rPr>
+          <w:rFonts w:ascii="Consolas" w:hAnsi="Consolas"/>
+        </w:rPr>
+      </w:pPr>
+    </w:p>
+    <w:p>
+      <w:pPr>
+        <w:pStyle w:val="Heading2"/>
+      </w:pPr>
+      <w:bookmarkStart w:id="29" w:name="_Toc187018292"/>
+      <w:r>
+        <w:t>Assembler Grammar</w:t>
+      </w:r>
+      <w:bookmarkEnd w:id="29"/>
+    </w:p>
+    <w:p>
+      <w:pPr>
+        <w:rPr>
+          <w:rFonts w:ascii="Consolas" w:hAnsi="Consolas"/>
+        </w:rPr>
+      </w:pPr>
+      <w:r>
+        <w:rPr>
+          <w:rFonts w:ascii="Consolas" w:hAnsi="Consolas"/>
+        </w:rPr>
+        <w:t xml:space="preserve">The tokenizer and parser in wwasmparser.py follow this grammar fairly well, but there are probably a few spots where it doesn't line up. The code version wins unless it's shown to be some kind of error. Something not captured well </w:t>
+      </w:r>
+      <w:r>
+        <w:rPr>
+          <w:rFonts w:ascii="Consolas" w:hAnsi="Consolas"/>
+        </w:rPr>
+        <w:t xml:space="preserve">in this grammar </w:t>
+      </w:r>
+      <w:r>
+        <w:rPr>
+          <w:rFonts w:ascii="Consolas" w:hAnsi="Consolas"/>
+        </w:rPr>
+        <w:t xml:space="preserve">is some special casing needed </w:t>
+      </w:r>
+      <w:proofErr w:type="gramStart"/>
+      <w:r>
+        <w:rPr>
+          <w:rFonts w:ascii="Consolas" w:hAnsi="Consolas"/>
+        </w:rPr>
+        <w:t>for .</w:t>
+      </w:r>
+      <w:proofErr w:type="gramEnd"/>
+      <w:r>
+        <w:rPr>
+          <w:rFonts w:ascii="Consolas" w:hAnsi="Consolas"/>
+        </w:rPr>
+        <w:t>exec.</w:t>
+      </w:r>
+    </w:p>
+    <w:p>
+      <w:pPr>
+        <w:rPr>
+          <w:rFonts w:ascii="Consolas" w:hAnsi="Consolas"/>
+        </w:rPr>
+      </w:pPr>
+      <w:r>
+        <w:rPr>
+          <w:rFonts w:ascii="Consolas" w:hAnsi="Consolas"/>
+        </w:rPr>
+        <w:t xml:space="preserve">Note that the grammar tries to capture the nuances of number denotation, but in the </w:t>
+      </w:r>
+      <w:proofErr w:type="gramStart"/>
+      <w:r>
+        <w:rPr>
+          <w:rFonts w:ascii="Consolas" w:hAnsi="Consolas"/>
+        </w:rPr>
+        <w:t>code</w:t>
+      </w:r>
+      <w:proofErr w:type="gramEnd"/>
+      <w:r>
+        <w:rPr>
+          <w:rFonts w:ascii="Consolas" w:hAnsi="Consolas"/>
+        </w:rPr>
+        <w:t xml:space="preserve"> we use dot (".") as an operator and distinguish the number types in eval. This frees us from having to add lexical knowledge of those number forms.</w:t>
+      </w:r>
+    </w:p>
+    <w:p>
+      <w:pPr>
+        <w:rPr>
+          <w:rFonts w:ascii="Consolas" w:hAnsi="Consolas"/>
+        </w:rPr>
+      </w:pPr>
+      <w:r>
+        <w:rPr>
+          <w:rFonts w:ascii="Consolas" w:hAnsi="Consolas"/>
+        </w:rPr>
+        <w:t xml:space="preserve">Informal grammar of </w:t>
+      </w:r>
+      <w:r>
+        <w:rPr>
+          <w:rFonts w:ascii="Consolas" w:hAnsi="Consolas"/>
+        </w:rPr>
+        <w:t xml:space="preserve">a </w:t>
+      </w:r>
+      <w:r>
+        <w:rPr>
+          <w:rFonts w:ascii="Consolas" w:hAnsi="Consolas"/>
+        </w:rPr>
+        <w:t>single line, showing what's optional:</w:t>
+      </w:r>
+    </w:p>
+    <w:p>
+      <w:pPr>
+        <w:rPr>
+          <w:rFonts w:ascii="Consolas" w:hAnsi="Consolas"/>
+        </w:rPr>
+      </w:pPr>
+    </w:p>
+    <w:p>
+      <w:pPr>
+        <w:rPr>
+          <w:rFonts w:ascii="Consolas" w:hAnsi="Consolas"/>
+        </w:rPr>
+      </w:pPr>
+      <w:r>
+        <w:rPr>
+          <w:rFonts w:ascii="Consolas" w:hAnsi="Consolas"/>
+        </w:rPr>
+        <w:t>&lt;line&gt; = [@ &lt;oct&gt; [. &lt;dec&gt;</w:t>
+      </w:r>
+      <w:proofErr w:type="gramStart"/>
+      <w:r>
+        <w:rPr>
+          <w:rFonts w:ascii="Consolas" w:hAnsi="Consolas"/>
+        </w:rPr>
+        <w:t>] :</w:t>
+      </w:r>
+      <w:proofErr w:type="gramEnd"/>
+      <w:r>
+        <w:rPr>
+          <w:rFonts w:ascii="Consolas" w:hAnsi="Consolas"/>
+        </w:rPr>
+        <w:t xml:space="preserve"> &lt;oct&gt; &lt;</w:t>
+      </w:r>
+      <w:proofErr w:type="spellStart"/>
+      <w:r>
+        <w:rPr>
+          <w:rFonts w:ascii="Consolas" w:hAnsi="Consolas"/>
+        </w:rPr>
+        <w:t>sp</w:t>
+      </w:r>
+      <w:proofErr w:type="spellEnd"/>
+      <w:r>
+        <w:rPr>
+          <w:rFonts w:ascii="Consolas" w:hAnsi="Consolas"/>
+        </w:rPr>
+        <w:t>&gt;] [&lt;label</w:t>
+      </w:r>
+      <w:proofErr w:type="gramStart"/>
+      <w:r>
+        <w:rPr>
+          <w:rFonts w:ascii="Consolas" w:hAnsi="Consolas"/>
+        </w:rPr>
+        <w:t>&gt; :</w:t>
+      </w:r>
+      <w:proofErr w:type="gramEnd"/>
+      <w:r>
+        <w:rPr>
+          <w:rFonts w:ascii="Consolas" w:hAnsi="Consolas"/>
+        </w:rPr>
+        <w:t xml:space="preserve"> &lt;</w:t>
+      </w:r>
+      <w:proofErr w:type="spellStart"/>
+      <w:r>
+        <w:rPr>
+          <w:rFonts w:ascii="Consolas" w:hAnsi="Consolas"/>
+        </w:rPr>
+        <w:t>sp</w:t>
+      </w:r>
+      <w:proofErr w:type="spellEnd"/>
+      <w:r>
+        <w:rPr>
+          <w:rFonts w:ascii="Consolas" w:hAnsi="Consolas"/>
+        </w:rPr>
+        <w:t>&gt;]</w:t>
+      </w:r>
+    </w:p>
+    <w:p>
+      <w:pPr>
+        <w:rPr>
+          <w:rFonts w:ascii="Consolas" w:hAnsi="Consolas"/>
+        </w:rPr>
+      </w:pPr>
+      <w:r>
+        <w:rPr>
+          <w:rFonts w:ascii="Consolas" w:hAnsi="Consolas"/>
+        </w:rPr>
+        <w:t xml:space="preserve">         [&lt;op&gt; &lt;</w:t>
+      </w:r>
+      <w:proofErr w:type="spellStart"/>
+      <w:r>
+        <w:rPr>
+          <w:rFonts w:ascii="Consolas" w:hAnsi="Consolas"/>
+        </w:rPr>
+        <w:t>sp</w:t>
+      </w:r>
+      <w:proofErr w:type="spellEnd"/>
+      <w:r>
+        <w:rPr>
+          <w:rFonts w:ascii="Consolas" w:hAnsi="Consolas"/>
+        </w:rPr>
+        <w:t>&gt; &lt;operand</w:t>
+      </w:r>
+      <w:proofErr w:type="gramStart"/>
+      <w:r>
+        <w:rPr>
+          <w:rFonts w:ascii="Consolas" w:hAnsi="Consolas"/>
+        </w:rPr>
+        <w:t>&gt;[</w:t>
+      </w:r>
+      <w:proofErr w:type="gramEnd"/>
+      <w:r>
+        <w:rPr>
+          <w:rFonts w:ascii="Consolas" w:hAnsi="Consolas"/>
+        </w:rPr>
+        <w:t>, ..., &lt;operand&gt;] [&lt;</w:t>
+      </w:r>
+      <w:proofErr w:type="spellStart"/>
+      <w:r>
+        <w:rPr>
+          <w:rFonts w:ascii="Consolas" w:hAnsi="Consolas"/>
+        </w:rPr>
+        <w:t>sp</w:t>
+      </w:r>
+      <w:proofErr w:type="spellEnd"/>
+      <w:r>
+        <w:rPr>
+          <w:rFonts w:ascii="Consolas" w:hAnsi="Consolas"/>
+        </w:rPr>
+        <w:t>&gt;]] [&lt;comment&gt;] [&lt;auto-comment&gt;]</w:t>
+      </w:r>
+    </w:p>
+    <w:p>
+      <w:pPr>
+        <w:rPr>
+          <w:rFonts w:ascii="Consolas" w:hAnsi="Consolas"/>
+        </w:rPr>
+      </w:pPr>
+    </w:p>
+    <w:p>
+      <w:pPr>
+        <w:rPr>
+          <w:rFonts w:ascii="Consolas" w:hAnsi="Consolas"/>
+        </w:rPr>
+      </w:pPr>
+      <w:r>
+        <w:rPr>
+          <w:rFonts w:ascii="Consolas" w:hAnsi="Consolas"/>
+        </w:rPr>
+        <w:t>More formal version, with optionality omitted</w:t>
+      </w:r>
+      <w:r>
+        <w:rPr>
+          <w:rFonts w:ascii="Consolas" w:hAnsi="Consolas"/>
+        </w:rPr>
+        <w:t>. Since so much is optional, we’ll assume that’s handled in what follows, to simplify the presentation.</w:t>
+      </w:r>
+    </w:p>
+    <w:p>
+      <w:pPr>
+        <w:rPr>
+          <w:rFonts w:ascii="Consolas" w:hAnsi="Consolas"/>
+        </w:rPr>
+      </w:pPr>
+    </w:p>
+    <w:p>
+      <w:pPr>
+        <w:rPr>
+          <w:rFonts w:ascii="Consolas" w:hAnsi="Consolas" w:cs="Courier New"/>
+        </w:rPr>
+      </w:pPr>
+      <w:r>
+        <w:rPr>
+          <w:rFonts w:ascii="Consolas" w:hAnsi="Consolas" w:cs="Courier New"/>
+        </w:rPr>
+        <w:t>&lt;line&gt; = &lt;prefix-</w:t>
+      </w:r>
+      <w:proofErr w:type="spellStart"/>
+      <w:r>
+        <w:rPr>
+          <w:rFonts w:ascii="Consolas" w:hAnsi="Consolas" w:cs="Courier New"/>
+        </w:rPr>
+        <w:t>addr</w:t>
+      </w:r>
+      <w:proofErr w:type="spellEnd"/>
+      <w:r>
+        <w:rPr>
+          <w:rFonts w:ascii="Consolas" w:hAnsi="Consolas" w:cs="Courier New"/>
+        </w:rPr>
+        <w:t>&gt; &lt;</w:t>
+      </w:r>
+      <w:proofErr w:type="spellStart"/>
+      <w:r>
+        <w:rPr>
+          <w:rFonts w:ascii="Consolas" w:hAnsi="Consolas" w:cs="Courier New"/>
+        </w:rPr>
+        <w:t>sep</w:t>
+      </w:r>
+      <w:proofErr w:type="spellEnd"/>
+      <w:r>
+        <w:rPr>
+          <w:rFonts w:ascii="Consolas" w:hAnsi="Consolas" w:cs="Courier New"/>
+        </w:rPr>
+        <w:t>&gt; &lt;label&gt; &lt;</w:t>
+      </w:r>
+      <w:proofErr w:type="spellStart"/>
+      <w:r>
+        <w:rPr>
+          <w:rFonts w:ascii="Consolas" w:hAnsi="Consolas" w:cs="Courier New"/>
+        </w:rPr>
+        <w:t>sep</w:t>
+      </w:r>
+      <w:proofErr w:type="spellEnd"/>
+      <w:r>
+        <w:rPr>
+          <w:rFonts w:ascii="Consolas" w:hAnsi="Consolas" w:cs="Courier New"/>
+        </w:rPr>
+        <w:t>&gt; &lt;instruction&gt; &lt;</w:t>
+      </w:r>
+      <w:proofErr w:type="spellStart"/>
+      <w:r>
+        <w:rPr>
+          <w:rFonts w:ascii="Consolas" w:hAnsi="Consolas" w:cs="Courier New"/>
+        </w:rPr>
+        <w:t>sep</w:t>
+      </w:r>
+      <w:proofErr w:type="spellEnd"/>
+      <w:r>
+        <w:rPr>
+          <w:rFonts w:ascii="Consolas" w:hAnsi="Consolas" w:cs="Courier New"/>
+        </w:rPr>
+        <w:t xml:space="preserve">&gt; &lt;comment&gt; </w:t>
+      </w:r>
+    </w:p>
+    <w:p>
+      <w:pPr>
+        <w:rPr>
+          <w:rFonts w:ascii="Consolas" w:hAnsi="Consolas" w:cs="Courier New"/>
+        </w:rPr>
+      </w:pPr>
+      <w:r>
+        <w:rPr>
+          <w:rFonts w:ascii="Consolas" w:hAnsi="Consolas" w:cs="Courier New"/>
+        </w:rPr>
+        <w:t xml:space="preserve">                                                            </w:t>
+      </w:r>
+      <w:r>
+        <w:rPr>
+          <w:rFonts w:ascii="Consolas" w:hAnsi="Consolas" w:cs="Courier New"/>
+        </w:rPr>
+        <w:t>&lt;</w:t>
+      </w:r>
+      <w:proofErr w:type="spellStart"/>
+      <w:r>
+        <w:rPr>
+          <w:rFonts w:ascii="Consolas" w:hAnsi="Consolas" w:cs="Courier New"/>
+        </w:rPr>
+        <w:t>sep</w:t>
+      </w:r>
+      <w:proofErr w:type="spellEnd"/>
+      <w:r>
+        <w:rPr>
+          <w:rFonts w:ascii="Consolas" w:hAnsi="Consolas" w:cs="Courier New"/>
+        </w:rPr>
+        <w:t>&gt;</w:t>
+      </w:r>
+      <w:r>
+        <w:rPr>
+          <w:rFonts w:ascii="Consolas" w:hAnsi="Consolas" w:cs="Courier New"/>
+        </w:rPr>
+        <w:t xml:space="preserve"> </w:t>
+      </w:r>
+      <w:r>
+        <w:rPr>
+          <w:rFonts w:ascii="Consolas" w:hAnsi="Consolas" w:cs="Courier New"/>
+        </w:rPr>
+        <w:t>&lt;auto-comment&gt;</w:t>
+      </w:r>
+    </w:p>
+    <w:p>
+      <w:pPr>
+        <w:rPr>
+          <w:rFonts w:ascii="Consolas" w:hAnsi="Consolas" w:cs="Courier New"/>
+        </w:rPr>
+      </w:pPr>
+      <w:r>
+        <w:rPr>
+          <w:rFonts w:ascii="Consolas" w:hAnsi="Consolas" w:cs="Courier New"/>
+        </w:rPr>
+        <w:t>Clauses for the components:</w:t>
+      </w:r>
+    </w:p>
+    <w:p>
+      <w:pPr>
+        <w:rPr>
+          <w:rFonts w:ascii="Consolas" w:hAnsi="Consolas" w:cs="Courier New"/>
+        </w:rPr>
+      </w:pPr>
+      <w:r>
+        <w:rPr>
+          <w:rFonts w:ascii="Consolas" w:hAnsi="Consolas" w:cs="Courier New"/>
+        </w:rPr>
+        <w:t>&lt;prefix-</w:t>
+      </w:r>
+      <w:proofErr w:type="spellStart"/>
+      <w:r>
+        <w:rPr>
+          <w:rFonts w:ascii="Consolas" w:hAnsi="Consolas" w:cs="Courier New"/>
+        </w:rPr>
+        <w:t>addr</w:t>
+      </w:r>
+      <w:proofErr w:type="spellEnd"/>
+      <w:r>
+        <w:rPr>
+          <w:rFonts w:ascii="Consolas" w:hAnsi="Consolas" w:cs="Courier New"/>
+        </w:rPr>
+        <w:t>&gt; = &lt;oct</w:t>
+      </w:r>
+      <w:proofErr w:type="gramStart"/>
+      <w:r>
+        <w:rPr>
+          <w:rFonts w:ascii="Consolas" w:hAnsi="Consolas" w:cs="Courier New"/>
+        </w:rPr>
+        <w:t>&gt; .</w:t>
+      </w:r>
+      <w:proofErr w:type="gramEnd"/>
+      <w:r>
+        <w:rPr>
+          <w:rFonts w:ascii="Consolas" w:hAnsi="Consolas" w:cs="Courier New"/>
+        </w:rPr>
+        <w:t xml:space="preserve"> &lt;dec</w:t>
+      </w:r>
+      <w:proofErr w:type="gramStart"/>
+      <w:r>
+        <w:rPr>
+          <w:rFonts w:ascii="Consolas" w:hAnsi="Consolas" w:cs="Courier New"/>
+        </w:rPr>
+        <w:t>&gt; :</w:t>
+      </w:r>
+      <w:proofErr w:type="gramEnd"/>
+      <w:r>
+        <w:rPr>
+          <w:rFonts w:ascii="Consolas" w:hAnsi="Consolas" w:cs="Courier New"/>
+        </w:rPr>
+        <w:t xml:space="preserve"> &lt;oct&gt;</w:t>
+      </w:r>
+    </w:p>
+    <w:p>
+      <w:pPr>
+        <w:rPr>
+          <w:rFonts w:ascii="Consolas" w:hAnsi="Consolas" w:cs="Courier New"/>
+        </w:rPr>
+      </w:pPr>
+      <w:r>
+        <w:rPr>
+          <w:rFonts w:ascii="Consolas" w:hAnsi="Consolas" w:cs="Courier New"/>
+        </w:rPr>
         <w:lastRenderedPageBreak/>
-        <w:t xml:space="preserve">@S0300: </w:t>
-      </w:r>
-      <w:proofErr w:type="spellStart"/>
-      <w:r>
-        <w:rPr>
-          <w:rFonts w:ascii="Consolas" w:hAnsi="Consolas"/>
-        </w:rPr>
-        <w:t>do_dot</w:t>
-      </w:r>
-      <w:proofErr w:type="spellEnd"/>
-    </w:p>
-    <w:p>
-      <w:pPr>
-        <w:rPr>
-          <w:rFonts w:ascii="Consolas" w:hAnsi="Consolas"/>
-        </w:rPr>
-      </w:pPr>
-      <w:r>
-        <w:rPr>
-          <w:rFonts w:ascii="Consolas" w:hAnsi="Consolas"/>
-        </w:rPr>
-        <w:t>@S0500: u0500</w:t>
-      </w:r>
-    </w:p>
-    <w:p>
-      <w:pPr>
-        <w:rPr>
-          <w:rFonts w:ascii="Consolas" w:hAnsi="Consolas"/>
-        </w:rPr>
-      </w:pPr>
-      <w:r>
-        <w:rPr>
-          <w:rFonts w:ascii="Consolas" w:hAnsi="Consolas"/>
-        </w:rPr>
-        <w:t xml:space="preserve">@S0501: </w:t>
-      </w:r>
-      <w:proofErr w:type="spellStart"/>
-      <w:r>
-        <w:rPr>
-          <w:rFonts w:ascii="Consolas" w:hAnsi="Consolas"/>
-        </w:rPr>
-        <w:t>chr_cnt</w:t>
-      </w:r>
-      <w:proofErr w:type="spellEnd"/>
-    </w:p>
-    <w:p>
-      <w:pPr>
-        <w:rPr>
-          <w:rFonts w:ascii="Consolas" w:hAnsi="Consolas"/>
-        </w:rPr>
-      </w:pPr>
-    </w:p>
-    <w:p>
-      <w:pPr>
-        <w:rPr>
-          <w:rFonts w:ascii="Consolas" w:hAnsi="Consolas"/>
-        </w:rPr>
-      </w:pPr>
-      <w:r>
-        <w:rPr>
-          <w:rFonts w:ascii="Consolas" w:hAnsi="Consolas"/>
-        </w:rPr>
-        <w:t>@N0040: load constant 0o12 into AC</w:t>
-      </w:r>
-    </w:p>
-    <w:p>
-      <w:pPr>
-        <w:rPr>
-          <w:rFonts w:ascii="Consolas" w:hAnsi="Consolas"/>
-        </w:rPr>
-      </w:pPr>
-      <w:r>
-        <w:rPr>
-          <w:rFonts w:ascii="Consolas" w:hAnsi="Consolas"/>
-        </w:rPr>
-        <w:t xml:space="preserve">@N0041: Store it in </w:t>
+        <w:t>&lt;label&gt;       = &lt;identifier</w:t>
       </w:r>
       <w:proofErr w:type="gramStart"/>
       <w:r>
         <w:rPr>
-          <w:rFonts w:ascii="Consolas" w:hAnsi="Consolas"/>
-        </w:rPr>
-        <w:t>a</w:t>
+          <w:rFonts w:ascii="Consolas" w:hAnsi="Consolas" w:cs="Courier New"/>
+        </w:rPr>
+        <w:t>&gt; :</w:t>
       </w:r>
       <w:proofErr w:type="gramEnd"/>
-      <w:r>
-        <w:rPr>
-          <w:rFonts w:ascii="Consolas" w:hAnsi="Consolas"/>
-        </w:rPr>
-        <w:t xml:space="preserve"> FF Reg(??)</w:t>
-      </w:r>
-    </w:p>
-    <w:p>
-      <w:pPr>
-        <w:rPr>
-          <w:rFonts w:ascii="Consolas" w:hAnsi="Consolas"/>
-        </w:rPr>
-      </w:pPr>
-      <w:r>
-        <w:rPr>
-          <w:rFonts w:ascii="Consolas" w:hAnsi="Consolas"/>
-        </w:rPr>
-        <w:t>@N0042: load constant 0o140510 into AC</w:t>
-      </w:r>
-    </w:p>
-    <w:p>
-      <w:pPr>
-        <w:rPr>
-          <w:rFonts w:ascii="Consolas" w:hAnsi="Consolas"/>
-        </w:rPr>
-      </w:pPr>
-    </w:p>
-    <w:p>
-      <w:pPr>
-        <w:rPr>
-          <w:rFonts w:ascii="Consolas" w:hAnsi="Consolas"/>
-        </w:rPr>
-      </w:pPr>
-      <w:r>
-        <w:rPr>
-          <w:rFonts w:ascii="Consolas" w:hAnsi="Consolas"/>
-        </w:rPr>
-        <w:t>@E0042: print: "execute .print" ["1", "2"]</w:t>
-      </w:r>
-    </w:p>
-    <w:p>
-      <w:pPr>
-        <w:rPr>
-          <w:rFonts w:ascii="Consolas" w:hAnsi="Consolas"/>
-        </w:rPr>
-      </w:pPr>
-      <w:r>
-        <w:rPr>
-          <w:rFonts w:ascii="Consolas" w:hAnsi="Consolas"/>
-        </w:rPr>
-        <w:t xml:space="preserve">@E0043: exec: if True: </w:t>
+    </w:p>
+    <w:p>
+      <w:pPr>
+        <w:rPr>
+          <w:rFonts w:ascii="Consolas" w:hAnsi="Consolas" w:cs="Courier New"/>
+        </w:rPr>
+      </w:pPr>
+      <w:r>
+        <w:rPr>
+          <w:rFonts w:ascii="Consolas" w:hAnsi="Consolas" w:cs="Courier New"/>
+        </w:rPr>
+        <w:t>&lt;instruction&gt; = &lt;op&gt; &lt;whitespace&gt;+ &lt;expr&gt;</w:t>
+      </w:r>
+    </w:p>
+    <w:p>
+      <w:pPr>
+        <w:rPr>
+          <w:rFonts w:ascii="Consolas" w:hAnsi="Consolas" w:cs="Courier New"/>
+        </w:rPr>
+      </w:pPr>
+      <w:r>
+        <w:rPr>
+          <w:rFonts w:ascii="Consolas" w:hAnsi="Consolas" w:cs="Courier New"/>
+        </w:rPr>
+        <w:t>&lt;op&gt;          = &lt;ww-op&gt;|&lt;pseudo-op&gt;</w:t>
+      </w:r>
+    </w:p>
+    <w:p>
+      <w:pPr>
+        <w:rPr>
+          <w:rFonts w:ascii="Consolas" w:hAnsi="Consolas" w:cs="Courier New"/>
+        </w:rPr>
+      </w:pPr>
+      <w:r>
+        <w:rPr>
+          <w:rFonts w:ascii="Consolas" w:hAnsi="Consolas" w:cs="Courier New"/>
+        </w:rPr>
+        <w:t xml:space="preserve">&lt;ww-op&gt;       = </w:t>
+      </w:r>
+      <w:proofErr w:type="spellStart"/>
+      <w:r>
+        <w:rPr>
+          <w:rFonts w:ascii="Consolas" w:hAnsi="Consolas" w:cs="Courier New"/>
+        </w:rPr>
+        <w:t>ta|ao</w:t>
+      </w:r>
+      <w:proofErr w:type="spellEnd"/>
+      <w:r>
+        <w:rPr>
+          <w:rFonts w:ascii="Consolas" w:hAnsi="Consolas" w:cs="Courier New"/>
+        </w:rPr>
+        <w:t>|...</w:t>
+      </w:r>
+    </w:p>
+    <w:p>
+      <w:pPr>
+        <w:rPr>
+          <w:rFonts w:ascii="Consolas" w:hAnsi="Consolas" w:cs="Courier New"/>
+        </w:rPr>
+      </w:pPr>
+      <w:r>
+        <w:rPr>
+          <w:rFonts w:ascii="Consolas" w:hAnsi="Consolas" w:cs="Courier New"/>
+        </w:rPr>
+        <w:t xml:space="preserve">&lt;pseudo-op&gt;   </w:t>
       </w:r>
       <w:proofErr w:type="gramStart"/>
       <w:r>
         <w:rPr>
-          <w:rFonts w:ascii="Consolas" w:hAnsi="Consolas"/>
-        </w:rPr>
-        <w:t>print(</w:t>
+          <w:rFonts w:ascii="Consolas" w:hAnsi="Consolas" w:cs="Courier New"/>
+        </w:rPr>
+        <w:t>= .</w:t>
       </w:r>
       <w:proofErr w:type="gramEnd"/>
       <w:r>
         <w:rPr>
-          <w:rFonts w:ascii="Consolas" w:hAnsi="Consolas"/>
-        </w:rPr>
-        <w:t>"</w:t>
-      </w:r>
-      <w:proofErr w:type="gramStart"/>
-      <w:r>
-        <w:rPr>
-          <w:rFonts w:ascii="Consolas" w:hAnsi="Consolas"/>
-        </w:rPr>
-        <w:t>executed .exec</w:t>
-      </w:r>
-      <w:proofErr w:type="gramEnd"/>
-      <w:r>
-        <w:rPr>
-          <w:rFonts w:ascii="Consolas" w:hAnsi="Consolas"/>
-        </w:rPr>
-        <w:t>")</w:t>
-      </w:r>
-    </w:p>
-    <w:p>
-      <w:pPr>
-        <w:rPr>
-          <w:rFonts w:ascii="Consolas" w:hAnsi="Consolas"/>
-        </w:rPr>
-      </w:pPr>
-    </w:p>
-    <w:p>
-      <w:pPr>
-        <w:pStyle w:val="Heading2"/>
-      </w:pPr>
-      <w:bookmarkStart w:id="29" w:name="_Toc187018292"/>
-      <w:r>
-        <w:t>Assembler Grammar</w:t>
-      </w:r>
-      <w:bookmarkEnd w:id="29"/>
-    </w:p>
-    <w:p>
-      <w:pPr>
-        <w:rPr>
-          <w:rFonts w:ascii="Consolas" w:hAnsi="Consolas"/>
-        </w:rPr>
-      </w:pPr>
-      <w:r>
-        <w:rPr>
-          <w:rFonts w:ascii="Consolas" w:hAnsi="Consolas"/>
-        </w:rPr>
-        <w:t xml:space="preserve">The tokenizer and parser in wwasmparser.py follow this grammar fairly well, but there are probably a few spots where it doesn't line up. The code version wins unless it's shown to be some kind of error. Something not captured well </w:t>
-      </w:r>
-      <w:r>
-        <w:rPr>
-          <w:rFonts w:ascii="Consolas" w:hAnsi="Consolas"/>
-        </w:rPr>
-        <w:t xml:space="preserve">in this grammar </w:t>
-      </w:r>
-      <w:r>
-        <w:rPr>
-          <w:rFonts w:ascii="Consolas" w:hAnsi="Consolas"/>
-        </w:rPr>
-        <w:t xml:space="preserve">is some special casing needed </w:t>
-      </w:r>
-      <w:proofErr w:type="gramStart"/>
-      <w:r>
-        <w:rPr>
-          <w:rFonts w:ascii="Consolas" w:hAnsi="Consolas"/>
-        </w:rPr>
-        <w:t>for .</w:t>
-      </w:r>
-      <w:proofErr w:type="gramEnd"/>
-      <w:r>
-        <w:rPr>
-          <w:rFonts w:ascii="Consolas" w:hAnsi="Consolas"/>
-        </w:rPr>
-        <w:t>exec.</w:t>
-      </w:r>
-    </w:p>
-    <w:p>
-      <w:pPr>
-        <w:rPr>
-          <w:rFonts w:ascii="Consolas" w:hAnsi="Consolas"/>
-        </w:rPr>
-      </w:pPr>
-      <w:r>
-        <w:rPr>
-          <w:rFonts w:ascii="Consolas" w:hAnsi="Consolas"/>
-        </w:rPr>
-        <w:t xml:space="preserve">Note that the grammar tries to capture the nuances of number denotation, but in the </w:t>
-      </w:r>
-      <w:proofErr w:type="gramStart"/>
-      <w:r>
-        <w:rPr>
-          <w:rFonts w:ascii="Consolas" w:hAnsi="Consolas"/>
-        </w:rPr>
-        <w:t>code</w:t>
-      </w:r>
-      <w:proofErr w:type="gramEnd"/>
-      <w:r>
-        <w:rPr>
-          <w:rFonts w:ascii="Consolas" w:hAnsi="Consolas"/>
-        </w:rPr>
-        <w:t xml:space="preserve"> we use dot (".") as an operator and distinguish the number types in eval. This frees us from having to add lexical knowledge of those number forms.</w:t>
-      </w:r>
-    </w:p>
-    <w:p>
-      <w:pPr>
-        <w:rPr>
-          <w:rFonts w:ascii="Consolas" w:hAnsi="Consolas"/>
-        </w:rPr>
-      </w:pPr>
-      <w:r>
-        <w:rPr>
-          <w:rFonts w:ascii="Consolas" w:hAnsi="Consolas"/>
-        </w:rPr>
-        <w:t xml:space="preserve">Informal grammar of </w:t>
-      </w:r>
-      <w:r>
-        <w:rPr>
-          <w:rFonts w:ascii="Consolas" w:hAnsi="Consolas"/>
-        </w:rPr>
-        <w:t xml:space="preserve">a </w:t>
-      </w:r>
-      <w:r>
-        <w:rPr>
-          <w:rFonts w:ascii="Consolas" w:hAnsi="Consolas"/>
-        </w:rPr>
-        <w:t>single line, showing what's optional:</w:t>
-      </w:r>
-    </w:p>
-    <w:p>
-      <w:pPr>
-        <w:rPr>
-          <w:rFonts w:ascii="Consolas" w:hAnsi="Consolas"/>
-        </w:rPr>
-      </w:pPr>
-    </w:p>
-    <w:p>
-      <w:pPr>
-        <w:rPr>
-          <w:rFonts w:ascii="Consolas" w:hAnsi="Consolas"/>
-        </w:rPr>
-      </w:pPr>
-      <w:r>
-        <w:rPr>
-          <w:rFonts w:ascii="Consolas" w:hAnsi="Consolas"/>
-        </w:rPr>
-        <w:t>&lt;line&gt; = [@ &lt;oct&gt; [. &lt;dec&gt;</w:t>
-      </w:r>
-      <w:proofErr w:type="gramStart"/>
-      <w:r>
-        <w:rPr>
-          <w:rFonts w:ascii="Consolas" w:hAnsi="Consolas"/>
-        </w:rPr>
-        <w:t>] :</w:t>
-      </w:r>
-      <w:proofErr w:type="gramEnd"/>
-      <w:r>
-        <w:rPr>
-          <w:rFonts w:ascii="Consolas" w:hAnsi="Consolas"/>
-        </w:rPr>
-        <w:t xml:space="preserve"> &lt;oct&gt; &lt;</w:t>
-      </w:r>
-      <w:proofErr w:type="spellStart"/>
-      <w:r>
-        <w:rPr>
-          <w:rFonts w:ascii="Consolas" w:hAnsi="Consolas"/>
-        </w:rPr>
-        <w:t>sp</w:t>
-      </w:r>
-      <w:proofErr w:type="spellEnd"/>
-      <w:r>
-        <w:rPr>
-          <w:rFonts w:ascii="Consolas" w:hAnsi="Consolas"/>
-        </w:rPr>
-        <w:t>&gt;] [&lt;label</w:t>
-      </w:r>
-      <w:proofErr w:type="gramStart"/>
-      <w:r>
-        <w:rPr>
-          <w:rFonts w:ascii="Consolas" w:hAnsi="Consolas"/>
-        </w:rPr>
-        <w:t>&gt; :</w:t>
-      </w:r>
-      <w:proofErr w:type="gramEnd"/>
-      <w:r>
-        <w:rPr>
-          <w:rFonts w:ascii="Consolas" w:hAnsi="Consolas"/>
-        </w:rPr>
-        <w:t xml:space="preserve"> &lt;</w:t>
-      </w:r>
-      <w:proofErr w:type="spellStart"/>
-      <w:r>
-        <w:rPr>
-          <w:rFonts w:ascii="Consolas" w:hAnsi="Consolas"/>
-        </w:rPr>
-        <w:t>sp</w:t>
-      </w:r>
-      <w:proofErr w:type="spellEnd"/>
-      <w:r>
-        <w:rPr>
-          <w:rFonts w:ascii="Consolas" w:hAnsi="Consolas"/>
-        </w:rPr>
-        <w:t>&gt;]</w:t>
-      </w:r>
-    </w:p>
-    <w:p>
-      <w:pPr>
-        <w:rPr>
-          <w:rFonts w:ascii="Consolas" w:hAnsi="Consolas"/>
-        </w:rPr>
-      </w:pPr>
-      <w:r>
-        <w:rPr>
-          <w:rFonts w:ascii="Consolas" w:hAnsi="Consolas"/>
-        </w:rPr>
-        <w:t xml:space="preserve">         [&lt;op&gt; &lt;</w:t>
-      </w:r>
-      <w:proofErr w:type="spellStart"/>
-      <w:r>
-        <w:rPr>
-          <w:rFonts w:ascii="Consolas" w:hAnsi="Consolas"/>
-        </w:rPr>
-        <w:t>sp</w:t>
-      </w:r>
-      <w:proofErr w:type="spellEnd"/>
-      <w:r>
-        <w:rPr>
-          <w:rFonts w:ascii="Consolas" w:hAnsi="Consolas"/>
-        </w:rPr>
-        <w:t>&gt; &lt;operand</w:t>
-      </w:r>
-      <w:proofErr w:type="gramStart"/>
-      <w:r>
-        <w:rPr>
-          <w:rFonts w:ascii="Consolas" w:hAnsi="Consolas"/>
-        </w:rPr>
-        <w:t>&gt;[</w:t>
-      </w:r>
-      <w:proofErr w:type="gramEnd"/>
-      <w:r>
-        <w:rPr>
-          <w:rFonts w:ascii="Consolas" w:hAnsi="Consolas"/>
-        </w:rPr>
-        <w:t>, ..., &lt;operand&gt;] [&lt;</w:t>
-      </w:r>
-      <w:proofErr w:type="spellStart"/>
-      <w:r>
-        <w:rPr>
-          <w:rFonts w:ascii="Consolas" w:hAnsi="Consolas"/>
-        </w:rPr>
-        <w:t>sp</w:t>
-      </w:r>
-      <w:proofErr w:type="spellEnd"/>
-      <w:r>
-        <w:rPr>
-          <w:rFonts w:ascii="Consolas" w:hAnsi="Consolas"/>
-        </w:rPr>
-        <w:t>&gt;]] [&lt;comment&gt;] [&lt;auto-comment&gt;]</w:t>
-      </w:r>
-    </w:p>
-    <w:p>
-      <w:pPr>
-        <w:rPr>
-          <w:rFonts w:ascii="Consolas" w:hAnsi="Consolas"/>
-        </w:rPr>
-      </w:pPr>
-    </w:p>
-    <w:p>
-      <w:pPr>
-        <w:rPr>
-          <w:rFonts w:ascii="Consolas" w:hAnsi="Consolas"/>
-        </w:rPr>
-      </w:pPr>
-      <w:r>
-        <w:rPr>
-          <w:rFonts w:ascii="Consolas" w:hAnsi="Consolas"/>
-        </w:rPr>
-        <w:t>More formal version, with optionality omitted</w:t>
-      </w:r>
-      <w:r>
-        <w:rPr>
-          <w:rFonts w:ascii="Consolas" w:hAnsi="Consolas"/>
-        </w:rPr>
-        <w:t>. Since so much is optional, we’ll assume that’s handled in what follows, to simplify the presentation.</w:t>
-      </w:r>
-    </w:p>
-    <w:p>
-      <w:pPr>
-        <w:rPr>
-          <w:rFonts w:ascii="Consolas" w:hAnsi="Consolas"/>
-        </w:rPr>
-      </w:pPr>
-    </w:p>
-    <w:p>
-      <w:pPr>
-        <w:rPr>
-          <w:rFonts w:ascii="Consolas" w:hAnsi="Consolas" w:cs="Courier New"/>
-        </w:rPr>
-      </w:pPr>
-      <w:r>
-        <w:rPr>
-          <w:rFonts w:ascii="Consolas" w:hAnsi="Consolas" w:cs="Courier New"/>
-        </w:rPr>
-        <w:t>&lt;line&gt; = &lt;prefix-</w:t>
-      </w:r>
-      <w:proofErr w:type="spellStart"/>
-      <w:r>
-        <w:rPr>
-          <w:rFonts w:ascii="Consolas" w:hAnsi="Consolas" w:cs="Courier New"/>
-        </w:rPr>
-        <w:t>addr</w:t>
-      </w:r>
-      <w:proofErr w:type="spellEnd"/>
-      <w:r>
-        <w:rPr>
-          <w:rFonts w:ascii="Consolas" w:hAnsi="Consolas" w:cs="Courier New"/>
-        </w:rPr>
-        <w:t>&gt; &lt;</w:t>
-      </w:r>
-      <w:proofErr w:type="spellStart"/>
-      <w:r>
-        <w:rPr>
-          <w:rFonts w:ascii="Consolas" w:hAnsi="Consolas" w:cs="Courier New"/>
-        </w:rPr>
-        <w:t>sep</w:t>
-      </w:r>
-      <w:proofErr w:type="spellEnd"/>
-      <w:r>
-        <w:rPr>
-          <w:rFonts w:ascii="Consolas" w:hAnsi="Consolas" w:cs="Courier New"/>
-        </w:rPr>
-        <w:t>&gt; &lt;label&gt; &lt;</w:t>
-      </w:r>
-      <w:proofErr w:type="spellStart"/>
-      <w:r>
-        <w:rPr>
-          <w:rFonts w:ascii="Consolas" w:hAnsi="Consolas" w:cs="Courier New"/>
-        </w:rPr>
-        <w:t>sep</w:t>
-      </w:r>
-      <w:proofErr w:type="spellEnd"/>
-      <w:r>
-        <w:rPr>
-          <w:rFonts w:ascii="Consolas" w:hAnsi="Consolas" w:cs="Courier New"/>
-        </w:rPr>
-        <w:t>&gt; &lt;instruction&gt; &lt;</w:t>
-      </w:r>
-      <w:proofErr w:type="spellStart"/>
-      <w:r>
-        <w:rPr>
-          <w:rFonts w:ascii="Consolas" w:hAnsi="Consolas" w:cs="Courier New"/>
-        </w:rPr>
-        <w:t>sep</w:t>
-      </w:r>
-      <w:proofErr w:type="spellEnd"/>
-      <w:r>
-        <w:rPr>
-          <w:rFonts w:ascii="Consolas" w:hAnsi="Consolas" w:cs="Courier New"/>
-        </w:rPr>
-        <w:t xml:space="preserve">&gt; &lt;comment&gt; </w:t>
-      </w:r>
-    </w:p>
-    <w:p>
-      <w:pPr>
-        <w:rPr>
-          <w:rFonts w:ascii="Consolas" w:hAnsi="Consolas" w:cs="Courier New"/>
-        </w:rPr>
-      </w:pPr>
-      <w:r>
-        <w:rPr>
-          <w:rFonts w:ascii="Consolas" w:hAnsi="Consolas" w:cs="Courier New"/>
-        </w:rPr>
-        <w:t xml:space="preserve">                                                            </w:t>
-      </w:r>
-      <w:r>
-        <w:rPr>
-          <w:rFonts w:ascii="Consolas" w:hAnsi="Consolas" w:cs="Courier New"/>
-        </w:rPr>
-        <w:t>&lt;</w:t>
-      </w:r>
-      <w:proofErr w:type="spellStart"/>
-      <w:r>
-        <w:rPr>
-          <w:rFonts w:ascii="Consolas" w:hAnsi="Consolas" w:cs="Courier New"/>
-        </w:rPr>
-        <w:t>sep</w:t>
-      </w:r>
-      <w:proofErr w:type="spellEnd"/>
-      <w:r>
-        <w:rPr>
-          <w:rFonts w:ascii="Consolas" w:hAnsi="Consolas" w:cs="Courier New"/>
-        </w:rPr>
-        <w:t>&gt;</w:t>
-      </w:r>
-      <w:r>
-        <w:rPr>
-          <w:rFonts w:ascii="Consolas" w:hAnsi="Consolas" w:cs="Courier New"/>
-        </w:rPr>
-        <w:t xml:space="preserve"> </w:t>
-      </w:r>
-      <w:r>
-        <w:rPr>
-          <w:rFonts w:ascii="Consolas" w:hAnsi="Consolas" w:cs="Courier New"/>
-        </w:rPr>
-        <w:t>&lt;auto-comment&gt;</w:t>
-      </w:r>
-    </w:p>
-    <w:p>
-      <w:pPr>
-        <w:rPr>
-          <w:rFonts w:ascii="Consolas" w:hAnsi="Consolas" w:cs="Courier New"/>
-        </w:rPr>
-      </w:pPr>
-      <w:r>
-        <w:rPr>
-          <w:rFonts w:ascii="Consolas" w:hAnsi="Consolas" w:cs="Courier New"/>
-        </w:rPr>
-        <w:t>Clauses for the components:</w:t>
-      </w:r>
-    </w:p>
-    <w:p>
-      <w:pPr>
-        <w:rPr>
-          <w:rFonts w:ascii="Consolas" w:hAnsi="Consolas" w:cs="Courier New"/>
-        </w:rPr>
-      </w:pPr>
-      <w:r>
-        <w:rPr>
-          <w:rFonts w:ascii="Consolas" w:hAnsi="Consolas" w:cs="Courier New"/>
-        </w:rPr>
-        <w:t>&lt;prefix-</w:t>
-      </w:r>
-      <w:proofErr w:type="spellStart"/>
-      <w:r>
-        <w:rPr>
-          <w:rFonts w:ascii="Consolas" w:hAnsi="Consolas" w:cs="Courier New"/>
-        </w:rPr>
-        <w:t>addr</w:t>
-      </w:r>
-      <w:proofErr w:type="spellEnd"/>
-      <w:r>
-        <w:rPr>
-          <w:rFonts w:ascii="Consolas" w:hAnsi="Consolas" w:cs="Courier New"/>
-        </w:rPr>
-        <w:t>&gt; = &lt;oct</w:t>
-      </w:r>
-      <w:proofErr w:type="gramStart"/>
-      <w:r>
-        <w:rPr>
-          <w:rFonts w:ascii="Consolas" w:hAnsi="Consolas" w:cs="Courier New"/>
-        </w:rPr>
-        <w:t>&gt; .</w:t>
-      </w:r>
-      <w:proofErr w:type="gramEnd"/>
-      <w:r>
-        <w:rPr>
-          <w:rFonts w:ascii="Consolas" w:hAnsi="Consolas" w:cs="Courier New"/>
-        </w:rPr>
-        <w:t xml:space="preserve"> &lt;dec</w:t>
-      </w:r>
-      <w:proofErr w:type="gramStart"/>
-      <w:r>
-        <w:rPr>
-          <w:rFonts w:ascii="Consolas" w:hAnsi="Consolas" w:cs="Courier New"/>
-        </w:rPr>
-        <w:t>&gt; :</w:t>
-      </w:r>
-      <w:proofErr w:type="gramEnd"/>
-      <w:r>
-        <w:rPr>
-          <w:rFonts w:ascii="Consolas" w:hAnsi="Consolas" w:cs="Courier New"/>
-        </w:rPr>
-        <w:t xml:space="preserve"> &lt;oct&gt;</w:t>
-      </w:r>
-    </w:p>
-    <w:p>
-      <w:pPr>
-        <w:rPr>
-          <w:rFonts w:ascii="Consolas" w:hAnsi="Consolas" w:cs="Courier New"/>
-        </w:rPr>
-      </w:pPr>
-      <w:r>
-        <w:rPr>
-          <w:rFonts w:ascii="Consolas" w:hAnsi="Consolas" w:cs="Courier New"/>
-        </w:rPr>
-        <w:t>&lt;label&gt;       = &lt;identifier</w:t>
-      </w:r>
-      <w:proofErr w:type="gramStart"/>
-      <w:r>
-        <w:rPr>
-          <w:rFonts w:ascii="Consolas" w:hAnsi="Consolas" w:cs="Courier New"/>
-        </w:rPr>
-        <w:t>&gt; :</w:t>
-      </w:r>
-      <w:proofErr w:type="gramEnd"/>
-    </w:p>
-    <w:p>
-      <w:pPr>
-        <w:rPr>
-          <w:rFonts w:ascii="Consolas" w:hAnsi="Consolas" w:cs="Courier New"/>
-        </w:rPr>
-      </w:pPr>
-      <w:r>
-        <w:rPr>
-          <w:rFonts w:ascii="Consolas" w:hAnsi="Consolas" w:cs="Courier New"/>
-        </w:rPr>
-        <w:t>&lt;instruction&gt; = &lt;op&gt; &lt;whitespace&gt;+ &lt;expr&gt;</w:t>
-      </w:r>
-    </w:p>
-    <w:p>
-      <w:pPr>
-        <w:rPr>
-          <w:rFonts w:ascii="Consolas" w:hAnsi="Consolas" w:cs="Courier New"/>
-        </w:rPr>
-      </w:pPr>
-      <w:r>
-        <w:rPr>
-          <w:rFonts w:ascii="Consolas" w:hAnsi="Consolas" w:cs="Courier New"/>
-        </w:rPr>
-        <w:t>&lt;op&gt;          = &lt;ww-op&gt;|&lt;pseudo-op&gt;</w:t>
-      </w:r>
-    </w:p>
-    <w:p>
-      <w:pPr>
-        <w:rPr>
-          <w:rFonts w:ascii="Consolas" w:hAnsi="Consolas" w:cs="Courier New"/>
-        </w:rPr>
-      </w:pPr>
-      <w:r>
-        <w:rPr>
-          <w:rFonts w:ascii="Consolas" w:hAnsi="Consolas" w:cs="Courier New"/>
-        </w:rPr>
-        <w:t xml:space="preserve">&lt;ww-op&gt;       = </w:t>
-      </w:r>
-      <w:proofErr w:type="spellStart"/>
-      <w:r>
-        <w:rPr>
-          <w:rFonts w:ascii="Consolas" w:hAnsi="Consolas" w:cs="Courier New"/>
-        </w:rPr>
-        <w:t>ta|ao</w:t>
-      </w:r>
-      <w:proofErr w:type="spellEnd"/>
-      <w:r>
-        <w:rPr>
-          <w:rFonts w:ascii="Consolas" w:hAnsi="Consolas" w:cs="Courier New"/>
-        </w:rPr>
-        <w:t>|...</w:t>
-      </w:r>
-    </w:p>
-    <w:p>
-      <w:pPr>
-        <w:rPr>
-          <w:rFonts w:ascii="Consolas" w:hAnsi="Consolas" w:cs="Courier New"/>
-        </w:rPr>
-      </w:pPr>
-      <w:r>
-        <w:rPr>
-          <w:rFonts w:ascii="Consolas" w:hAnsi="Consolas" w:cs="Courier New"/>
-        </w:rPr>
-        <w:t xml:space="preserve">&lt;pseudo-op&gt;   </w:t>
-      </w:r>
-      <w:proofErr w:type="gramStart"/>
-      <w:r>
-        <w:rPr>
-          <w:rFonts w:ascii="Consolas" w:hAnsi="Consolas" w:cs="Courier New"/>
-        </w:rPr>
-        <w:t>= .</w:t>
-      </w:r>
-      <w:proofErr w:type="gramEnd"/>
-      <w:r>
-        <w:rPr>
           <w:rFonts w:ascii="Consolas" w:hAnsi="Consolas" w:cs="Courier New"/>
         </w:rPr>
         <w:t>word|.org|...</w:t>
@@ -17477,7 +18226,6 @@
         <w:rPr>
           <w:rFonts w:ascii="Consolas" w:hAnsi="Consolas" w:cs="Courier New"/>
         </w:rPr>
-        <w:lastRenderedPageBreak/>
         <w:t>&lt;operand&gt;     = &lt;comma-expr&gt;</w:t>
       </w:r>
     </w:p>
@@ -21760,7 +22508,7 @@
       <w:rPr>
         <w:noProof/>
       </w:rPr>
-      <w:t>April 4, 2026</w:t>
+      <w:t>April 13, 2026</w:t>
     </w:r>
     <w:r>
       <w:fldChar w:fldCharType="end"/>

--- a/Documentation/Whirlwind-Development-Environment.docx
+++ b/Documentation/Whirlwind-Development-Environment.docx
@@ -21356,6 +21356,276 @@
     <w:p/>
     <w:p>
       <w:pPr>
+        <w:pStyle w:val="PlainText"/>
+        <w:rPr>
+          <w:rFonts w:ascii="Courier New" w:hAnsi="Courier New" w:cs="Courier New"/>
+          <w:sz w:val="16"/>
+          <w:szCs w:val="16"/>
+        </w:rPr>
+      </w:pPr>
+      <w:r>
+        <w:rPr>
+          <w:rFonts w:ascii="Courier New" w:hAnsi="Courier New" w:cs="Courier New"/>
+          <w:sz w:val="16"/>
+          <w:szCs w:val="16"/>
+        </w:rPr>
+        <w:t xml:space="preserve">  --</w:t>
+      </w:r>
+      <w:proofErr w:type="spellStart"/>
+      <w:r>
+        <w:rPr>
+          <w:rFonts w:ascii="Courier New" w:hAnsi="Courier New" w:cs="Courier New"/>
+          <w:sz w:val="16"/>
+          <w:szCs w:val="16"/>
+        </w:rPr>
+        <w:t>LEDbrightness</w:t>
+      </w:r>
+      <w:proofErr w:type="spellEnd"/>
+      <w:r>
+        <w:rPr>
+          <w:rFonts w:ascii="Courier New" w:hAnsi="Courier New" w:cs="Courier New"/>
+          <w:sz w:val="16"/>
+          <w:szCs w:val="16"/>
+        </w:rPr>
+        <w:t xml:space="preserve"> LEDBRIGHTNESS</w:t>
+      </w:r>
+    </w:p>
+    <w:p>
+      <w:pPr>
+        <w:pStyle w:val="PlainText"/>
+        <w:rPr>
+          <w:rFonts w:ascii="Courier New" w:hAnsi="Courier New" w:cs="Courier New"/>
+          <w:sz w:val="16"/>
+          <w:szCs w:val="16"/>
+        </w:rPr>
+      </w:pPr>
+      <w:r>
+        <w:rPr>
+          <w:rFonts w:ascii="Courier New" w:hAnsi="Courier New" w:cs="Courier New"/>
+          <w:sz w:val="16"/>
+          <w:szCs w:val="16"/>
+        </w:rPr>
+        <w:t xml:space="preserve">                        Configure </w:t>
+      </w:r>
+      <w:proofErr w:type="spellStart"/>
+      <w:r>
+        <w:rPr>
+          <w:rFonts w:ascii="Courier New" w:hAnsi="Courier New" w:cs="Courier New"/>
+          <w:sz w:val="16"/>
+          <w:szCs w:val="16"/>
+        </w:rPr>
+        <w:t>MicroWhirlwind</w:t>
+      </w:r>
+      <w:proofErr w:type="spellEnd"/>
+      <w:r>
+        <w:rPr>
+          <w:rFonts w:ascii="Courier New" w:hAnsi="Courier New" w:cs="Courier New"/>
+          <w:sz w:val="16"/>
+          <w:szCs w:val="16"/>
+        </w:rPr>
+        <w:t xml:space="preserve"> LED intensity as three </w:t>
+      </w:r>
+      <w:proofErr w:type="spellStart"/>
+      <w:r>
+        <w:rPr>
+          <w:rFonts w:ascii="Courier New" w:hAnsi="Courier New" w:cs="Courier New"/>
+          <w:sz w:val="16"/>
+          <w:szCs w:val="16"/>
+        </w:rPr>
+        <w:t>ints</w:t>
+      </w:r>
+      <w:proofErr w:type="spellEnd"/>
+      <w:r>
+        <w:rPr>
+          <w:rFonts w:ascii="Courier New" w:hAnsi="Courier New" w:cs="Courier New"/>
+          <w:sz w:val="16"/>
+          <w:szCs w:val="16"/>
+        </w:rPr>
+        <w:t xml:space="preserve">; </w:t>
+      </w:r>
+      <w:proofErr w:type="spellStart"/>
+      <w:r>
+        <w:rPr>
+          <w:rFonts w:ascii="Courier New" w:hAnsi="Courier New" w:cs="Courier New"/>
+          <w:sz w:val="16"/>
+          <w:szCs w:val="16"/>
+        </w:rPr>
+        <w:t>r,w,b</w:t>
+      </w:r>
+      <w:proofErr w:type="spellEnd"/>
+    </w:p>
+    <w:p>
+      <w:pPr>
+        <w:pStyle w:val="PlainText"/>
+        <w:rPr>
+          <w:rFonts w:ascii="Courier New" w:hAnsi="Courier New" w:cs="Courier New"/>
+          <w:sz w:val="16"/>
+          <w:szCs w:val="16"/>
+        </w:rPr>
+      </w:pPr>
+    </w:p>
+    <w:p>
+      <w:pPr>
+        <w:pStyle w:val="PlainText"/>
+        <w:rPr>
+          <w:rFonts w:ascii="Courier New" w:hAnsi="Courier New" w:cs="Courier New"/>
+          <w:sz w:val="16"/>
+          <w:szCs w:val="16"/>
+        </w:rPr>
+      </w:pPr>
+      <w:r>
+        <w:rPr>
+          <w:rFonts w:ascii="Arial" w:hAnsi="Arial" w:cs="Arial"/>
+          <w:sz w:val="20"/>
+          <w:szCs w:val="20"/>
+        </w:rPr>
+        <w:t xml:space="preserve">Using the </w:t>
+      </w:r>
+      <w:r>
+        <w:rPr>
+          <w:rFonts w:ascii="Arial" w:hAnsi="Arial" w:cs="Arial"/>
+          <w:sz w:val="20"/>
+          <w:szCs w:val="20"/>
+        </w:rPr>
+        <w:t>argument</w:t>
+      </w:r>
+      <w:r>
+        <w:rPr>
+          <w:rFonts w:ascii="Courier New" w:hAnsi="Courier New" w:cs="Courier New"/>
+          <w:sz w:val="16"/>
+          <w:szCs w:val="16"/>
+        </w:rPr>
+        <w:t xml:space="preserve"> --</w:t>
+      </w:r>
+      <w:proofErr w:type="spellStart"/>
+      <w:r>
+        <w:rPr>
+          <w:rFonts w:ascii="Courier New" w:hAnsi="Courier New" w:cs="Courier New"/>
+          <w:sz w:val="16"/>
+          <w:szCs w:val="16"/>
+        </w:rPr>
+        <w:t>LEDbrightness</w:t>
+      </w:r>
+      <w:proofErr w:type="spellEnd"/>
+      <w:r>
+        <w:rPr>
+          <w:rFonts w:ascii="Courier New" w:hAnsi="Courier New" w:cs="Courier New"/>
+          <w:sz w:val="16"/>
+          <w:szCs w:val="16"/>
+        </w:rPr>
+        <w:t xml:space="preserve"> </w:t>
+      </w:r>
+      <w:r>
+        <w:rPr>
+          <w:rFonts w:ascii="Courier New" w:hAnsi="Courier New" w:cs="Courier New"/>
+          <w:sz w:val="16"/>
+          <w:szCs w:val="16"/>
+        </w:rPr>
+        <w:t xml:space="preserve">0 </w:t>
+      </w:r>
+      <w:r>
+        <w:t xml:space="preserve"> prints the default LED brightness values</w:t>
+      </w:r>
+    </w:p>
+    <w:p/>
+    <w:p>
+      <w:pPr>
+        <w:pStyle w:val="PlainText"/>
+        <w:rPr>
+          <w:rFonts w:ascii="Courier New" w:hAnsi="Courier New" w:cs="Courier New"/>
+          <w:sz w:val="16"/>
+          <w:szCs w:val="16"/>
+        </w:rPr>
+      </w:pPr>
+      <w:r>
+        <w:rPr>
+          <w:rFonts w:ascii="Courier New" w:hAnsi="Courier New" w:cs="Courier New"/>
+          <w:sz w:val="16"/>
+          <w:szCs w:val="16"/>
+        </w:rPr>
+        <w:t xml:space="preserve">  --</w:t>
+      </w:r>
+      <w:proofErr w:type="spellStart"/>
+      <w:r>
+        <w:rPr>
+          <w:rFonts w:ascii="Courier New" w:hAnsi="Courier New" w:cs="Courier New"/>
+          <w:sz w:val="16"/>
+          <w:szCs w:val="16"/>
+        </w:rPr>
+        <w:t>CRTgeometry</w:t>
+      </w:r>
+      <w:proofErr w:type="spellEnd"/>
+      <w:r>
+        <w:rPr>
+          <w:rFonts w:ascii="Courier New" w:hAnsi="Courier New" w:cs="Courier New"/>
+          <w:sz w:val="16"/>
+          <w:szCs w:val="16"/>
+        </w:rPr>
+        <w:t xml:space="preserve"> CRTGEOMETRY</w:t>
+      </w:r>
+    </w:p>
+    <w:p>
+      <w:pPr>
+        <w:pStyle w:val="PlainText"/>
+        <w:rPr>
+          <w:rFonts w:ascii="Courier New" w:hAnsi="Courier New" w:cs="Courier New"/>
+          <w:sz w:val="16"/>
+          <w:szCs w:val="16"/>
+        </w:rPr>
+      </w:pPr>
+      <w:r>
+        <w:rPr>
+          <w:rFonts w:ascii="Courier New" w:hAnsi="Courier New" w:cs="Courier New"/>
+          <w:sz w:val="16"/>
+          <w:szCs w:val="16"/>
+        </w:rPr>
+        <w:t xml:space="preserve">                Configure x-window screen geometry as &lt;width&gt;x&lt;height&gt;{+-}&lt;</w:t>
+      </w:r>
+      <w:proofErr w:type="spellStart"/>
+      <w:r>
+        <w:rPr>
+          <w:rFonts w:ascii="Courier New" w:hAnsi="Courier New" w:cs="Courier New"/>
+          <w:sz w:val="16"/>
+          <w:szCs w:val="16"/>
+        </w:rPr>
+        <w:t>xoffset</w:t>
+      </w:r>
+      <w:proofErr w:type="spellEnd"/>
+      <w:r>
+        <w:rPr>
+          <w:rFonts w:ascii="Courier New" w:hAnsi="Courier New" w:cs="Courier New"/>
+          <w:sz w:val="16"/>
+          <w:szCs w:val="16"/>
+        </w:rPr>
+        <w:t>&gt;{+-}&lt;</w:t>
+      </w:r>
+      <w:proofErr w:type="spellStart"/>
+      <w:r>
+        <w:rPr>
+          <w:rFonts w:ascii="Courier New" w:hAnsi="Courier New" w:cs="Courier New"/>
+          <w:sz w:val="16"/>
+          <w:szCs w:val="16"/>
+        </w:rPr>
+        <w:t>yoffset</w:t>
+      </w:r>
+      <w:proofErr w:type="spellEnd"/>
+      <w:r>
+        <w:rPr>
+          <w:rFonts w:ascii="Courier New" w:hAnsi="Courier New" w:cs="Courier New"/>
+          <w:sz w:val="16"/>
+          <w:szCs w:val="16"/>
+        </w:rPr>
+        <w:t>&gt;</w:t>
+      </w:r>
+    </w:p>
+    <w:p>
+      <w:r>
+        <w:t>The geometry argument gives the size and position on the screen.  For a dual-CRT, an increasing x offset will shift the windows from the left screen onto the right screen.</w:t>
+      </w:r>
+    </w:p>
+    <w:p/>
+    <w:p>
+      <w:pPr>
         <w:pStyle w:val="Heading3"/>
       </w:pPr>
       <w:bookmarkStart w:id="34" w:name="_Toc187018297"/>
@@ -21830,7 +22100,6 @@
       </w:pPr>
       <w:bookmarkStart w:id="35" w:name="_Toc187018298"/>
       <w:r>
-        <w:lastRenderedPageBreak/>
         <w:t>Specialized</w:t>
       </w:r>
       <w:bookmarkEnd w:id="35"/>
@@ -22074,6 +22343,7 @@
         <w:rPr>
           <w:noProof/>
         </w:rPr>
+        <w:lastRenderedPageBreak/>
         <mc:AlternateContent>
           <mc:Choice Requires="wpc">
             <w:drawing>
@@ -22190,7 +22460,6 @@
     </w:p>
     <w:p>
       <w:r>
-        <w:lastRenderedPageBreak/>
         <w:t>The next block of indicators shows the state of various registers, including Accumulator, B Register, AR and Program Counter.  The row of switches gives a preset value for the Program Counter, used by Start Over (below).  By default, the simulator sets the PC Preset switches to the Jump-To address if there is one in the core file.</w:t>
       </w:r>
     </w:p>
@@ -22357,6 +22626,7 @@
     </w:p>
     <w:p>
       <w:r>
+        <w:lastRenderedPageBreak/>
         <w:t>The Examine button only works when the machine is Stopped, and reads the memory location corresponding to the PC Preset register, leaving the result in the PAR/MDR</w:t>
       </w:r>
       <w:r>
@@ -22491,11 +22761,7 @@
         <w:t>much</w:t>
       </w:r>
       <w:r>
-        <w:t xml:space="preserve"> simpler than conventional raster graphics devices, simply using a pair of D/A converters to position a beam on an x-y oscilloscope display, with a single bit for each ‘scope to turn the beam on and off.  As a result, the WW programmer is responsible for </w:t>
-      </w:r>
-      <w:r>
-        <w:lastRenderedPageBreak/>
-        <w:t>repainting the display often enough to keep the flicker down to an acceptable level.  Real-time programming indeed.</w:t>
+        <w:t xml:space="preserve"> simpler than conventional raster graphics devices, simply using a pair of D/A converters to position a beam on an x-y oscilloscope display, with a single bit for each ‘scope to turn the beam on and off.  As a result, the WW programmer is responsible for repainting the display often enough to keep the flicker down to an acceptable level.  Real-time programming indeed.</w:t>
       </w:r>
     </w:p>
     <w:p>
@@ -22587,7 +22853,11 @@
       </w:r>
       <w:proofErr w:type="spellEnd"/>
       <w:r>
-        <w:t>” hardware interface, which drives one or more analog oscilloscopes, using circuitry much closer to the “real” Whirlwind.</w:t>
+        <w:t xml:space="preserve">” hardware interface, which drives one or more analog oscilloscopes, using circuitry much closer to the “real” </w:t>
+      </w:r>
+      <w:r>
+        <w:lastRenderedPageBreak/>
+        <w:t>Whirlwind.</w:t>
       </w:r>
       <w:r>
         <w:t xml:space="preserve">  This interface also includes a physical Light Gun that senses points drawn on the CRT in the same way the real WW did.</w:t>
@@ -22730,7 +23000,6 @@
       <w:bookmarkStart w:id="50" w:name="_Toc187018310"/>
       <w:proofErr w:type="spellStart"/>
       <w:r>
-        <w:lastRenderedPageBreak/>
         <w:t>wwutd</w:t>
       </w:r>
       <w:proofErr w:type="spellEnd"/>
@@ -22884,7 +23153,7 @@
       <w:rPr>
         <w:noProof/>
       </w:rPr>
-      <w:t>April 25, 2026</w:t>
+      <w:t>May 13, 2026</w:t>
     </w:r>
     <w:r>
       <w:fldChar w:fldCharType="end"/>
@@ -26369,6 +26638,7 @@
   <w:style w:type="character" w:default="1" w:styleId="DefaultParagraphFont">
     <w:name w:val="Default Paragraph Font"/>
     <w:uiPriority w:val="1"/>
+    <w:semiHidden/>
     <w:unhideWhenUsed/>
   </w:style>
   <w:style w:type="table" w:default="1" w:styleId="TableNormal">
